--- a/skills/phong-dieu-duong/assets/nd30-mau-1.5-cong-van.docx
+++ b/skills/phong-dieu-duong/assets/nd30-mau-1.5-cong-van.docx
@@ -1,5 +1,59 @@
 
-<file path=word/document.xml><?xml version="1.0" encoding="utf-8"?>
+<file path=./[Content_Types].xml><?xml version="1.0" encoding="utf-8"?>
+<Types xmlns="http://schemas.openxmlformats.org/package/2006/content-types">
+  <Default Extension="fntdata" ContentType="application/x-fontdata"/>
+  <Default Extension="jpeg" ContentType="image/jpeg"/>
+  <Default Extension="png" ContentType="image/png"/>
+  <Default Extension="rels" ContentType="application/vnd.openxmlformats-package.relationships+xml"/>
+  <Default Extension="xml" ContentType="application/xml"/>
+  <Override PartName="/word/document.xml" ContentType="application/vnd.openxmlformats-officedocument.wordprocessingml.document.main+xml"/>
+  <Override PartName="/word/styles.xml" ContentType="application/vnd.openxmlformats-officedocument.wordprocessingml.styles+xml"/>
+  <Override PartName="/word/header1.xml" ContentType="application/vnd.openxmlformats-officedocument.wordprocessingml.header+xml"/>
+  <Override PartName="/word/theme/theme1.xml" ContentType="application/vnd.openxmlformats-officedocument.theme+xml"/>
+  <Override PartName="/word/settings.xml" ContentType="application/vnd.openxmlformats-officedocument.wordprocessingml.settings+xml"/>
+  <Override PartName="/word/fontTable.xml" ContentType="application/vnd.openxmlformats-officedocument.wordprocessingml.fontTable+xml"/>
+  <Override PartName="/word/header2.xml" ContentType="application/vnd.openxmlformats-officedocument.wordprocessingml.header+xml"/>
+  <Override PartName="/word/numbering.xml" ContentType="application/vnd.openxmlformats-officedocument.wordprocessingml.numbering+xml"/>
+  <Override PartName="/docProps/custom.xml" ContentType="application/vnd.openxmlformats-officedocument.custom-properties+xml"/>
+  <Override PartName="/docProps/core.xml" ContentType="application/vnd.openxmlformats-package.core-properties+xml"/>
+  <Override PartName="/docProps/app.xml" ContentType="application/vnd.openxmlformats-officedocument.extended-properties+xml"/>
+</Types>
+</file>
+
+<file path=./docProps/app.xml><?xml version="1.0" encoding="utf-8"?>
+<Properties xmlns="http://schemas.openxmlformats.org/officeDocument/2006/extended-properties" xmlns:vt="http://schemas.openxmlformats.org/officeDocument/2006/docPropsVTypes">
+  <Template>Normal</Template>
+  <TotalTime>157</TotalTime>
+  <Application>LibreOffice/26.2.4.2$Windows_X86_64 LibreOffice_project/0229ac93fcf0d7cbc6376066c6f35021cef002dc</Application>
+  <AppVersion>15.0000</AppVersion>
+</Properties>
+</file>
+
+<file path=./docProps/core.xml><?xml version="1.0" encoding="utf-8"?>
+<cp:coreProperties xmlns:cp="http://schemas.openxmlformats.org/package/2006/metadata/core-properties" xmlns:dc="http://purl.org/dc/elements/1.1/" xmlns:dcterms="http://purl.org/dc/terms/" xmlns:dcmitype="http://purl.org/dc/dcmitype/" xmlns:xsi="http://www.w3.org/2001/XMLSchema-instance">
+  <dcterms:created xsi:type="dcterms:W3CDTF">2020-03-13T13:22:00Z</dcterms:created>
+  <dc:creator>congbao</dc:creator>
+  <dc:description/>
+  <cp:keywords/>
+  <dc:language>en-US</dc:language>
+  <cp:lastModifiedBy>PC</cp:lastModifiedBy>
+  <cp:lastPrinted>2020-03-14T11:13:00Z</cp:lastPrinted>
+  <dcterms:modified xsi:type="dcterms:W3CDTF">2020-11-10T13:59:00Z</dcterms:modified>
+  <cp:revision>70</cp:revision>
+  <dc:subject/>
+  <dc:title>Số 215 + 216                                                                  Ngày 08 tháng 3 năm 2007</dc:title>
+</cp:coreProperties>
+</file>
+
+<file path=./docProps/custom.xml><?xml version="1.0" encoding="utf-8"?>
+<Properties xmlns="http://schemas.openxmlformats.org/officeDocument/2006/custom-properties" xmlns:vt="http://schemas.openxmlformats.org/officeDocument/2006/docPropsVTypes">
+  <property fmtid="{D5CDD505-2E9C-101B-9397-08002B2CF9AE}" pid="2" name="MTEquationNumber2">
+    <vt:lpwstr>(#S1.#E1)</vt:lpwstr>
+  </property>
+</Properties>
+</file>
+
+<file path=./word/document.xml><?xml version="1.0" encoding="utf-8"?>
 <w:document xmlns:o="urn:schemas-microsoft-com:office:office" xmlns:r="http://schemas.openxmlformats.org/officeDocument/2006/relationships" xmlns:v="urn:schemas-microsoft-com:vml" xmlns:w="http://schemas.openxmlformats.org/wordprocessingml/2006/main" xmlns:w10="urn:schemas-microsoft-com:office:word" xmlns:wp="http://schemas.openxmlformats.org/drawingml/2006/wordprocessingDrawing" xmlns:pic="http://schemas.openxmlformats.org/drawingml/2006/picture" xmlns:wps="http://schemas.microsoft.com/office/word/2010/wordprocessingShape" xmlns:wpg="http://schemas.microsoft.com/office/word/2010/wordprocessingGroup" xmlns:mc="http://schemas.openxmlformats.org/markup-compatibility/2006" xmlns:wp14="http://schemas.microsoft.com/office/word/2010/wordprocessingDrawing" xmlns:w14="http://schemas.microsoft.com/office/word/2010/wordml" xmlns:w15="http://schemas.microsoft.com/office/word/2012/wordml">
   <w:body>
     <w:tbl>
@@ -1739,7 +1793,261 @@
 </w:document>
 </file>
 
-<file path=word/header1.xml><?xml version="1.0" encoding="utf-8"?>
+<file path=./word/fontTable.xml><?xml version="1.0" encoding="utf-8"?>
+<w:fonts xmlns:w="http://schemas.openxmlformats.org/wordprocessingml/2006/main" xmlns:r="http://schemas.openxmlformats.org/officeDocument/2006/relationships">
+  <w:font w:name="Times New Roman">
+    <w:family w:val="roman"/>
+    <w:pitch w:val="variable"/>
+  </w:font>
+  <w:font w:name="Symbol">
+    <w:family w:val="roman"/>
+    <w:pitch w:val="variable"/>
+  </w:font>
+  <w:font w:name="Arial">
+    <w:family w:val="swiss"/>
+    <w:pitch w:val="variable"/>
+  </w:font>
+  <w:font w:name="Liberation Serif">
+    <w:altName w:val="Times New Roman"/>
+    <w:family w:val="roman"/>
+    <w:pitch w:val="variable"/>
+  </w:font>
+  <w:font w:name=".VnTimeH">
+    <w:altName w:val="Courier New"/>
+    <w:family w:val="swiss"/>
+    <w:pitch w:val="variable"/>
+  </w:font>
+  <w:font w:name=".VnTime">
+    <w:altName w:val="Courier New"/>
+    <w:family w:val="swiss"/>
+    <w:pitch w:val="variable"/>
+  </w:font>
+  <w:font w:name="Courier New">
+    <w:family w:val="modern"/>
+    <w:pitch w:val="default"/>
+  </w:font>
+  <w:font w:name="Wingdings">
+    <w:family w:val="auto"/>
+    <w:pitch w:val="variable"/>
+  </w:font>
+  <w:font w:name="Tahoma">
+    <w:family w:val="swiss"/>
+    <w:pitch w:val="variable"/>
+  </w:font>
+  <w:font w:name="Calibri">
+    <w:family w:val="swiss"/>
+    <w:pitch w:val="variable"/>
+  </w:font>
+  <w:font w:name="VNI-Times">
+    <w:family w:val="auto"/>
+    <w:pitch w:val="variable"/>
+  </w:font>
+  <w:font w:name=".VnAvant">
+    <w:altName w:val="Courier New"/>
+    <w:family w:val="swiss"/>
+    <w:pitch w:val="variable"/>
+  </w:font>
+  <w:font w:name="Muc mon">
+    <w:altName w:val="Times New Roman"/>
+    <w:family w:val="roman"/>
+    <w:pitch w:val="default"/>
+  </w:font>
+  <w:font w:name=".VnCourier NewH">
+    <w:altName w:val="Courier New"/>
+    <w:family w:val="roman"/>
+    <w:pitch w:val="variable"/>
+  </w:font>
+  <w:font w:name=".VnGothic">
+    <w:altName w:val="Courier New"/>
+    <w:family w:val="swiss"/>
+    <w:pitch w:val="variable"/>
+  </w:font>
+  <w:font w:name=".VnCentury Schoolbook">
+    <w:altName w:val="Courier New"/>
+    <w:family w:val="swiss"/>
+    <w:pitch w:val="variable"/>
+  </w:font>
+  <w:font w:name=".VnAvantH">
+    <w:altName w:val="Courier New"/>
+    <w:family w:val="swiss"/>
+    <w:pitch w:val="variable"/>
+  </w:font>
+  <w:font w:name=".VnCentury SchoolbookH">
+    <w:altName w:val="Courier New"/>
+    <w:family w:val="swiss"/>
+    <w:pitch w:val="variable"/>
+  </w:font>
+  <w:font w:name=".VnHelvetIns">
+    <w:altName w:val="Courier New"/>
+    <w:family w:val="swiss"/>
+    <w:pitch w:val="variable"/>
+  </w:font>
+  <w:font w:name=".VnArial">
+    <w:altName w:val="Courier New"/>
+    <w:family w:val="swiss"/>
+    <w:pitch w:val="variable"/>
+  </w:font>
+  <w:font w:name=".VnHelvetInsH">
+    <w:altName w:val="Courier New"/>
+    <w:family w:val="swiss"/>
+    <w:pitch w:val="variable"/>
+  </w:font>
+  <w:font w:name=".VnArialH">
+    <w:altName w:val="Courier New"/>
+    <w:family w:val="swiss"/>
+    <w:pitch w:val="variable"/>
+  </w:font>
+  <w:font w:name="Arial Unicode MS">
+    <w:family w:val="swiss"/>
+    <w:pitch w:val="variable"/>
+  </w:font>
+  <w:font w:name="Cambria">
+    <w:family w:val="roman"/>
+    <w:pitch w:val="variable"/>
+  </w:font>
+  <w:font w:name="Verdana">
+    <w:family w:val="swiss"/>
+    <w:pitch w:val="variable"/>
+  </w:font>
+  <w:font w:name="Arial Narrow">
+    <w:family w:val="swiss"/>
+    <w:pitch w:val="variable"/>
+  </w:font>
+  <w:font w:name="Consolas">
+    <w:family w:val="modern"/>
+    <w:pitch w:val="default"/>
+  </w:font>
+  <w:font w:name="Microsoft Sans Serif">
+    <w:family w:val="swiss"/>
+    <w:pitch w:val="variable"/>
+  </w:font>
+  <w:font w:name="Arial Black">
+    <w:family w:val="swiss"/>
+    <w:pitch w:val="variable"/>
+  </w:font>
+  <w:font w:name="Trebuchet MS">
+    <w:family w:val="swiss"/>
+    <w:pitch w:val="variable"/>
+  </w:font>
+  <w:font w:name="Century Gothic">
+    <w:family w:val="swiss"/>
+    <w:pitch w:val="variable"/>
+  </w:font>
+  <w:font w:name="Garamond">
+    <w:family w:val="roman"/>
+    <w:pitch w:val="variable"/>
+  </w:font>
+  <w:font w:name="Georgia">
+    <w:family w:val="roman"/>
+    <w:pitch w:val="variable"/>
+  </w:font>
+  <w:font w:name="Calibri Light">
+    <w:family w:val="swiss"/>
+    <w:pitch w:val="variable"/>
+  </w:font>
+  <w:font w:name="VNTime">
+    <w:family w:val="auto"/>
+    <w:pitch w:val="variable"/>
+  </w:font>
+  <w:font w:name="Times New Roman Bold">
+    <w:altName w:val="Times New Roman"/>
+    <w:family w:val="roman"/>
+    <w:pitch w:val="default"/>
+  </w:font>
+  <w:font w:name="PdTime">
+    <w:altName w:val="Arial Narrow"/>
+    <w:family w:val="swiss"/>
+    <w:pitch w:val="variable"/>
+  </w:font>
+  <w:font w:name=".VnArial Narrow">
+    <w:altName w:val="Courier New"/>
+    <w:family w:val="swiss"/>
+    <w:pitch w:val="variable"/>
+  </w:font>
+  <w:font w:name="Arial">
+    <w:family w:val="swiss"/>
+    <w:pitch w:val="default"/>
+  </w:font>
+  <w:font w:name="PdTimeH">
+    <w:altName w:val="Arial Narrow"/>
+    <w:family w:val="swiss"/>
+    <w:pitch w:val="variable"/>
+  </w:font>
+  <w:font w:name=".VnVogue">
+    <w:altName w:val="Courier New"/>
+    <w:family w:val="swiss"/>
+    <w:pitch w:val="variable"/>
+  </w:font>
+  <w:font w:name=".VnBlackH">
+    <w:altName w:val="Courier New"/>
+    <w:family w:val="swiss"/>
+    <w:pitch w:val="variable"/>
+  </w:font>
+  <w:font w:name="VnHelveticaU">
+    <w:family w:val="swiss"/>
+    <w:pitch w:val="variable"/>
+  </w:font>
+  <w:font w:name="VnHelvetica">
+    <w:altName w:val="Arial"/>
+    <w:family w:val="auto"/>
+    <w:pitch w:val="variable"/>
+  </w:font>
+  <w:font w:name="Caslon 540 LT Std">
+    <w:family w:val="roman"/>
+    <w:pitch w:val="variable"/>
+  </w:font>
+  <w:font w:name="Myriad Pro Light">
+    <w:altName w:val="Arial"/>
+    <w:family w:val="swiss"/>
+    <w:pitch w:val="variable"/>
+  </w:font>
+  <w:font w:name=".VnCourier">
+    <w:altName w:val="Courier New"/>
+    <w:family w:val="swiss"/>
+    <w:pitch w:val="variable"/>
+  </w:font>
+  <w:font w:name="VNI Times">
+    <w:family w:val="auto"/>
+    <w:pitch w:val="variable"/>
+  </w:font>
+  <w:font w:name="VNSVNI2">
+    <w:altName w:val="Courier New"/>
+    <w:family w:val="auto"/>
+    <w:pitch w:val="variable"/>
+  </w:font>
+  <w:font w:name=".VnClarendonH">
+    <w:altName w:val="Courier New"/>
+    <w:family w:val="swiss"/>
+    <w:pitch w:val="variable"/>
+  </w:font>
+  <w:font w:name="VNAvantH">
+    <w:altName w:val="Arial"/>
+    <w:family w:val="swiss"/>
+    <w:pitch w:val="variable"/>
+  </w:font>
+  <w:font w:name="Vn Arial HBold">
+    <w:altName w:val="Times New Roman"/>
+    <w:family w:val="auto"/>
+    <w:pitch w:val="default"/>
+  </w:font>
+  <w:font w:name="Batang">
+    <w:altName w:val="바탕"/>
+    <w:family w:val="auto"/>
+    <w:pitch w:val="default"/>
+  </w:font>
+  <w:font w:name=".VnVogueH">
+    <w:altName w:val="Courier New"/>
+    <w:family w:val="swiss"/>
+    <w:pitch w:val="variable"/>
+  </w:font>
+  <w:font w:name="Courier New">
+    <w:family w:val="modern"/>
+    <w:pitch w:val="fixed"/>
+  </w:font>
+</w:fonts>
+</file>
+
+<file path=./word/header1.xml><?xml version="1.0" encoding="utf-8"?>
 <w:hdr xmlns:o="urn:schemas-microsoft-com:office:office" xmlns:r="http://schemas.openxmlformats.org/officeDocument/2006/relationships" xmlns:v="urn:schemas-microsoft-com:vml" xmlns:w="http://schemas.openxmlformats.org/wordprocessingml/2006/main" xmlns:w10="urn:schemas-microsoft-com:office:word" xmlns:wp="http://schemas.openxmlformats.org/drawingml/2006/wordprocessingDrawing" xmlns:pic="http://schemas.openxmlformats.org/drawingml/2006/picture" xmlns:wps="http://schemas.microsoft.com/office/word/2010/wordprocessingShape" xmlns:wpg="http://schemas.microsoft.com/office/word/2010/wordprocessingGroup" xmlns:mc="http://schemas.openxmlformats.org/markup-compatibility/2006" xmlns:wp14="http://schemas.microsoft.com/office/word/2010/wordprocessingDrawing" xmlns:w14="http://schemas.microsoft.com/office/word/2010/wordml" xmlns:w15="http://schemas.microsoft.com/office/word/2012/wordml">
   <w:p>
     <w:pPr>
@@ -1924,7 +2232,7 @@
 </w:hdr>
 </file>
 
-<file path=word/header2.xml><?xml version="1.0" encoding="utf-8"?>
+<file path=./word/header2.xml><?xml version="1.0" encoding="utf-8"?>
 <w:hdr xmlns:o="urn:schemas-microsoft-com:office:office" xmlns:r="http://schemas.openxmlformats.org/officeDocument/2006/relationships" xmlns:v="urn:schemas-microsoft-com:vml" xmlns:w="http://schemas.openxmlformats.org/wordprocessingml/2006/main" xmlns:w10="urn:schemas-microsoft-com:office:word" xmlns:wp="http://schemas.openxmlformats.org/drawingml/2006/wordprocessingDrawing" xmlns:pic="http://schemas.openxmlformats.org/drawingml/2006/picture" xmlns:wps="http://schemas.microsoft.com/office/word/2010/wordprocessingShape" xmlns:wpg="http://schemas.microsoft.com/office/word/2010/wordprocessingGroup" xmlns:mc="http://schemas.openxmlformats.org/markup-compatibility/2006" xmlns:wp14="http://schemas.microsoft.com/office/word/2010/wordprocessingDrawing" xmlns:w14="http://schemas.microsoft.com/office/word/2010/wordml" xmlns:w15="http://schemas.microsoft.com/office/word/2012/wordml">
   <w:p>
     <w:pPr>
@@ -1938,7 +2246,7 @@
 </w:hdr>
 </file>
 
-<file path=word/numbering.xml><?xml version="1.0" encoding="utf-8"?>
+<file path=./word/numbering.xml><?xml version="1.0" encoding="utf-8"?>
 <w:numbering xmlns:w="http://schemas.openxmlformats.org/wordprocessingml/2006/main" xmlns:o="urn:schemas-microsoft-com:office:office" xmlns:r="http://schemas.openxmlformats.org/officeDocument/2006/relationships" xmlns:v="urn:schemas-microsoft-com:vml" xmlns:mc="http://schemas.openxmlformats.org/markup-compatibility/2006" xmlns:w14="http://schemas.microsoft.com/office/word/2010/wordml">
   <w:abstractNum w:abstractNumId="1">
     <w:lvl w:ilvl="0">
@@ -4100,7 +4408,21 @@
 </w:numbering>
 </file>
 
-<file path=word/styles.xml><?xml version="1.0" encoding="utf-8"?>
+<file path=./word/settings.xml><?xml version="1.0" encoding="utf-8"?>
+<w:settings xmlns:w="http://schemas.openxmlformats.org/wordprocessingml/2006/main">
+  <w:zoom w:percent="100"/>
+  <w:defaultTabStop w:val="709"/>
+  <w:autoHyphenation w:val="true"/>
+  <w:hyphenationZone w:val="0"/>
+  <w:evenAndOddHeaders/>
+  <w:compat>
+    <w:doNotBreakWrappedTables/>
+    <w:compatSetting w:name="compatibilityMode" w:uri="http://schemas.microsoft.com/office/word" w:val="11"/>
+  </w:compat>
+</w:settings>
+</file>
+
+<file path=./word/styles.xml><?xml version="1.0" encoding="utf-8"?>
 <w:styles xmlns:w="http://schemas.openxmlformats.org/wordprocessingml/2006/main" xmlns:w14="http://schemas.microsoft.com/office/word/2010/wordml" xmlns:mc="http://schemas.openxmlformats.org/markup-compatibility/2006">
   <w:docDefaults>
     <w:rPrDefault>
@@ -41450,7 +41772,7 @@
 </w:styles>
 </file>
 
-<file path=word/theme/theme1.xml><?xml version="1.0" encoding="utf-8"?>
+<file path=./word/theme/theme1.xml><?xml version="1.0" encoding="utf-8"?>
 <a:theme xmlns:a="http://schemas.openxmlformats.org/drawingml/2006/main" xmlns:r="http://schemas.openxmlformats.org/officeDocument/2006/relationships" name="Office">
   <a:themeElements>
     <a:clrScheme name="LibreOffice">

--- a/skills/phong-dieu-duong/assets/nd30-mau-1.5-cong-van.docx
+++ b/skills/phong-dieu-duong/assets/nd30-mau-1.5-cong-van.docx
@@ -1,59 +1,5 @@
 
-<file path=./[Content_Types].xml><?xml version="1.0" encoding="utf-8"?>
-<Types xmlns="http://schemas.openxmlformats.org/package/2006/content-types">
-  <Default Extension="fntdata" ContentType="application/x-fontdata"/>
-  <Default Extension="jpeg" ContentType="image/jpeg"/>
-  <Default Extension="png" ContentType="image/png"/>
-  <Default Extension="rels" ContentType="application/vnd.openxmlformats-package.relationships+xml"/>
-  <Default Extension="xml" ContentType="application/xml"/>
-  <Override PartName="/word/document.xml" ContentType="application/vnd.openxmlformats-officedocument.wordprocessingml.document.main+xml"/>
-  <Override PartName="/word/styles.xml" ContentType="application/vnd.openxmlformats-officedocument.wordprocessingml.styles+xml"/>
-  <Override PartName="/word/header1.xml" ContentType="application/vnd.openxmlformats-officedocument.wordprocessingml.header+xml"/>
-  <Override PartName="/word/theme/theme1.xml" ContentType="application/vnd.openxmlformats-officedocument.theme+xml"/>
-  <Override PartName="/word/settings.xml" ContentType="application/vnd.openxmlformats-officedocument.wordprocessingml.settings+xml"/>
-  <Override PartName="/word/fontTable.xml" ContentType="application/vnd.openxmlformats-officedocument.wordprocessingml.fontTable+xml"/>
-  <Override PartName="/word/header2.xml" ContentType="application/vnd.openxmlformats-officedocument.wordprocessingml.header+xml"/>
-  <Override PartName="/word/numbering.xml" ContentType="application/vnd.openxmlformats-officedocument.wordprocessingml.numbering+xml"/>
-  <Override PartName="/docProps/custom.xml" ContentType="application/vnd.openxmlformats-officedocument.custom-properties+xml"/>
-  <Override PartName="/docProps/core.xml" ContentType="application/vnd.openxmlformats-package.core-properties+xml"/>
-  <Override PartName="/docProps/app.xml" ContentType="application/vnd.openxmlformats-officedocument.extended-properties+xml"/>
-</Types>
-</file>
-
-<file path=./docProps/app.xml><?xml version="1.0" encoding="utf-8"?>
-<Properties xmlns="http://schemas.openxmlformats.org/officeDocument/2006/extended-properties" xmlns:vt="http://schemas.openxmlformats.org/officeDocument/2006/docPropsVTypes">
-  <Template>Normal</Template>
-  <TotalTime>157</TotalTime>
-  <Application>LibreOffice/26.2.4.2$Windows_X86_64 LibreOffice_project/0229ac93fcf0d7cbc6376066c6f35021cef002dc</Application>
-  <AppVersion>15.0000</AppVersion>
-</Properties>
-</file>
-
-<file path=./docProps/core.xml><?xml version="1.0" encoding="utf-8"?>
-<cp:coreProperties xmlns:cp="http://schemas.openxmlformats.org/package/2006/metadata/core-properties" xmlns:dc="http://purl.org/dc/elements/1.1/" xmlns:dcterms="http://purl.org/dc/terms/" xmlns:dcmitype="http://purl.org/dc/dcmitype/" xmlns:xsi="http://www.w3.org/2001/XMLSchema-instance">
-  <dcterms:created xsi:type="dcterms:W3CDTF">2020-03-13T13:22:00Z</dcterms:created>
-  <dc:creator>congbao</dc:creator>
-  <dc:description/>
-  <cp:keywords/>
-  <dc:language>en-US</dc:language>
-  <cp:lastModifiedBy>PC</cp:lastModifiedBy>
-  <cp:lastPrinted>2020-03-14T11:13:00Z</cp:lastPrinted>
-  <dcterms:modified xsi:type="dcterms:W3CDTF">2020-11-10T13:59:00Z</dcterms:modified>
-  <cp:revision>70</cp:revision>
-  <dc:subject/>
-  <dc:title>Số 215 + 216                                                                  Ngày 08 tháng 3 năm 2007</dc:title>
-</cp:coreProperties>
-</file>
-
-<file path=./docProps/custom.xml><?xml version="1.0" encoding="utf-8"?>
-<Properties xmlns="http://schemas.openxmlformats.org/officeDocument/2006/custom-properties" xmlns:vt="http://schemas.openxmlformats.org/officeDocument/2006/docPropsVTypes">
-  <property fmtid="{D5CDD505-2E9C-101B-9397-08002B2CF9AE}" pid="2" name="MTEquationNumber2">
-    <vt:lpwstr>(#S1.#E1)</vt:lpwstr>
-  </property>
-</Properties>
-</file>
-
-<file path=./word/document.xml><?xml version="1.0" encoding="utf-8"?>
+<file path=word/document.xml><?xml version="1.0" encoding="utf-8"?>
 <w:document xmlns:o="urn:schemas-microsoft-com:office:office" xmlns:r="http://schemas.openxmlformats.org/officeDocument/2006/relationships" xmlns:v="urn:schemas-microsoft-com:vml" xmlns:w="http://schemas.openxmlformats.org/wordprocessingml/2006/main" xmlns:w10="urn:schemas-microsoft-com:office:word" xmlns:wp="http://schemas.openxmlformats.org/drawingml/2006/wordprocessingDrawing" xmlns:pic="http://schemas.openxmlformats.org/drawingml/2006/picture" xmlns:wps="http://schemas.microsoft.com/office/word/2010/wordprocessingShape" xmlns:wpg="http://schemas.microsoft.com/office/word/2010/wordprocessingGroup" xmlns:mc="http://schemas.openxmlformats.org/markup-compatibility/2006" xmlns:wp14="http://schemas.microsoft.com/office/word/2010/wordprocessingDrawing" xmlns:w14="http://schemas.microsoft.com/office/word/2010/wordml" xmlns:w15="http://schemas.microsoft.com/office/word/2012/wordml">
   <w:body>
     <w:tbl>
@@ -109,7 +55,7 @@
                 <w:vertAlign w:val="superscript"/>
                 <w:lang w:eastAsia="vi-VN"/>
               </w:rPr>
-              <w:t>{{SO_LIEU}}</w:t>
+              <w:t>1</w:t>
             </w:r>
           </w:p>
           <w:p>
@@ -119,7 +65,14 @@
               <w:spacing w:lineRule="exact" w:line="390" w:before="0" w:after="0"/>
               <w:ind w:hanging="0" w:end="0"/>
               <w:jc w:val="center"/>
-              <w:rPr/>
+              <w:rPr>
+                <w:rStyle w:val="Other"/>
+                <w:b/>
+                <w:bCs/>
+                <w:color w:val="000000"/>
+                <w:vertAlign w:val="superscript"/>
+                <w:lang w:eastAsia="vi-VN"/>
+              </w:rPr>
             </w:pPr>
             <w:r>
               <w:rPr>
@@ -140,7 +93,7 @@
                 <w:vertAlign w:val="superscript"/>
                 <w:lang w:eastAsia="vi-VN"/>
               </w:rPr>
-              <w:t>{{SO_LIEU}}</w:t>
+              <w:t>2</w:t>
             </w:r>
           </w:p>
           <w:p>
@@ -152,10 +105,7 @@
               <w:jc w:val="center"/>
               <w:rPr>
                 <w:rStyle w:val="Other"/>
-                <w:b/>
-                <w:bCs/>
                 <w:color w:val="000000"/>
-                <w:vertAlign w:val="superscript"/>
                 <w:lang w:eastAsia="vi-VN"/>
               </w:rPr>
             </w:pPr>
@@ -250,7 +200,7 @@
                 <w:vertAlign w:val="superscript"/>
                 <w:lang w:eastAsia="vi-VN"/>
               </w:rPr>
-              <w:t>{{SO_LIEU}}</w:t>
+              <w:t>3</w:t>
             </w:r>
             <w:r>
               <w:rPr>
@@ -267,7 +217,7 @@
                 <w:vertAlign w:val="superscript"/>
                 <w:lang w:eastAsia="vi-VN"/>
               </w:rPr>
-              <w:t>{{SO_LIEU}}</w:t>
+              <w:t>4</w:t>
             </w:r>
             <w:r>
               <w:rPr>
@@ -302,7 +252,7 @@
                 <w:vertAlign w:val="superscript"/>
                 <w:lang w:eastAsia="vi-VN"/>
               </w:rPr>
-              <w:t>{{SO_LIEU}}</w:t>
+              <w:t>6</w:t>
             </w:r>
             <w:r>
               <w:rPr>
@@ -326,7 +276,13 @@
               <w:spacing w:lineRule="exact" w:line="390" w:before="0" w:after="0"/>
               <w:ind w:firstLine="180" w:end="0"/>
               <w:jc w:val="center"/>
-              <w:rPr/>
+              <w:rPr>
+                <w:rStyle w:val="Other"/>
+                <w:b/>
+                <w:bCs/>
+                <w:color w:val="000000"/>
+                <w:lang w:eastAsia="vi-VN"/>
+              </w:rPr>
             </w:pPr>
             <w:r>
               <w:rPr>
@@ -346,7 +302,13 @@
               <w:spacing w:lineRule="exact" w:line="390" w:before="0" w:after="0"/>
               <w:ind w:firstLine="180" w:end="0"/>
               <w:jc w:val="center"/>
-              <w:rPr/>
+              <w:rPr>
+                <w:rStyle w:val="Other"/>
+                <w:b/>
+                <w:bCs/>
+                <w:color w:val="000000"/>
+                <w:lang w:eastAsia="vi-VN"/>
+              </w:rPr>
             </w:pPr>
             <w:r>
               <w:rPr>
@@ -368,12 +330,10 @@
               <w:jc w:val="right"/>
               <w:rPr>
                 <w:rStyle w:val="Other"/>
-                <w:b/>
-                <w:bCs/>
                 <w:i/>
                 <w:iCs/>
                 <w:color w:val="000000"/>
-                <w:lang w:val="en-US" w:eastAsia="vi-VN"/>
+                <w:lang w:eastAsia="vi-VN"/>
               </w:rPr>
             </w:pPr>
             <w:r>
@@ -467,7 +427,7 @@
                 <w:vertAlign w:val="superscript"/>
                 <w:lang w:eastAsia="vi-VN"/>
               </w:rPr>
-              <w:t>{{SO_LIEU}}</w:t>
+              <w:t>5</w:t>
             </w:r>
             <w:r>
               <w:rPr>
@@ -514,7 +474,16 @@
         </w:tabs>
         <w:spacing w:lineRule="exact" w:line="390"/>
         <w:ind w:firstLine="2268" w:end="0"/>
-        <w:rPr/>
+        <w:rPr>
+          <w:rStyle w:val="Heading21"/>
+          <w:rFonts w:ascii="Times New Roman" w:hAnsi="Times New Roman" w:cs="Times New Roman"/>
+          <w:b w:val="false"/>
+          <w:bCs w:val="false"/>
+          <w:color w:val="000000"/>
+          <w:sz w:val="28"/>
+          <w:szCs w:val="28"/>
+          <w:lang w:eastAsia="vi-VN"/>
+        </w:rPr>
       </w:pPr>
       <w:r>
         <w:rPr>
@@ -554,7 +523,16 @@
         <w:spacing w:lineRule="exact" w:line="390"/>
         <w:ind w:firstLine="1276" w:end="0"/>
         <w:jc w:val="center"/>
-        <w:rPr/>
+        <w:rPr>
+          <w:rStyle w:val="Heading21"/>
+          <w:rFonts w:ascii="Times New Roman" w:hAnsi="Times New Roman" w:cs="Times New Roman"/>
+          <w:b w:val="false"/>
+          <w:bCs w:val="false"/>
+          <w:color w:val="000000"/>
+          <w:sz w:val="28"/>
+          <w:szCs w:val="28"/>
+          <w:lang w:eastAsia="vi-VN"/>
+        </w:rPr>
       </w:pPr>
       <w:r>
         <w:rPr>
@@ -617,14 +595,10 @@
         <w:spacing w:lineRule="exact" w:line="390"/>
         <w:jc w:val="center"/>
         <w:rPr>
-          <w:rStyle w:val="Heading21"/>
           <w:rFonts w:ascii="Times New Roman" w:hAnsi="Times New Roman" w:cs="Times New Roman"/>
-          <w:b w:val="false"/>
-          <w:bCs w:val="false"/>
           <w:color w:val="000000"/>
           <w:sz w:val="28"/>
           <w:szCs w:val="28"/>
-          <w:lang w:eastAsia="vi-VN"/>
         </w:rPr>
       </w:pPr>
       <w:r>
@@ -664,7 +638,7 @@
           <w:vertAlign w:val="superscript"/>
           <w:lang w:eastAsia="vi-VN"/>
         </w:rPr>
-        <w:t>{{SO_LIEU}}</w:t>
+        <w:t>7</w:t>
       </w:r>
       <w:r>
         <w:rPr>
@@ -706,7 +680,13 @@
         <w:pStyle w:val="Normal"/>
         <w:widowControl w:val="false"/>
         <w:spacing w:lineRule="exact" w:line="390"/>
-        <w:rPr/>
+        <w:rPr>
+          <w:rStyle w:val="Heading21"/>
+          <w:b w:val="false"/>
+          <w:bCs w:val="false"/>
+          <w:color w:val="000000"/>
+          <w:lang w:eastAsia="vi-VN"/>
+        </w:rPr>
       </w:pPr>
       <w:r>
         <w:rPr>
@@ -724,7 +704,13 @@
         <w:pStyle w:val="Normal"/>
         <w:widowControl w:val="false"/>
         <w:spacing w:lineRule="exact" w:line="390"/>
-        <w:rPr/>
+        <w:rPr>
+          <w:rStyle w:val="Heading21"/>
+          <w:b w:val="false"/>
+          <w:bCs w:val="false"/>
+          <w:color w:val="000000"/>
+          <w:lang w:eastAsia="vi-VN"/>
+        </w:rPr>
       </w:pPr>
       <w:r>
         <w:rPr>
@@ -812,7 +798,12 @@
               </w:tabs>
               <w:spacing w:lineRule="exact" w:line="390"/>
               <w:ind w:hanging="0" w:end="0"/>
-              <w:rPr/>
+              <w:rPr>
+                <w:rStyle w:val="Bodytext2"/>
+                <w:b w:val="false"/>
+                <w:color w:val="000000"/>
+                <w:lang w:eastAsia="vi-VN"/>
+              </w:rPr>
             </w:pPr>
             <w:r>
               <w:rPr>
@@ -905,7 +896,7 @@
                 <w:vertAlign w:val="superscript"/>
                 <w:lang w:eastAsia="vi-VN"/>
               </w:rPr>
-              <w:t>{{SO_LIEU}}</w:t>
+              <w:t>8</w:t>
             </w:r>
             <w:r>
               <w:rPr>
@@ -926,7 +917,7 @@
                 <w:vertAlign w:val="superscript"/>
                 <w:lang w:eastAsia="vi-VN"/>
               </w:rPr>
-              <w:t>{{SO_LIEU}}</w:t>
+              <w:t>9</w:t>
             </w:r>
             <w:r>
               <w:rPr>
@@ -950,7 +941,6 @@
               <w:spacing w:lineRule="exact" w:line="390"/>
               <w:rPr>
                 <w:rFonts w:ascii="Times New Roman" w:hAnsi="Times New Roman" w:cs="Times New Roman"/>
-                <w:b w:val="false"/>
                 <w:color w:val="000000"/>
                 <w:sz w:val="28"/>
                 <w:szCs w:val="28"/>
@@ -1108,7 +1098,7 @@
           <w:color w:val="000000"/>
           <w:sz w:val="28"/>
           <w:szCs w:val="28"/>
-          <w:lang w:val="en-US" w:eastAsia="vi-VN"/>
+          <w:lang w:eastAsia="vi-VN"/>
         </w:rPr>
       </w:pPr>
       <w:r>
@@ -1217,7 +1207,7 @@
           <w:vertAlign w:val="superscript"/>
           <w:lang w:eastAsia="vi-VN"/>
         </w:rPr>
-        <w:t>{{SO_LIEU}}</w:t>
+        <w:t>10</w:t>
       </w:r>
       <w:r>
         <w:rPr>
@@ -1294,14 +1284,13 @@
         <w:ind w:hanging="0" w:start="0" w:end="0"/>
         <w:rPr>
           <w:rStyle w:val="Footnote"/>
-          <w:b/>
           <w:bCs/>
           <w:i/>
           <w:iCs/>
           <w:color w:val="000000"/>
           <w:sz w:val="28"/>
           <w:szCs w:val="28"/>
-          <w:lang w:val="en-US" w:eastAsia="vi-VN"/>
+          <w:lang w:eastAsia="vi-VN"/>
         </w:rPr>
       </w:pPr>
       <w:r>
@@ -1414,7 +1403,7 @@
           <w:szCs w:val="24"/>
           <w:vertAlign w:val="superscript"/>
         </w:rPr>
-        <w:t xml:space="preserve">{{SO_LIEU}}</w:t>
+        <w:t xml:space="preserve">1 </w:t>
       </w:r>
       <w:r>
         <w:rPr>
@@ -1449,7 +1438,7 @@
           <w:vertAlign w:val="superscript"/>
           <w:lang w:eastAsia="vi-VN"/>
         </w:rPr>
-        <w:t xml:space="preserve">{{SO_LIEU}}</w:t>
+        <w:t xml:space="preserve">2 </w:t>
       </w:r>
       <w:r>
         <w:rPr>
@@ -1486,7 +1475,7 @@
           <w:vertAlign w:val="superscript"/>
           <w:lang w:eastAsia="vi-VN"/>
         </w:rPr>
-        <w:t xml:space="preserve">{{SO_LIEU}}</w:t>
+        <w:t xml:space="preserve">3 </w:t>
       </w:r>
       <w:r>
         <w:rPr>
@@ -1523,7 +1512,7 @@
           <w:vertAlign w:val="superscript"/>
           <w:lang w:eastAsia="vi-VN"/>
         </w:rPr>
-        <w:t xml:space="preserve">{{SO_LIEU}}</w:t>
+        <w:t xml:space="preserve">4 </w:t>
       </w:r>
       <w:r>
         <w:rPr>
@@ -1560,7 +1549,7 @@
           <w:vertAlign w:val="superscript"/>
           <w:lang w:eastAsia="vi-VN"/>
         </w:rPr>
-        <w:t xml:space="preserve">{{SO_LIEU}}</w:t>
+        <w:t xml:space="preserve">5 </w:t>
       </w:r>
       <w:r>
         <w:rPr>
@@ -1597,7 +1586,7 @@
           <w:vertAlign w:val="superscript"/>
           <w:lang w:eastAsia="vi-VN"/>
         </w:rPr>
-        <w:t xml:space="preserve">{{SO_LIEU}}</w:t>
+        <w:t xml:space="preserve">6 </w:t>
       </w:r>
       <w:r>
         <w:rPr>
@@ -1634,7 +1623,7 @@
           <w:vertAlign w:val="superscript"/>
           <w:lang w:eastAsia="vi-VN"/>
         </w:rPr>
-        <w:t xml:space="preserve">{{SO_LIEU}}</w:t>
+        <w:t xml:space="preserve">7 </w:t>
       </w:r>
       <w:r>
         <w:rPr>
@@ -1671,7 +1660,7 @@
           <w:vertAlign w:val="superscript"/>
           <w:lang w:eastAsia="vi-VN"/>
         </w:rPr>
-        <w:t xml:space="preserve">{{SO_LIEU}}</w:t>
+        <w:t xml:space="preserve">8 </w:t>
       </w:r>
       <w:r>
         <w:rPr>
@@ -1708,7 +1697,7 @@
           <w:vertAlign w:val="superscript"/>
           <w:lang w:eastAsia="vi-VN"/>
         </w:rPr>
-        <w:t xml:space="preserve">{{SO_LIEU}}</w:t>
+        <w:t xml:space="preserve">9 </w:t>
       </w:r>
       <w:r>
         <w:rPr>
@@ -1728,7 +1717,12 @@
         <w:spacing w:lineRule="exact" w:line="280"/>
         <w:jc w:val="both"/>
         <w:rPr>
-          <w:vanish/>
+          <w:rStyle w:val="Footnote"/>
+          <w:rFonts w:ascii="Times New Roman" w:hAnsi="Times New Roman" w:cs="Times New Roman"/>
+          <w:b/>
+          <w:color w:val="000000"/>
+          <w:szCs w:val="24"/>
+          <w:lang w:eastAsia="vi-VN"/>
         </w:rPr>
       </w:pPr>
       <w:r>
@@ -1741,7 +1735,7 @@
           <w:vertAlign w:val="superscript"/>
           <w:lang w:eastAsia="vi-VN"/>
         </w:rPr>
-        <w:t xml:space="preserve">{{SO_LIEU}}</w:t>
+        <w:t xml:space="preserve">10 </w:t>
       </w:r>
       <w:r>
         <w:rPr>
@@ -1793,261 +1787,7 @@
 </w:document>
 </file>
 
-<file path=./word/fontTable.xml><?xml version="1.0" encoding="utf-8"?>
-<w:fonts xmlns:w="http://schemas.openxmlformats.org/wordprocessingml/2006/main" xmlns:r="http://schemas.openxmlformats.org/officeDocument/2006/relationships">
-  <w:font w:name="Times New Roman">
-    <w:family w:val="roman"/>
-    <w:pitch w:val="variable"/>
-  </w:font>
-  <w:font w:name="Symbol">
-    <w:family w:val="roman"/>
-    <w:pitch w:val="variable"/>
-  </w:font>
-  <w:font w:name="Arial">
-    <w:family w:val="swiss"/>
-    <w:pitch w:val="variable"/>
-  </w:font>
-  <w:font w:name="Liberation Serif">
-    <w:altName w:val="Times New Roman"/>
-    <w:family w:val="roman"/>
-    <w:pitch w:val="variable"/>
-  </w:font>
-  <w:font w:name=".VnTimeH">
-    <w:altName w:val="Courier New"/>
-    <w:family w:val="swiss"/>
-    <w:pitch w:val="variable"/>
-  </w:font>
-  <w:font w:name=".VnTime">
-    <w:altName w:val="Courier New"/>
-    <w:family w:val="swiss"/>
-    <w:pitch w:val="variable"/>
-  </w:font>
-  <w:font w:name="Courier New">
-    <w:family w:val="modern"/>
-    <w:pitch w:val="default"/>
-  </w:font>
-  <w:font w:name="Wingdings">
-    <w:family w:val="auto"/>
-    <w:pitch w:val="variable"/>
-  </w:font>
-  <w:font w:name="Tahoma">
-    <w:family w:val="swiss"/>
-    <w:pitch w:val="variable"/>
-  </w:font>
-  <w:font w:name="Calibri">
-    <w:family w:val="swiss"/>
-    <w:pitch w:val="variable"/>
-  </w:font>
-  <w:font w:name="VNI-Times">
-    <w:family w:val="auto"/>
-    <w:pitch w:val="variable"/>
-  </w:font>
-  <w:font w:name=".VnAvant">
-    <w:altName w:val="Courier New"/>
-    <w:family w:val="swiss"/>
-    <w:pitch w:val="variable"/>
-  </w:font>
-  <w:font w:name="Muc mon">
-    <w:altName w:val="Times New Roman"/>
-    <w:family w:val="roman"/>
-    <w:pitch w:val="default"/>
-  </w:font>
-  <w:font w:name=".VnCourier NewH">
-    <w:altName w:val="Courier New"/>
-    <w:family w:val="roman"/>
-    <w:pitch w:val="variable"/>
-  </w:font>
-  <w:font w:name=".VnGothic">
-    <w:altName w:val="Courier New"/>
-    <w:family w:val="swiss"/>
-    <w:pitch w:val="variable"/>
-  </w:font>
-  <w:font w:name=".VnCentury Schoolbook">
-    <w:altName w:val="Courier New"/>
-    <w:family w:val="swiss"/>
-    <w:pitch w:val="variable"/>
-  </w:font>
-  <w:font w:name=".VnAvantH">
-    <w:altName w:val="Courier New"/>
-    <w:family w:val="swiss"/>
-    <w:pitch w:val="variable"/>
-  </w:font>
-  <w:font w:name=".VnCentury SchoolbookH">
-    <w:altName w:val="Courier New"/>
-    <w:family w:val="swiss"/>
-    <w:pitch w:val="variable"/>
-  </w:font>
-  <w:font w:name=".VnHelvetIns">
-    <w:altName w:val="Courier New"/>
-    <w:family w:val="swiss"/>
-    <w:pitch w:val="variable"/>
-  </w:font>
-  <w:font w:name=".VnArial">
-    <w:altName w:val="Courier New"/>
-    <w:family w:val="swiss"/>
-    <w:pitch w:val="variable"/>
-  </w:font>
-  <w:font w:name=".VnHelvetInsH">
-    <w:altName w:val="Courier New"/>
-    <w:family w:val="swiss"/>
-    <w:pitch w:val="variable"/>
-  </w:font>
-  <w:font w:name=".VnArialH">
-    <w:altName w:val="Courier New"/>
-    <w:family w:val="swiss"/>
-    <w:pitch w:val="variable"/>
-  </w:font>
-  <w:font w:name="Arial Unicode MS">
-    <w:family w:val="swiss"/>
-    <w:pitch w:val="variable"/>
-  </w:font>
-  <w:font w:name="Cambria">
-    <w:family w:val="roman"/>
-    <w:pitch w:val="variable"/>
-  </w:font>
-  <w:font w:name="Verdana">
-    <w:family w:val="swiss"/>
-    <w:pitch w:val="variable"/>
-  </w:font>
-  <w:font w:name="Arial Narrow">
-    <w:family w:val="swiss"/>
-    <w:pitch w:val="variable"/>
-  </w:font>
-  <w:font w:name="Consolas">
-    <w:family w:val="modern"/>
-    <w:pitch w:val="default"/>
-  </w:font>
-  <w:font w:name="Microsoft Sans Serif">
-    <w:family w:val="swiss"/>
-    <w:pitch w:val="variable"/>
-  </w:font>
-  <w:font w:name="Arial Black">
-    <w:family w:val="swiss"/>
-    <w:pitch w:val="variable"/>
-  </w:font>
-  <w:font w:name="Trebuchet MS">
-    <w:family w:val="swiss"/>
-    <w:pitch w:val="variable"/>
-  </w:font>
-  <w:font w:name="Century Gothic">
-    <w:family w:val="swiss"/>
-    <w:pitch w:val="variable"/>
-  </w:font>
-  <w:font w:name="Garamond">
-    <w:family w:val="roman"/>
-    <w:pitch w:val="variable"/>
-  </w:font>
-  <w:font w:name="Georgia">
-    <w:family w:val="roman"/>
-    <w:pitch w:val="variable"/>
-  </w:font>
-  <w:font w:name="Calibri Light">
-    <w:family w:val="swiss"/>
-    <w:pitch w:val="variable"/>
-  </w:font>
-  <w:font w:name="VNTime">
-    <w:family w:val="auto"/>
-    <w:pitch w:val="variable"/>
-  </w:font>
-  <w:font w:name="Times New Roman Bold">
-    <w:altName w:val="Times New Roman"/>
-    <w:family w:val="roman"/>
-    <w:pitch w:val="default"/>
-  </w:font>
-  <w:font w:name="PdTime">
-    <w:altName w:val="Arial Narrow"/>
-    <w:family w:val="swiss"/>
-    <w:pitch w:val="variable"/>
-  </w:font>
-  <w:font w:name=".VnArial Narrow">
-    <w:altName w:val="Courier New"/>
-    <w:family w:val="swiss"/>
-    <w:pitch w:val="variable"/>
-  </w:font>
-  <w:font w:name="Arial">
-    <w:family w:val="swiss"/>
-    <w:pitch w:val="default"/>
-  </w:font>
-  <w:font w:name="PdTimeH">
-    <w:altName w:val="Arial Narrow"/>
-    <w:family w:val="swiss"/>
-    <w:pitch w:val="variable"/>
-  </w:font>
-  <w:font w:name=".VnVogue">
-    <w:altName w:val="Courier New"/>
-    <w:family w:val="swiss"/>
-    <w:pitch w:val="variable"/>
-  </w:font>
-  <w:font w:name=".VnBlackH">
-    <w:altName w:val="Courier New"/>
-    <w:family w:val="swiss"/>
-    <w:pitch w:val="variable"/>
-  </w:font>
-  <w:font w:name="VnHelveticaU">
-    <w:family w:val="swiss"/>
-    <w:pitch w:val="variable"/>
-  </w:font>
-  <w:font w:name="VnHelvetica">
-    <w:altName w:val="Arial"/>
-    <w:family w:val="auto"/>
-    <w:pitch w:val="variable"/>
-  </w:font>
-  <w:font w:name="Caslon 540 LT Std">
-    <w:family w:val="roman"/>
-    <w:pitch w:val="variable"/>
-  </w:font>
-  <w:font w:name="Myriad Pro Light">
-    <w:altName w:val="Arial"/>
-    <w:family w:val="swiss"/>
-    <w:pitch w:val="variable"/>
-  </w:font>
-  <w:font w:name=".VnCourier">
-    <w:altName w:val="Courier New"/>
-    <w:family w:val="swiss"/>
-    <w:pitch w:val="variable"/>
-  </w:font>
-  <w:font w:name="VNI Times">
-    <w:family w:val="auto"/>
-    <w:pitch w:val="variable"/>
-  </w:font>
-  <w:font w:name="VNSVNI2">
-    <w:altName w:val="Courier New"/>
-    <w:family w:val="auto"/>
-    <w:pitch w:val="variable"/>
-  </w:font>
-  <w:font w:name=".VnClarendonH">
-    <w:altName w:val="Courier New"/>
-    <w:family w:val="swiss"/>
-    <w:pitch w:val="variable"/>
-  </w:font>
-  <w:font w:name="VNAvantH">
-    <w:altName w:val="Arial"/>
-    <w:family w:val="swiss"/>
-    <w:pitch w:val="variable"/>
-  </w:font>
-  <w:font w:name="Vn Arial HBold">
-    <w:altName w:val="Times New Roman"/>
-    <w:family w:val="auto"/>
-    <w:pitch w:val="default"/>
-  </w:font>
-  <w:font w:name="Batang">
-    <w:altName w:val="바탕"/>
-    <w:family w:val="auto"/>
-    <w:pitch w:val="default"/>
-  </w:font>
-  <w:font w:name=".VnVogueH">
-    <w:altName w:val="Courier New"/>
-    <w:family w:val="swiss"/>
-    <w:pitch w:val="variable"/>
-  </w:font>
-  <w:font w:name="Courier New">
-    <w:family w:val="modern"/>
-    <w:pitch w:val="fixed"/>
-  </w:font>
-</w:fonts>
-</file>
-
-<file path=./word/header1.xml><?xml version="1.0" encoding="utf-8"?>
+<file path=word/header1.xml><?xml version="1.0" encoding="utf-8"?>
 <w:hdr xmlns:o="urn:schemas-microsoft-com:office:office" xmlns:r="http://schemas.openxmlformats.org/officeDocument/2006/relationships" xmlns:v="urn:schemas-microsoft-com:vml" xmlns:w="http://schemas.openxmlformats.org/wordprocessingml/2006/main" xmlns:w10="urn:schemas-microsoft-com:office:word" xmlns:wp="http://schemas.openxmlformats.org/drawingml/2006/wordprocessingDrawing" xmlns:pic="http://schemas.openxmlformats.org/drawingml/2006/picture" xmlns:wps="http://schemas.microsoft.com/office/word/2010/wordprocessingShape" xmlns:wpg="http://schemas.microsoft.com/office/word/2010/wordprocessingGroup" xmlns:mc="http://schemas.openxmlformats.org/markup-compatibility/2006" xmlns:wp14="http://schemas.microsoft.com/office/word/2010/wordprocessingDrawing" xmlns:w14="http://schemas.microsoft.com/office/word/2010/wordml" xmlns:w15="http://schemas.microsoft.com/office/word/2012/wordml">
   <w:p>
     <w:pPr>
@@ -2093,7 +1833,7 @@
     </w:r>
     <w:r>
       <w:rPr/>
-      <w:t>{{SO_LIEU}}</w:t>
+      <w:t>0</w:t>
     </w:r>
     <w:r>
       <w:rPr/>
@@ -2108,7 +1848,7 @@
     </w:r>
     <w:r>
       <w:rPr/>
-      <w:t>CÔNG BÁO/Số {{SO_LIEU}} + {{SO_LIEU}}/Ngày {{NGAY_THANG}}</w:t>
+      <w:t>CÔNG BÁO/Số 283 + 284/Ngày 17-3-2020</w:t>
     </w:r>
   </w:p>
   <w:p>
@@ -2232,7 +1972,7 @@
 </w:hdr>
 </file>
 
-<file path=./word/header2.xml><?xml version="1.0" encoding="utf-8"?>
+<file path=word/header2.xml><?xml version="1.0" encoding="utf-8"?>
 <w:hdr xmlns:o="urn:schemas-microsoft-com:office:office" xmlns:r="http://schemas.openxmlformats.org/officeDocument/2006/relationships" xmlns:v="urn:schemas-microsoft-com:vml" xmlns:w="http://schemas.openxmlformats.org/wordprocessingml/2006/main" xmlns:w10="urn:schemas-microsoft-com:office:word" xmlns:wp="http://schemas.openxmlformats.org/drawingml/2006/wordprocessingDrawing" xmlns:pic="http://schemas.openxmlformats.org/drawingml/2006/picture" xmlns:wps="http://schemas.microsoft.com/office/word/2010/wordprocessingShape" xmlns:wpg="http://schemas.microsoft.com/office/word/2010/wordprocessingGroup" xmlns:mc="http://schemas.openxmlformats.org/markup-compatibility/2006" xmlns:wp14="http://schemas.microsoft.com/office/word/2010/wordprocessingDrawing" xmlns:w14="http://schemas.microsoft.com/office/word/2010/wordml" xmlns:w15="http://schemas.microsoft.com/office/word/2012/wordml">
   <w:p>
     <w:pPr>
@@ -2246,7 +1986,7 @@
 </w:hdr>
 </file>
 
-<file path=./word/numbering.xml><?xml version="1.0" encoding="utf-8"?>
+<file path=word/numbering.xml><?xml version="1.0" encoding="utf-8"?>
 <w:numbering xmlns:w="http://schemas.openxmlformats.org/wordprocessingml/2006/main" xmlns:o="urn:schemas-microsoft-com:office:office" xmlns:r="http://schemas.openxmlformats.org/officeDocument/2006/relationships" xmlns:v="urn:schemas-microsoft-com:vml" xmlns:mc="http://schemas.openxmlformats.org/markup-compatibility/2006" xmlns:w14="http://schemas.microsoft.com/office/word/2010/wordml">
   <w:abstractNum w:abstractNumId="1">
     <w:lvl w:ilvl="0">
@@ -4408,29 +4148,15 @@
 </w:numbering>
 </file>
 
-<file path=./word/settings.xml><?xml version="1.0" encoding="utf-8"?>
-<w:settings xmlns:w="http://schemas.openxmlformats.org/wordprocessingml/2006/main">
-  <w:zoom w:percent="100"/>
-  <w:defaultTabStop w:val="709"/>
-  <w:autoHyphenation w:val="true"/>
-  <w:hyphenationZone w:val="0"/>
-  <w:evenAndOddHeaders/>
-  <w:compat>
-    <w:doNotBreakWrappedTables/>
-    <w:compatSetting w:name="compatibilityMode" w:uri="http://schemas.microsoft.com/office/word" w:val="11"/>
-  </w:compat>
-</w:settings>
-</file>
-
-<file path=./word/styles.xml><?xml version="1.0" encoding="utf-8"?>
+<file path=word/styles.xml><?xml version="1.0" encoding="utf-8"?>
 <w:styles xmlns:w="http://schemas.openxmlformats.org/wordprocessingml/2006/main" xmlns:w14="http://schemas.microsoft.com/office/word/2010/wordml" xmlns:mc="http://schemas.openxmlformats.org/markup-compatibility/2006">
   <w:docDefaults>
     <w:rPrDefault>
       <w:rPr>
-        <w:rFonts w:ascii="Liberation Serif" w:hAnsi="Liberation Serif" w:eastAsia="NSimSun" w:cs="Lucida Sans"/>
+        <w:rFonts w:ascii="Liberation Serif" w:hAnsi="Liberation Serif" w:eastAsia="Songti SC" w:cs="Arial Unicode MS"/>
         <w:sz w:val="24"/>
         <w:szCs w:val="24"/>
-        <w:lang w:val="en-US" w:eastAsia="zh-CN" w:bidi="hi-IN"/>
+        <w:lang w:val="vi-VN" w:eastAsia="zh-CN" w:bidi="hi-IN"/>
       </w:rPr>
     </w:rPrDefault>
     <w:pPrDefault>
@@ -4451,7 +4177,7 @@
       <w:color w:val="auto"/>
       <w:sz w:val="28"/>
       <w:szCs w:val="28"/>
-      <w:lang w:bidi="ar-SA" w:val="en-US" w:eastAsia="zh-CN"/>
+      <w:lang w:val="en-US" w:bidi="ar-SA" w:eastAsia="zh-CN"/>
     </w:rPr>
   </w:style>
   <w:style w:type="paragraph" w:styleId="Heading1">
@@ -4942,7 +4668,7 @@
       <w:rFonts w:ascii=".VnTimeH" w:hAnsi=".VnTimeH" w:cs=".VnTimeH"/>
       <w:b/>
       <w:sz w:val="28"/>
-      <w:lang w:bidi="ar-SA"/>
+      <w:lang w:val="en-US" w:bidi="ar-SA"/>
     </w:rPr>
   </w:style>
   <w:style w:type="character" w:styleId="Heading2Char2">
@@ -4953,7 +4679,7 @@
       <w:bCs/>
       <w:sz w:val="16"/>
       <w:szCs w:val="24"/>
-      <w:lang w:bidi="ar-SA"/>
+      <w:lang w:val="en-US" w:bidi="ar-SA"/>
     </w:rPr>
   </w:style>
   <w:style w:type="character" w:styleId="Heading3Char3">
@@ -4965,7 +4691,7 @@
       <w:bCs/>
       <w:sz w:val="26"/>
       <w:szCs w:val="26"/>
-      <w:lang w:bidi="ar-SA"/>
+      <w:lang w:val="en-US" w:bidi="ar-SA"/>
     </w:rPr>
   </w:style>
   <w:style w:type="character" w:styleId="Heading4Char1">
@@ -4976,7 +4702,7 @@
       <w:bCs/>
       <w:sz w:val="28"/>
       <w:szCs w:val="28"/>
-      <w:lang w:bidi="ar-SA"/>
+      <w:lang w:val="en-US" w:bidi="ar-SA"/>
     </w:rPr>
   </w:style>
   <w:style w:type="character" w:styleId="Heading5Char1">
@@ -4990,7 +4716,7 @@
       <w:iCs/>
       <w:sz w:val="26"/>
       <w:szCs w:val="26"/>
-      <w:lang w:bidi="ar-SA"/>
+      <w:lang w:val="en-US" w:bidi="ar-SA"/>
     </w:rPr>
   </w:style>
   <w:style w:type="character" w:styleId="Heading6Char2">
@@ -5001,7 +4727,7 @@
       <w:bCs/>
       <w:sz w:val="22"/>
       <w:szCs w:val="22"/>
-      <w:lang w:bidi="ar-SA"/>
+      <w:lang w:val="en-US" w:bidi="ar-SA"/>
     </w:rPr>
   </w:style>
   <w:style w:type="character" w:styleId="Heading7Char1">
@@ -5010,7 +4736,7 @@
     <w:rPr>
       <w:sz w:val="24"/>
       <w:szCs w:val="24"/>
-      <w:lang w:bidi="ar-SA"/>
+      <w:lang w:val="en-US" w:bidi="ar-SA"/>
     </w:rPr>
   </w:style>
   <w:style w:type="character" w:styleId="Heading9Char1">
@@ -5020,7 +4746,7 @@
       <w:rFonts w:ascii="Arial" w:hAnsi="Arial" w:cs="Arial"/>
       <w:sz w:val="22"/>
       <w:szCs w:val="22"/>
-      <w:lang w:bidi="ar-SA"/>
+      <w:lang w:val="en-US" w:bidi="ar-SA"/>
     </w:rPr>
   </w:style>
   <w:style w:type="character" w:styleId="CharChar8">
@@ -5031,7 +4757,7 @@
       <w:bCs/>
       <w:sz w:val="16"/>
       <w:szCs w:val="24"/>
-      <w:lang w:bidi="ar-SA"/>
+      <w:lang w:val="en-US" w:bidi="ar-SA"/>
     </w:rPr>
   </w:style>
   <w:style w:type="character" w:styleId="CharChar7">
@@ -5042,7 +4768,7 @@
       <w:bCs/>
       <w:sz w:val="28"/>
       <w:szCs w:val="28"/>
-      <w:lang w:bidi="ar-SA"/>
+      <w:lang w:val="en-US" w:bidi="ar-SA"/>
     </w:rPr>
   </w:style>
   <w:style w:type="character" w:styleId="CharCharChar">
@@ -5056,7 +4782,7 @@
       <w:iCs/>
       <w:sz w:val="26"/>
       <w:szCs w:val="26"/>
-      <w:lang w:bidi="ar-SA"/>
+      <w:lang w:val="en-US" w:bidi="ar-SA"/>
     </w:rPr>
   </w:style>
   <w:style w:type="character" w:styleId="CharChar6">
@@ -5065,7 +4791,7 @@
     <w:rPr>
       <w:sz w:val="24"/>
       <w:szCs w:val="24"/>
-      <w:lang w:bidi="ar-SA"/>
+      <w:lang w:val="en-US" w:bidi="ar-SA"/>
     </w:rPr>
   </w:style>
   <w:style w:type="character" w:styleId="z-BottomofFormChar1">
@@ -5075,7 +4801,7 @@
       <w:rFonts w:ascii="Arial" w:hAnsi="Arial" w:cs="Arial"/>
       <w:sz w:val="22"/>
       <w:szCs w:val="22"/>
-      <w:lang w:bidi="ar-SA"/>
+      <w:lang w:val="en-US" w:bidi="ar-SA"/>
     </w:rPr>
   </w:style>
   <w:style w:type="character" w:styleId="BodyText2Char1">
@@ -5087,7 +4813,7 @@
       <w:bCs/>
       <w:sz w:val="28"/>
       <w:szCs w:val="24"/>
-      <w:lang w:bidi="ar-SA"/>
+      <w:lang w:val="en-US" w:bidi="ar-SA"/>
     </w:rPr>
   </w:style>
   <w:style w:type="character" w:styleId="CharChar4">
@@ -5099,7 +4825,7 @@
       <w:bCs/>
       <w:sz w:val="28"/>
       <w:szCs w:val="24"/>
-      <w:lang w:bidi="ar-SA"/>
+      <w:lang w:val="en-US" w:bidi="ar-SA"/>
     </w:rPr>
   </w:style>
   <w:style w:type="character" w:styleId="BodyTextIndentChar2">
@@ -5108,7 +4834,7 @@
     <w:rPr>
       <w:rFonts w:ascii=".VnTime" w:hAnsi=".VnTime" w:cs=".VnTime"/>
       <w:sz w:val="28"/>
-      <w:lang w:bidi="ar-SA"/>
+      <w:lang w:val="en-US" w:bidi="ar-SA"/>
     </w:rPr>
   </w:style>
   <w:style w:type="character" w:styleId="CharChar1">
@@ -5117,7 +4843,7 @@
     <w:rPr>
       <w:rFonts w:ascii=".VnTime" w:hAnsi=".VnTime" w:cs=".VnTime"/>
       <w:sz w:val="28"/>
-      <w:lang w:bidi="ar-SA"/>
+      <w:lang w:val="en-US" w:bidi="ar-SA"/>
     </w:rPr>
   </w:style>
   <w:style w:type="character" w:styleId="BodyTextIndentChar1Char">
@@ -5126,7 +4852,7 @@
     <w:rPr>
       <w:rFonts w:ascii=".VnTime" w:hAnsi=".VnTime" w:cs=".VnTime"/>
       <w:sz w:val="28"/>
-      <w:lang w:bidi="ar-SA"/>
+      <w:lang w:val="en-US" w:bidi="ar-SA"/>
     </w:rPr>
   </w:style>
   <w:style w:type="character" w:styleId="BodyTextChar2">
@@ -5136,7 +4862,7 @@
       <w:rFonts w:ascii=".VnTimeH" w:hAnsi=".VnTimeH" w:cs=".VnTimeH"/>
       <w:b/>
       <w:sz w:val="24"/>
-      <w:lang w:bidi="ar-SA"/>
+      <w:lang w:val="en-US" w:bidi="ar-SA"/>
     </w:rPr>
   </w:style>
   <w:style w:type="character" w:styleId="BalloonTextChar3">
@@ -5146,7 +4872,7 @@
       <w:rFonts w:ascii="Tahoma" w:hAnsi="Tahoma" w:cs="Tahoma"/>
       <w:sz w:val="16"/>
       <w:szCs w:val="16"/>
-      <w:lang w:bidi="ar-SA"/>
+      <w:lang w:val="en-US" w:bidi="ar-SA"/>
     </w:rPr>
   </w:style>
   <w:style w:type="character" w:styleId="HeaderChar2">
@@ -5155,7 +4881,7 @@
     <w:rPr>
       <w:sz w:val="28"/>
       <w:szCs w:val="28"/>
-      <w:lang w:bidi="ar-SA"/>
+      <w:lang w:val="en-US" w:bidi="ar-SA"/>
     </w:rPr>
   </w:style>
   <w:style w:type="character" w:styleId="PageNumber">
@@ -5169,7 +4895,7 @@
     <w:rPr>
       <w:sz w:val="16"/>
       <w:szCs w:val="16"/>
-      <w:lang w:bidi="ar-SA"/>
+      <w:lang w:val="en-US" w:bidi="ar-SA"/>
     </w:rPr>
   </w:style>
   <w:style w:type="character" w:styleId="CharChar3">
@@ -5178,7 +4904,7 @@
     <w:rPr>
       <w:sz w:val="16"/>
       <w:szCs w:val="16"/>
-      <w:lang w:bidi="ar-SA"/>
+      <w:lang w:val="en-US" w:bidi="ar-SA"/>
     </w:rPr>
   </w:style>
   <w:style w:type="character" w:styleId="Hyperlink">
@@ -5192,14 +4918,14 @@
     <w:name w:val="Footnote Text Char3"/>
     <w:qFormat/>
     <w:rPr>
-      <w:lang w:bidi="ar-SA"/>
+      <w:lang w:val="en-US" w:bidi="ar-SA"/>
     </w:rPr>
   </w:style>
   <w:style w:type="character" w:styleId="CharChar2">
     <w:name w:val=" Char Char2"/>
     <w:qFormat/>
     <w:rPr>
-      <w:lang w:bidi="ar-SA"/>
+      <w:lang w:val="en-US" w:bidi="ar-SA"/>
     </w:rPr>
   </w:style>
   <w:style w:type="character" w:styleId="CharChar">
@@ -5212,7 +4938,7 @@
       <w:iCs/>
       <w:sz w:val="26"/>
       <w:szCs w:val="26"/>
-      <w:lang w:bidi="ar-SA"/>
+      <w:lang w:val="en-US" w:bidi="ar-SA"/>
     </w:rPr>
   </w:style>
   <w:style w:type="character" w:styleId="BodyTextIndent2Char1">
@@ -5222,7 +4948,7 @@
       <w:rFonts w:ascii=".VnTime" w:hAnsi=".VnTime" w:eastAsia=".VnTime" w:cs=".VnTime"/>
       <w:sz w:val="28"/>
       <w:szCs w:val="28"/>
-      <w:lang w:bidi="ar-SA"/>
+      <w:lang w:val="en-US" w:bidi="ar-SA"/>
     </w:rPr>
   </w:style>
   <w:style w:type="character" w:styleId="BodyTextIndent2CharCharChar">
@@ -5232,7 +4958,7 @@
       <w:rFonts w:ascii=".VnTime" w:hAnsi=".VnTime" w:eastAsia=".VnTime" w:cs=".VnTime"/>
       <w:sz w:val="28"/>
       <w:szCs w:val="28"/>
-      <w:lang w:bidi="ar-SA"/>
+      <w:lang w:val="en-US" w:bidi="ar-SA"/>
     </w:rPr>
   </w:style>
   <w:style w:type="character" w:styleId="CommentReference">
@@ -5248,7 +4974,7 @@
     <w:qFormat/>
     <w:rPr>
       <w:rFonts w:ascii=".VnTime" w:hAnsi=".VnTime" w:cs=".VnTime"/>
-      <w:lang w:bidi="ar-SA"/>
+      <w:lang w:val="en-US" w:bidi="ar-SA"/>
     </w:rPr>
   </w:style>
   <w:style w:type="character" w:styleId="DieuCharChar">
@@ -5259,7 +4985,7 @@
       <w:bCs/>
       <w:sz w:val="28"/>
       <w:szCs w:val="28"/>
-      <w:lang w:val="vi-VN" w:bidi="ar-SA"/>
+      <w:lang w:bidi="ar-SA"/>
     </w:rPr>
   </w:style>
   <w:style w:type="character" w:styleId="BodyTextIndent3Char1">
@@ -5269,7 +4995,7 @@
       <w:rFonts w:ascii=".VnTime" w:hAnsi=".VnTime" w:cs=".VnTime"/>
       <w:sz w:val="28"/>
       <w:szCs w:val="28"/>
-      <w:lang w:bidi="ar-SA"/>
+      <w:lang w:val="en-US" w:bidi="ar-SA"/>
     </w:rPr>
   </w:style>
   <w:style w:type="character" w:styleId="ChuongCharChar">
@@ -5299,7 +5025,7 @@
       <w:iCs/>
       <w:sz w:val="24"/>
       <w:szCs w:val="24"/>
-      <w:lang w:bidi="ar-SA"/>
+      <w:lang w:val="en-US" w:bidi="ar-SA"/>
     </w:rPr>
   </w:style>
   <w:style w:type="character" w:styleId="TChar">
@@ -5308,7 +5034,7 @@
     <w:rPr>
       <w:rFonts w:ascii=".VnTime" w:hAnsi=".VnTime" w:cs=".VnTime"/>
       <w:sz w:val="28"/>
-      <w:lang w:val="vi-VN" w:bidi="ar-SA"/>
+      <w:lang w:bidi="ar-SA"/>
     </w:rPr>
   </w:style>
   <w:style w:type="character" w:styleId="normalchar1">
@@ -5379,7 +5105,7 @@
       <w:spacing w:val="24"/>
       <w:sz w:val="26"/>
       <w:szCs w:val="26"/>
-      <w:lang w:bidi="ar-SA"/>
+      <w:lang w:val="en-US" w:bidi="ar-SA"/>
     </w:rPr>
   </w:style>
   <w:style w:type="character" w:styleId="Emphasis">
@@ -5458,7 +5184,7 @@
       <w:rFonts w:ascii=".VnTime" w:hAnsi=".VnTime" w:cs=".VnTime"/>
       <w:sz w:val="26"/>
       <w:szCs w:val="26"/>
-      <w:lang w:bidi="ar-SA"/>
+      <w:lang w:val="en-US" w:bidi="ar-SA"/>
     </w:rPr>
   </w:style>
   <w:style w:type="character" w:styleId="tenmonChar">
@@ -5469,7 +5195,7 @@
       <w:b/>
       <w:sz w:val="28"/>
       <w:szCs w:val="28"/>
-      <w:lang w:bidi="ar-SA"/>
+      <w:lang w:val="en-US" w:bidi="ar-SA"/>
     </w:rPr>
   </w:style>
   <w:style w:type="character" w:styleId="StyleBold">
@@ -5497,7 +5223,7 @@
       <w:b/>
       <w:sz w:val="28"/>
       <w:szCs w:val="28"/>
-      <w:lang w:bidi="ar-SA"/>
+      <w:lang w:val="en-US" w:bidi="ar-SA"/>
     </w:rPr>
   </w:style>
   <w:style w:type="character" w:styleId="yshortcuts">
@@ -5557,6 +5283,7 @@
       <w:bCs/>
       <w:sz w:val="28"/>
       <w:szCs w:val="28"/>
+      <w:lang w:val="en-US"/>
     </w:rPr>
   </w:style>
   <w:style w:type="character" w:styleId="CharChar16">
@@ -5567,6 +5294,7 @@
       <w:bCs/>
       <w:sz w:val="24"/>
       <w:szCs w:val="24"/>
+      <w:lang w:val="en-US"/>
     </w:rPr>
   </w:style>
   <w:style w:type="character" w:styleId="CharChar15">
@@ -5578,6 +5306,7 @@
       <w:bCs/>
       <w:sz w:val="26"/>
       <w:szCs w:val="26"/>
+      <w:lang w:val="en-US"/>
     </w:rPr>
   </w:style>
   <w:style w:type="character" w:styleId="CharChar81">
@@ -5588,6 +5317,7 @@
       <w:bCs/>
       <w:sz w:val="24"/>
       <w:szCs w:val="24"/>
+      <w:lang w:val="en-US"/>
     </w:rPr>
   </w:style>
   <w:style w:type="character" w:styleId="CharChar71">
@@ -5598,6 +5328,7 @@
       <w:bCs/>
       <w:sz w:val="28"/>
       <w:szCs w:val="28"/>
+      <w:lang w:val="en-US"/>
     </w:rPr>
   </w:style>
   <w:style w:type="character" w:styleId="CharCharChar1">
@@ -5611,6 +5342,7 @@
       <w:iCs/>
       <w:sz w:val="26"/>
       <w:szCs w:val="26"/>
+      <w:lang w:val="en-US"/>
     </w:rPr>
   </w:style>
   <w:style w:type="character" w:styleId="CharChar61">
@@ -5619,6 +5351,7 @@
     <w:rPr>
       <w:sz w:val="24"/>
       <w:szCs w:val="24"/>
+      <w:lang w:val="en-US"/>
     </w:rPr>
   </w:style>
   <w:style w:type="character" w:styleId="CharChar5">
@@ -5628,6 +5361,7 @@
       <w:rFonts w:ascii="Arial" w:hAnsi="Arial" w:cs="Arial"/>
       <w:sz w:val="22"/>
       <w:szCs w:val="22"/>
+      <w:lang w:val="en-US"/>
     </w:rPr>
   </w:style>
   <w:style w:type="character" w:styleId="CharChar41">
@@ -5639,6 +5373,7 @@
       <w:bCs/>
       <w:sz w:val="24"/>
       <w:szCs w:val="24"/>
+      <w:lang w:val="en-US"/>
     </w:rPr>
   </w:style>
   <w:style w:type="character" w:styleId="CharChar11">
@@ -5648,6 +5383,7 @@
       <w:rFonts w:ascii="Times New Roman" w:hAnsi="Times New Roman" w:cs="Times New Roman"/>
       <w:sz w:val="28"/>
       <w:szCs w:val="28"/>
+      <w:lang w:val="en-US"/>
     </w:rPr>
   </w:style>
   <w:style w:type="character" w:styleId="CharChar31">
@@ -5656,12 +5392,15 @@
     <w:rPr>
       <w:sz w:val="16"/>
       <w:szCs w:val="16"/>
+      <w:lang w:val="en-US"/>
     </w:rPr>
   </w:style>
   <w:style w:type="character" w:styleId="CharChar21">
     <w:name w:val="Char Char2"/>
     <w:qFormat/>
-    <w:rPr/>
+    <w:rPr>
+      <w:lang w:val="en-US"/>
+    </w:rPr>
   </w:style>
   <w:style w:type="character" w:styleId="CharChar9">
     <w:name w:val="Char Char"/>
@@ -5673,6 +5412,7 @@
       <w:iCs/>
       <w:sz w:val="26"/>
       <w:szCs w:val="26"/>
+      <w:lang w:val="en-US"/>
     </w:rPr>
   </w:style>
   <w:style w:type="character" w:styleId="normal1">
@@ -5689,6 +5429,7 @@
       <w:color w:val="000000"/>
       <w:sz w:val="26"/>
       <w:szCs w:val="26"/>
+      <w:lang w:val="en-US"/>
     </w:rPr>
   </w:style>
   <w:style w:type="character" w:styleId="apple-converted-space">
@@ -5753,7 +5494,7 @@
     <w:rPr>
       <w:sz w:val="24"/>
       <w:szCs w:val="24"/>
-      <w:lang w:bidi="ar-SA"/>
+      <w:lang w:val="en-US" w:bidi="ar-SA"/>
     </w:rPr>
   </w:style>
   <w:style w:type="character" w:styleId="Heading1Char">
@@ -5766,6 +5507,7 @@
       <w:kern w:val="2"/>
       <w:sz w:val="32"/>
       <w:szCs w:val="32"/>
+      <w:lang w:val="en-US"/>
     </w:rPr>
   </w:style>
   <w:style w:type="character" w:styleId="Heading2Char">
@@ -5779,6 +5521,7 @@
       <w:iCs/>
       <w:sz w:val="28"/>
       <w:szCs w:val="28"/>
+      <w:lang w:val="en-US"/>
     </w:rPr>
   </w:style>
   <w:style w:type="character" w:styleId="Heading3Char">
@@ -5790,6 +5533,7 @@
       <w:bCs/>
       <w:sz w:val="26"/>
       <w:szCs w:val="26"/>
+      <w:lang w:val="en-US"/>
     </w:rPr>
   </w:style>
   <w:style w:type="character" w:styleId="Heading4Char">
@@ -5801,6 +5545,7 @@
       <w:bCs/>
       <w:sz w:val="28"/>
       <w:szCs w:val="28"/>
+      <w:lang w:val="en-US"/>
     </w:rPr>
   </w:style>
   <w:style w:type="character" w:styleId="Heading5Char">
@@ -5814,6 +5559,7 @@
       <w:iCs/>
       <w:sz w:val="26"/>
       <w:szCs w:val="26"/>
+      <w:lang w:val="en-US"/>
     </w:rPr>
   </w:style>
   <w:style w:type="character" w:styleId="Heading6Char">
@@ -5823,6 +5569,7 @@
       <w:rFonts w:ascii="Arial" w:hAnsi="Arial" w:cs="Times New Roman"/>
       <w:b/>
       <w:bCs/>
+      <w:lang w:val="en-US"/>
     </w:rPr>
   </w:style>
   <w:style w:type="character" w:styleId="Heading7Char">
@@ -5832,6 +5579,7 @@
       <w:rFonts w:ascii="Arial" w:hAnsi="Arial" w:cs="Times New Roman"/>
       <w:sz w:val="24"/>
       <w:szCs w:val="24"/>
+      <w:lang w:val="en-US"/>
     </w:rPr>
   </w:style>
   <w:style w:type="character" w:styleId="Heading8Char">
@@ -5843,6 +5591,7 @@
       <w:iCs/>
       <w:sz w:val="24"/>
       <w:szCs w:val="24"/>
+      <w:lang w:val="en-US"/>
     </w:rPr>
   </w:style>
   <w:style w:type="character" w:styleId="Heading9Char">
@@ -5850,6 +5599,7 @@
     <w:qFormat/>
     <w:rPr>
       <w:rFonts w:ascii="Times New Roman" w:hAnsi="Times New Roman" w:cs="Times New Roman"/>
+      <w:lang w:val="en-US"/>
     </w:rPr>
   </w:style>
   <w:style w:type="character" w:styleId="CommentSubjectChar">
@@ -5857,6 +5607,7 @@
     <w:qFormat/>
     <w:rPr>
       <w:rFonts w:cs="Times New Roman"/>
+      <w:lang w:val="en-US"/>
     </w:rPr>
   </w:style>
   <w:style w:type="character" w:styleId="FooterChar">
@@ -5866,6 +5617,7 @@
       <w:rFonts w:cs="Times New Roman"/>
       <w:sz w:val="24"/>
       <w:szCs w:val="24"/>
+      <w:lang w:val="en-US"/>
     </w:rPr>
   </w:style>
   <w:style w:type="character" w:styleId="n002dchuongtenchar">
@@ -5883,7 +5635,7 @@
       <w:bCs/>
       <w:sz w:val="26"/>
       <w:szCs w:val="24"/>
-      <w:lang w:bidi="ar-SA"/>
+      <w:lang w:val="en-US" w:bidi="ar-SA"/>
     </w:rPr>
   </w:style>
   <w:style w:type="character" w:styleId="StyleBodyTextBodyText1Left05Char">
@@ -5893,7 +5645,7 @@
       <w:rFonts w:ascii="Arial" w:hAnsi="Arial" w:cs="Cordia New"/>
       <w:spacing w:val="-4"/>
       <w:sz w:val="21"/>
-      <w:lang w:val="vi-VN" w:bidi="en-US"/>
+      <w:lang w:bidi="en-US"/>
     </w:rPr>
   </w:style>
   <w:style w:type="character" w:styleId="portlettext21">
@@ -5916,7 +5668,7 @@
       <w:color w:val="000000"/>
       <w:sz w:val="22"/>
       <w:szCs w:val="22"/>
-      <w:lang w:bidi="en-US"/>
+      <w:lang w:val="en-US" w:bidi="en-US"/>
     </w:rPr>
   </w:style>
   <w:style w:type="character" w:styleId="IntenseQuoteChar">
@@ -5931,7 +5683,7 @@
       <w:color w:val="4F81BD"/>
       <w:sz w:val="22"/>
       <w:szCs w:val="22"/>
-      <w:lang w:bidi="en-US"/>
+      <w:lang w:val="en-US" w:bidi="en-US"/>
     </w:rPr>
   </w:style>
   <w:style w:type="character" w:styleId="SubtleEmphasis">
@@ -6103,7 +5855,7 @@
     <w:rPr>
       <w:rFonts w:ascii=".VnTime" w:hAnsi=".VnTime" w:cs=".VnTime"/>
       <w:sz w:val="28"/>
-      <w:lang w:bidi="ar-SA"/>
+      <w:lang w:val="en-US" w:bidi="ar-SA"/>
     </w:rPr>
   </w:style>
   <w:style w:type="character" w:styleId="longtext1">
@@ -6154,7 +5906,7 @@
       <w:rFonts w:ascii=".VnTimeH" w:hAnsi=".VnTimeH" w:cs=".VnTimeH"/>
       <w:b/>
       <w:sz w:val="28"/>
-      <w:lang w:bidi="ar-SA"/>
+      <w:lang w:val="en-US" w:bidi="ar-SA"/>
     </w:rPr>
   </w:style>
   <w:style w:type="character" w:styleId="CharChar20">
@@ -6165,7 +5917,7 @@
       <w:bCs/>
       <w:sz w:val="22"/>
       <w:szCs w:val="22"/>
-      <w:lang w:bidi="ar-SA"/>
+      <w:lang w:val="en-US" w:bidi="ar-SA"/>
     </w:rPr>
   </w:style>
   <w:style w:type="character" w:styleId="CharChar22">
@@ -6176,7 +5928,7 @@
       <w:bCs/>
       <w:sz w:val="16"/>
       <w:szCs w:val="24"/>
-      <w:lang w:bidi="ar-SA"/>
+      <w:lang w:val="en-US" w:bidi="ar-SA"/>
     </w:rPr>
   </w:style>
   <w:style w:type="character" w:styleId="Heading2Char1Char1">
@@ -6188,7 +5940,7 @@
       <w:kern w:val="2"/>
       <w:sz w:val="28"/>
       <w:szCs w:val="28"/>
-      <w:lang w:bidi="he-IL"/>
+      <w:lang w:val="en-US" w:bidi="he-IL"/>
     </w:rPr>
   </w:style>
   <w:style w:type="character" w:styleId="Heading4CharCharChar">
@@ -6199,7 +5951,7 @@
       <w:spacing w:val="5"/>
       <w:sz w:val="24"/>
       <w:szCs w:val="24"/>
-      <w:lang w:bidi="he-IL"/>
+      <w:lang w:val="en-US" w:bidi="he-IL"/>
     </w:rPr>
   </w:style>
   <w:style w:type="character" w:styleId="NumberedParagraph-BulletelistLeft0Firstline0Char">
@@ -6207,7 +5959,7 @@
     <w:qFormat/>
     <w:rPr>
       <w:sz w:val="24"/>
-      <w:lang w:bidi="ar-SA"/>
+      <w:lang w:val="en-US" w:bidi="ar-SA"/>
     </w:rPr>
   </w:style>
   <w:style w:type="character" w:styleId="LeftHeaderCharChar">
@@ -6215,7 +5967,7 @@
     <w:qFormat/>
     <w:rPr>
       <w:kern w:val="2"/>
-      <w:lang w:bidi="he-IL"/>
+      <w:lang w:val="en-US" w:bidi="he-IL"/>
     </w:rPr>
   </w:style>
   <w:style w:type="character" w:styleId="FootnoteTextCharChar">
@@ -6223,7 +5975,7 @@
     <w:qFormat/>
     <w:rPr>
       <w:kern w:val="2"/>
-      <w:lang w:bidi="he-IL"/>
+      <w:lang w:val="en-US" w:bidi="he-IL"/>
     </w:rPr>
   </w:style>
   <w:style w:type="character" w:styleId="NumParaLeftChar">
@@ -6243,7 +5995,7 @@
       <w:kern w:val="2"/>
       <w:sz w:val="24"/>
       <w:szCs w:val="24"/>
-      <w:lang w:bidi="he-IL"/>
+      <w:lang w:val="en-US" w:bidi="he-IL"/>
     </w:rPr>
   </w:style>
   <w:style w:type="character" w:styleId="FootnoterefererenceCharCharCharCharCharCharChar">
@@ -6265,7 +6017,7 @@
       <w:kern w:val="2"/>
       <w:sz w:val="24"/>
       <w:szCs w:val="24"/>
-      <w:lang w:bidi="ar-SA"/>
+      <w:lang w:val="en-US" w:bidi="ar-SA"/>
     </w:rPr>
   </w:style>
   <w:style w:type="character" w:styleId="FootnoteChar">
@@ -6275,7 +6027,7 @@
       <w:kern w:val="2"/>
       <w:sz w:val="16"/>
       <w:szCs w:val="16"/>
-      <w:lang w:bidi="ar-SA"/>
+      <w:lang w:val="en-US" w:bidi="ar-SA"/>
     </w:rPr>
   </w:style>
   <w:style w:type="character" w:styleId="NumberedParagraphChar">
@@ -6285,7 +6037,7 @@
       <w:kern w:val="2"/>
       <w:sz w:val="24"/>
       <w:szCs w:val="24"/>
-      <w:lang w:bidi="he-IL"/>
+      <w:lang w:val="en-US" w:bidi="he-IL"/>
     </w:rPr>
   </w:style>
   <w:style w:type="character" w:styleId="IndentChar">
@@ -6300,7 +6052,7 @@
     <w:rPr>
       <w:kern w:val="2"/>
       <w:sz w:val="24"/>
-      <w:lang w:bidi="ar-SA"/>
+      <w:lang w:val="en-US" w:bidi="ar-SA"/>
     </w:rPr>
   </w:style>
   <w:style w:type="character" w:styleId="Boldparagraph">
@@ -6323,7 +6075,7 @@
       <w:kern w:val="2"/>
       <w:sz w:val="24"/>
       <w:szCs w:val="24"/>
-      <w:lang w:bidi="ar-SA"/>
+      <w:lang w:val="en-US" w:bidi="ar-SA"/>
     </w:rPr>
   </w:style>
   <w:style w:type="character" w:styleId="Heading3Char1Char">
@@ -6335,7 +6087,7 @@
       <w:kern w:val="2"/>
       <w:sz w:val="24"/>
       <w:szCs w:val="24"/>
-      <w:lang w:bidi="he-IL"/>
+      <w:lang w:val="en-US" w:bidi="he-IL"/>
     </w:rPr>
   </w:style>
   <w:style w:type="character" w:styleId="Level2-aChar1">
@@ -6346,7 +6098,7 @@
       <w:spacing w:val="5"/>
       <w:sz w:val="24"/>
       <w:szCs w:val="24"/>
-      <w:lang w:bidi="he-IL"/>
+      <w:lang w:val="en-US" w:bidi="he-IL"/>
     </w:rPr>
   </w:style>
   <w:style w:type="character" w:styleId="IndentCharCharCharCharChar">
@@ -6357,7 +6109,7 @@
       <w:kern w:val="2"/>
       <w:sz w:val="24"/>
       <w:szCs w:val="24"/>
-      <w:lang w:bidi="ar-SA"/>
+      <w:lang w:val="en-US" w:bidi="ar-SA"/>
     </w:rPr>
   </w:style>
   <w:style w:type="character" w:styleId="IndentCharCharCharCharCharCharCharCharCharCharCharCharCharCharCharCharChar">
@@ -6366,7 +6118,7 @@
     <w:rPr>
       <w:rFonts w:eastAsia="MS Mincho"/>
       <w:kern w:val="2"/>
-      <w:lang w:bidi="he-IL"/>
+      <w:lang w:val="en-US" w:bidi="he-IL"/>
     </w:rPr>
   </w:style>
   <w:style w:type="character" w:styleId="FootnoteReference">
@@ -6447,7 +6199,7 @@
       <w:bCs/>
       <w:sz w:val="28"/>
       <w:szCs w:val="28"/>
-      <w:lang w:bidi="ar-SA"/>
+      <w:lang w:val="en-US" w:bidi="ar-SA"/>
     </w:rPr>
   </w:style>
   <w:style w:type="character" w:styleId="NumberedParagraphCharCharChar">
@@ -6457,14 +6209,14 @@
       <w:kern w:val="2"/>
       <w:sz w:val="24"/>
       <w:szCs w:val="24"/>
-      <w:lang w:bidi="he-IL"/>
+      <w:lang w:val="en-US" w:bidi="he-IL"/>
     </w:rPr>
   </w:style>
   <w:style w:type="character" w:styleId="NumberedParagraph-BulletelistLeft0Firstline0CharChar">
     <w:name w:val="Numbered Paragraph - Bullete list + Left:  0&quot; First line:  0&quot; Char Char"/>
     <w:qFormat/>
     <w:rPr>
-      <w:lang w:bidi="ar-SA"/>
+      <w:lang w:val="en-US" w:bidi="ar-SA"/>
     </w:rPr>
   </w:style>
   <w:style w:type="character" w:styleId="Heading3Char2CharChar">
@@ -6476,7 +6228,7 @@
       <w:kern w:val="2"/>
       <w:sz w:val="24"/>
       <w:szCs w:val="24"/>
-      <w:lang w:bidi="he-IL"/>
+      <w:lang w:val="en-US" w:bidi="he-IL"/>
     </w:rPr>
   </w:style>
   <w:style w:type="character" w:styleId="NumberedParagraphCharCharCharChar">
@@ -6486,7 +6238,7 @@
       <w:kern w:val="2"/>
       <w:sz w:val="24"/>
       <w:szCs w:val="24"/>
-      <w:lang w:bidi="he-IL"/>
+      <w:lang w:val="en-US" w:bidi="he-IL"/>
     </w:rPr>
   </w:style>
   <w:style w:type="character" w:styleId="HeadingdrhChar">
@@ -6508,7 +6260,7 @@
       <w:bCs/>
       <w:sz w:val="28"/>
       <w:szCs w:val="28"/>
-      <w:lang w:bidi="ar-SA"/>
+      <w:lang w:val="en-US" w:bidi="ar-SA"/>
     </w:rPr>
   </w:style>
   <w:style w:type="character" w:styleId="BodyTextCharCharCharCharCharCharChar">
@@ -6518,7 +6270,7 @@
       <w:rFonts w:ascii=".VnTimeH" w:hAnsi=".VnTimeH" w:cs=".VnTimeH"/>
       <w:b/>
       <w:sz w:val="24"/>
-      <w:lang w:bidi="ar-SA"/>
+      <w:lang w:val="en-US" w:bidi="ar-SA"/>
     </w:rPr>
   </w:style>
   <w:style w:type="character" w:styleId="titMHCharChar">
@@ -6528,7 +6280,7 @@
       <w:rFonts w:ascii="VNI-Times" w:hAnsi="VNI-Times" w:eastAsia="SimSun" w:cs="VNI-Times"/>
       <w:b/>
       <w:sz w:val="24"/>
-      <w:lang w:bidi="ar-SA"/>
+      <w:lang w:val="en-US" w:bidi="ar-SA"/>
     </w:rPr>
   </w:style>
   <w:style w:type="character" w:styleId="chungtrinhhocphanCharChar">
@@ -6538,7 +6290,7 @@
       <w:rFonts w:ascii="VNI-Times" w:hAnsi="VNI-Times" w:eastAsia="SimSun" w:cs="VNI-Times"/>
       <w:b/>
       <w:sz w:val="32"/>
-      <w:lang w:bidi="ar-SA"/>
+      <w:lang w:val="en-US" w:bidi="ar-SA"/>
     </w:rPr>
   </w:style>
   <w:style w:type="character" w:styleId="CharChar18">
@@ -6548,7 +6300,7 @@
       <w:rFonts w:ascii="VNI-Times" w:hAnsi="VNI-Times" w:eastAsia="SimSun" w:cs="VNI-Times"/>
       <w:b/>
       <w:sz w:val="24"/>
-      <w:lang w:bidi="ar-SA"/>
+      <w:lang w:val="en-US" w:bidi="ar-SA"/>
     </w:rPr>
   </w:style>
   <w:style w:type="character" w:styleId="tChar1">
@@ -6561,7 +6313,7 @@
       <w:spacing w:val="40"/>
       <w:sz w:val="28"/>
       <w:szCs w:val="32"/>
-      <w:lang w:bidi="ar-SA"/>
+      <w:lang w:val="en-US" w:bidi="ar-SA"/>
     </w:rPr>
   </w:style>
   <w:style w:type="character" w:styleId="a3Char">
@@ -6571,7 +6323,7 @@
       <w:rFonts w:ascii=".VnTimeH" w:hAnsi=".VnTimeH" w:eastAsia="SimSun" w:cs=".VnTimeH"/>
       <w:b/>
       <w:sz w:val="26"/>
-      <w:lang w:bidi="ar-SA"/>
+      <w:lang w:val="en-US" w:bidi="ar-SA"/>
     </w:rPr>
   </w:style>
   <w:style w:type="character" w:styleId="2nChar">
@@ -6582,7 +6334,7 @@
       <w:b/>
       <w:sz w:val="28"/>
       <w:szCs w:val="22"/>
-      <w:lang w:bidi="ar-SA"/>
+      <w:lang w:val="en-US" w:bidi="ar-SA"/>
     </w:rPr>
   </w:style>
   <w:style w:type="character" w:styleId="g1Char">
@@ -6592,7 +6344,7 @@
       <w:rFonts w:ascii=".VnTime" w:hAnsi=".VnTime" w:eastAsia="SimSun" w:cs=".VnTime"/>
       <w:sz w:val="26"/>
       <w:szCs w:val="26"/>
-      <w:lang w:bidi="ar-SA"/>
+      <w:lang w:val="en-US" w:bidi="ar-SA"/>
     </w:rPr>
   </w:style>
   <w:style w:type="character" w:styleId="tmChar1">
@@ -6602,7 +6354,7 @@
       <w:rFonts w:ascii=".VnAvant" w:hAnsi=".VnAvant" w:eastAsia="SimSun" w:cs=".VnAvant"/>
       <w:b/>
       <w:sz w:val="24"/>
-      <w:lang w:bidi="ar-SA"/>
+      <w:lang w:val="en-US" w:bidi="ar-SA"/>
     </w:rPr>
   </w:style>
   <w:style w:type="character" w:styleId="tendemucChar">
@@ -6624,6 +6376,7 @@
       <w:bCs/>
       <w:sz w:val="28"/>
       <w:szCs w:val="28"/>
+      <w:lang w:val="en-US"/>
     </w:rPr>
   </w:style>
   <w:style w:type="character" w:styleId="MucmonChar">
@@ -6635,6 +6388,7 @@
       <w:bCs/>
       <w:sz w:val="28"/>
       <w:szCs w:val="28"/>
+      <w:lang w:val="en-US"/>
     </w:rPr>
   </w:style>
   <w:style w:type="character" w:styleId="MucchinhChar">
@@ -6647,6 +6401,7 @@
       <w:color w:val="000000"/>
       <w:sz w:val="28"/>
       <w:szCs w:val="28"/>
+      <w:lang w:val="en-US"/>
     </w:rPr>
   </w:style>
   <w:style w:type="character" w:styleId="Style13ptBoldItalicCondensedby02pt">
@@ -6685,7 +6440,7 @@
       <w:color w:val="000000"/>
       <w:sz w:val="28"/>
       <w:szCs w:val="28"/>
-      <w:lang w:bidi="ar-SA"/>
+      <w:lang w:val="en-US" w:bidi="ar-SA"/>
     </w:rPr>
   </w:style>
   <w:style w:type="character" w:styleId="MChar">
@@ -6695,7 +6450,7 @@
       <w:rFonts w:ascii=".VnCourier NewH" w:hAnsi=".VnCourier NewH" w:cs=".VnCourier NewH"/>
       <w:b/>
       <w:sz w:val="32"/>
-      <w:lang w:bidi="ar-SA"/>
+      <w:lang w:val="en-US" w:bidi="ar-SA"/>
     </w:rPr>
   </w:style>
   <w:style w:type="character" w:styleId="2Char">
@@ -6705,7 +6460,7 @@
       <w:rFonts w:ascii=".VnTimeH" w:hAnsi=".VnTimeH" w:cs=".VnTimeH"/>
       <w:b/>
       <w:sz w:val="26"/>
-      <w:lang w:bidi="ar-SA"/>
+      <w:lang w:val="en-US" w:bidi="ar-SA"/>
     </w:rPr>
   </w:style>
   <w:style w:type="character" w:styleId="ctChar">
@@ -6715,7 +6470,7 @@
       <w:rFonts w:ascii=".VnGothic" w:hAnsi=".VnGothic" w:cs=".VnVogueH"/>
       <w:sz w:val="40"/>
       <w:szCs w:val="40"/>
-      <w:lang w:bidi="ar-SA"/>
+      <w:lang w:val="en-US" w:bidi="ar-SA"/>
     </w:rPr>
   </w:style>
   <w:style w:type="character" w:styleId="cCharChar">
@@ -6725,7 +6480,7 @@
       <w:rFonts w:ascii=".VnAvant" w:hAnsi=".VnAvant" w:cs=".VnAvant"/>
       <w:b/>
       <w:sz w:val="24"/>
-      <w:lang w:bidi="ar-SA"/>
+      <w:lang w:val="en-US" w:bidi="ar-SA"/>
     </w:rPr>
   </w:style>
   <w:style w:type="character" w:styleId="tmChar">
@@ -6735,7 +6490,7 @@
       <w:rFonts w:ascii=".VnAvant" w:hAnsi=".VnAvant" w:cs=".VnAvant"/>
       <w:b/>
       <w:sz w:val="24"/>
-      <w:lang w:bidi="ar-SA"/>
+      <w:lang w:val="en-US" w:bidi="ar-SA"/>
     </w:rPr>
   </w:style>
   <w:style w:type="character" w:styleId="nChar">
@@ -6750,7 +6505,7 @@
       <w:color w:val="4F81BD"/>
       <w:sz w:val="28"/>
       <w:szCs w:val="26"/>
-      <w:lang w:bidi="ar-SA"/>
+      <w:lang w:val="en-US" w:bidi="ar-SA"/>
     </w:rPr>
   </w:style>
   <w:style w:type="character" w:styleId="ngChar">
@@ -6766,7 +6521,7 @@
       <w:rFonts w:ascii=".VnTime" w:hAnsi=".VnTime" w:eastAsia="SimSun" w:cs=".VnTime"/>
       <w:sz w:val="26"/>
       <w:szCs w:val="26"/>
-      <w:lang w:bidi="ar-SA"/>
+      <w:lang w:val="en-US" w:bidi="ar-SA"/>
     </w:rPr>
   </w:style>
   <w:style w:type="character" w:styleId="g1CharChar">
@@ -6801,7 +6556,7 @@
     <w:rPr>
       <w:sz w:val="28"/>
       <w:szCs w:val="28"/>
-      <w:lang w:bidi="ar-SA"/>
+      <w:lang w:val="en-US" w:bidi="ar-SA"/>
     </w:rPr>
   </w:style>
   <w:style w:type="character" w:styleId="tCharChar">
@@ -6814,7 +6569,7 @@
       <w:spacing w:val="40"/>
       <w:sz w:val="28"/>
       <w:szCs w:val="32"/>
-      <w:lang w:bidi="ar-SA"/>
+      <w:lang w:val="en-US" w:bidi="ar-SA"/>
     </w:rPr>
   </w:style>
   <w:style w:type="character" w:styleId="1CharChar">
@@ -6828,7 +6583,7 @@
       <w:spacing w:val="40"/>
       <w:sz w:val="26"/>
       <w:szCs w:val="24"/>
-      <w:lang w:bidi="ar-SA"/>
+      <w:lang w:val="en-US" w:bidi="ar-SA"/>
     </w:rPr>
   </w:style>
   <w:style w:type="character" w:styleId="Style9CharCharChar">
@@ -6851,7 +6606,7 @@
       <w:spacing w:val="40"/>
       <w:sz w:val="24"/>
       <w:szCs w:val="24"/>
-      <w:lang w:bidi="ar-SA"/>
+      <w:lang w:val="en-US" w:bidi="ar-SA"/>
     </w:rPr>
   </w:style>
   <w:style w:type="character" w:styleId="Char">
@@ -6861,7 +6616,7 @@
       <w:rFonts w:ascii=".VnTimeH" w:hAnsi=".VnTimeH" w:cs=".VnTimeH"/>
       <w:kern w:val="2"/>
       <w:sz w:val="26"/>
-      <w:lang w:bidi="ar-SA"/>
+      <w:lang w:val="en-US" w:bidi="ar-SA"/>
     </w:rPr>
   </w:style>
   <w:style w:type="character" w:styleId="Style9CharCharCharCharCharChar">
@@ -6903,7 +6658,7 @@
       <w:b/>
       <w:sz w:val="28"/>
       <w:szCs w:val="28"/>
-      <w:lang w:bidi="ar-SA"/>
+      <w:lang w:val="en-US" w:bidi="ar-SA"/>
     </w:rPr>
   </w:style>
   <w:style w:type="character" w:styleId="11Char">
@@ -6943,7 +6698,7 @@
       <w:rFonts w:ascii=".VnTime" w:hAnsi=".VnTime" w:eastAsia=".VnTime" w:cs=".VnTime"/>
       <w:sz w:val="28"/>
       <w:szCs w:val="28"/>
-      <w:lang w:bidi="ar-SA"/>
+      <w:lang w:val="en-US" w:bidi="ar-SA"/>
     </w:rPr>
   </w:style>
   <w:style w:type="character" w:styleId="1noidungChar">
@@ -6952,7 +6707,7 @@
     <w:rPr>
       <w:rFonts w:ascii="Arial" w:hAnsi="Arial" w:cs="Arial"/>
       <w:sz w:val="24"/>
-      <w:lang w:val="en-US" w:bidi="ar-SA"/>
+      <w:lang w:val="vi-VN" w:bidi="ar-SA"/>
     </w:rPr>
   </w:style>
   <w:style w:type="character" w:styleId="atn">
@@ -6974,14 +6729,14 @@
       <w:b/>
       <w:sz w:val="26"/>
       <w:szCs w:val="26"/>
-      <w:lang w:bidi="ar-SA"/>
+      <w:lang w:val="en-US" w:bidi="ar-SA"/>
     </w:rPr>
   </w:style>
   <w:style w:type="character" w:styleId="Style7Char">
     <w:name w:val="Style7 Char"/>
     <w:qFormat/>
     <w:rPr>
-      <w:lang w:bidi="ar-SA"/>
+      <w:lang w:val="en-US" w:bidi="ar-SA"/>
     </w:rPr>
   </w:style>
   <w:style w:type="character" w:styleId="frametitle">
@@ -7016,7 +6771,7 @@
       <w:spacing w:val="24"/>
       <w:sz w:val="28"/>
       <w:szCs w:val="28"/>
-      <w:lang w:bidi="ar-SA"/>
+      <w:lang w:val="en-US" w:bidi="ar-SA"/>
     </w:rPr>
   </w:style>
   <w:style w:type="character" w:styleId="dieuCharChar1">
@@ -7028,25 +6783,25 @@
       <w:spacing w:val="24"/>
       <w:sz w:val="26"/>
       <w:szCs w:val="26"/>
-      <w:lang w:bidi="ar-SA"/>
+      <w:lang w:val="en-US" w:bidi="ar-SA"/>
     </w:rPr>
   </w:style>
   <w:style w:type="character" w:styleId="CenterChar">
     <w:name w:val="Center Char"/>
-    <w:qFormat/>
-    <w:rPr>
-      <w:sz w:val="28"/>
-      <w:szCs w:val="28"/>
-      <w:lang w:val="vi-VN" w:bidi="ar-SA"/>
-    </w:rPr>
-  </w:style>
-  <w:style w:type="character" w:styleId="TenvbChar">
-    <w:name w:val="Tenvb Char"/>
     <w:qFormat/>
     <w:rPr>
       <w:sz w:val="28"/>
       <w:szCs w:val="28"/>
       <w:lang w:bidi="ar-SA"/>
+    </w:rPr>
+  </w:style>
+  <w:style w:type="character" w:styleId="TenvbChar">
+    <w:name w:val="Tenvb Char"/>
+    <w:qFormat/>
+    <w:rPr>
+      <w:sz w:val="28"/>
+      <w:szCs w:val="28"/>
+      <w:lang w:val="en-US" w:bidi="ar-SA"/>
     </w:rPr>
   </w:style>
   <w:style w:type="character" w:styleId="OFFICE1Char">
@@ -7070,7 +6825,7 @@
       <w:iCs/>
       <w:sz w:val="26"/>
       <w:szCs w:val="26"/>
-      <w:lang w:bidi="ar-SA"/>
+      <w:lang w:val="en-US" w:bidi="ar-SA"/>
     </w:rPr>
   </w:style>
   <w:style w:type="character" w:styleId="MMTopic2Char">
@@ -7084,7 +6839,7 @@
       <w:iCs/>
       <w:sz w:val="28"/>
       <w:szCs w:val="28"/>
-      <w:lang w:bidi="ar-SA"/>
+      <w:lang w:val="en-US" w:bidi="ar-SA"/>
     </w:rPr>
   </w:style>
   <w:style w:type="character" w:styleId="Heading8Char1">
@@ -7095,7 +6850,7 @@
       <w:iCs/>
       <w:sz w:val="24"/>
       <w:szCs w:val="24"/>
-      <w:lang w:bidi="ar-SA"/>
+      <w:lang w:val="en-US" w:bidi="ar-SA"/>
     </w:rPr>
   </w:style>
   <w:style w:type="character" w:styleId="BodyTextIndentChar">
@@ -7116,7 +6871,7 @@
       <w:color w:val="000000"/>
       <w:sz w:val="22"/>
       <w:szCs w:val="22"/>
-      <w:lang w:bidi="ar-SA"/>
+      <w:lang w:val="en-US" w:bidi="ar-SA"/>
     </w:rPr>
   </w:style>
   <w:style w:type="character" w:styleId="11chucdanhnguoiky-co11CharChar">
@@ -7128,7 +6883,7 @@
       <w:color w:val="000000"/>
       <w:sz w:val="22"/>
       <w:szCs w:val="22"/>
-      <w:lang w:bidi="ar-SA"/>
+      <w:lang w:val="en-US" w:bidi="ar-SA"/>
     </w:rPr>
   </w:style>
   <w:style w:type="character" w:styleId="6tenmucphanCharCharChar">
@@ -7140,7 +6895,7 @@
       <w:color w:val="000000"/>
       <w:sz w:val="22"/>
       <w:szCs w:val="22"/>
-      <w:lang w:bidi="ar-SA"/>
+      <w:lang w:val="en-US" w:bidi="ar-SA"/>
     </w:rPr>
   </w:style>
   <w:style w:type="character" w:styleId="1chinhtrangChar1CharCharChar">
@@ -7151,7 +6906,7 @@
       <w:color w:val="000000"/>
       <w:sz w:val="22"/>
       <w:szCs w:val="22"/>
-      <w:lang w:bidi="ar-SA"/>
+      <w:lang w:val="en-US" w:bidi="ar-SA"/>
     </w:rPr>
   </w:style>
   <w:style w:type="character" w:styleId="coCharCharChar">
@@ -7162,7 +6917,7 @@
       <w:color w:val="000000"/>
       <w:sz w:val="22"/>
       <w:szCs w:val="22"/>
-      <w:lang w:bidi="ar-SA"/>
+      <w:lang w:val="en-US" w:bidi="ar-SA"/>
     </w:rPr>
   </w:style>
   <w:style w:type="character" w:styleId="BodyTextIndent3Char">
@@ -7189,7 +6944,7 @@
       <w:color w:val="000000"/>
       <w:sz w:val="22"/>
       <w:szCs w:val="22"/>
-      <w:lang w:bidi="ar-SA"/>
+      <w:lang w:val="en-US" w:bidi="ar-SA"/>
     </w:rPr>
   </w:style>
   <w:style w:type="character" w:styleId="4tenchuongCharCharChar">
@@ -7201,7 +6956,7 @@
       <w:color w:val="000000"/>
       <w:sz w:val="22"/>
       <w:szCs w:val="22"/>
-      <w:lang w:bidi="ar-SA"/>
+      <w:lang w:val="en-US" w:bidi="ar-SA"/>
     </w:rPr>
   </w:style>
   <w:style w:type="character" w:styleId="71CharCharCharCharCharCharCharCharChar">
@@ -7224,7 +6979,7 @@
       <w:color w:val="000000"/>
       <w:sz w:val="22"/>
       <w:szCs w:val="22"/>
-      <w:lang w:bidi="ar-SA"/>
+      <w:lang w:val="en-US" w:bidi="ar-SA"/>
     </w:rPr>
   </w:style>
   <w:style w:type="character" w:styleId="cChar1CharCharCharChar">
@@ -7235,7 +6990,7 @@
       <w:color w:val="000000"/>
       <w:sz w:val="22"/>
       <w:szCs w:val="22"/>
-      <w:lang w:bidi="ar-SA"/>
+      <w:lang w:val="en-US" w:bidi="ar-SA"/>
     </w:rPr>
   </w:style>
   <w:style w:type="character" w:styleId="1chinhtrangChar">
@@ -7257,7 +7012,7 @@
       <w:color w:val="000000"/>
       <w:sz w:val="22"/>
       <w:szCs w:val="22"/>
-      <w:lang w:bidi="ar-SA"/>
+      <w:lang w:val="en-US" w:bidi="ar-SA"/>
     </w:rPr>
   </w:style>
   <w:style w:type="character" w:styleId="cCharCharChar">
@@ -7275,7 +7030,7 @@
       <w:color w:val="000000"/>
       <w:sz w:val="22"/>
       <w:szCs w:val="22"/>
-      <w:lang w:bidi="ar-SA"/>
+      <w:lang w:val="en-US" w:bidi="ar-SA"/>
     </w:rPr>
   </w:style>
   <w:style w:type="character" w:styleId="1chinhtrangCharCharCharCharCharCharChar">
@@ -7286,7 +7041,7 @@
       <w:color w:val="000000"/>
       <w:sz w:val="22"/>
       <w:szCs w:val="22"/>
-      <w:lang w:bidi="ar-SA"/>
+      <w:lang w:val="en-US" w:bidi="ar-SA"/>
     </w:rPr>
   </w:style>
   <w:style w:type="character" w:styleId="4tenchuongCharCharCharCharCharChar">
@@ -7298,7 +7053,7 @@
       <w:color w:val="000000"/>
       <w:sz w:val="22"/>
       <w:szCs w:val="22"/>
-      <w:lang w:bidi="ar-SA"/>
+      <w:lang w:val="en-US" w:bidi="ar-SA"/>
     </w:rPr>
   </w:style>
   <w:style w:type="character" w:styleId="2dongcachCharCharCharCharCharChar">
@@ -7310,7 +7065,7 @@
       <w:color w:val="000000"/>
       <w:sz w:val="22"/>
       <w:szCs w:val="22"/>
-      <w:lang w:bidi="ar-SA"/>
+      <w:lang w:val="en-US" w:bidi="ar-SA"/>
     </w:rPr>
   </w:style>
   <w:style w:type="character" w:styleId="1chinhtrangCharChar1CharCharCharChar">
@@ -7321,7 +7076,7 @@
       <w:color w:val="000000"/>
       <w:sz w:val="22"/>
       <w:szCs w:val="22"/>
-      <w:lang w:bidi="ar-SA"/>
+      <w:lang w:val="en-US" w:bidi="ar-SA"/>
     </w:rPr>
   </w:style>
   <w:style w:type="character" w:styleId="cCharCharCharCharCharChar">
@@ -7332,7 +7087,7 @@
       <w:color w:val="000000"/>
       <w:sz w:val="22"/>
       <w:szCs w:val="26"/>
-      <w:lang w:bidi="ar-SA"/>
+      <w:lang w:val="en-US" w:bidi="ar-SA"/>
     </w:rPr>
   </w:style>
   <w:style w:type="character" w:styleId="coCharCharCharCharCharChar">
@@ -7343,7 +7098,7 @@
       <w:color w:val="000000"/>
       <w:sz w:val="22"/>
       <w:szCs w:val="22"/>
-      <w:lang w:bidi="ar-SA"/>
+      <w:lang w:val="en-US" w:bidi="ar-SA"/>
     </w:rPr>
   </w:style>
   <w:style w:type="character" w:styleId="TitleCharCharChar1">
@@ -7365,7 +7120,7 @@
       <w:color w:val="000000"/>
       <w:sz w:val="22"/>
       <w:szCs w:val="22"/>
-      <w:lang w:bidi="ar-SA"/>
+      <w:lang w:val="en-US" w:bidi="ar-SA"/>
     </w:rPr>
   </w:style>
   <w:style w:type="character" w:styleId="aCharCharChar">
@@ -7377,7 +7132,7 @@
       <w:color w:val="000000"/>
       <w:sz w:val="26"/>
       <w:szCs w:val="26"/>
-      <w:lang w:bidi="ar-SA"/>
+      <w:lang w:val="en-US" w:bidi="ar-SA"/>
     </w:rPr>
   </w:style>
   <w:style w:type="character" w:styleId="eCharCharChar">
@@ -7390,7 +7145,7 @@
       <w:color w:val="000000"/>
       <w:sz w:val="22"/>
       <w:szCs w:val="22"/>
-      <w:lang w:bidi="ar-SA"/>
+      <w:lang w:val="en-US" w:bidi="ar-SA"/>
     </w:rPr>
   </w:style>
   <w:style w:type="character" w:styleId="17CharChar">
@@ -7403,7 +7158,7 @@
       <w:color w:val="000000"/>
       <w:sz w:val="26"/>
       <w:szCs w:val="26"/>
-      <w:lang w:bidi="ar-SA"/>
+      <w:lang w:val="en-US" w:bidi="ar-SA"/>
     </w:rPr>
   </w:style>
   <w:style w:type="character" w:styleId="phanCharCharCharCharCharCharChar">
@@ -7415,7 +7170,7 @@
       <w:color w:val="000000"/>
       <w:sz w:val="22"/>
       <w:szCs w:val="22"/>
-      <w:lang w:bidi="ar-SA"/>
+      <w:lang w:val="en-US" w:bidi="ar-SA"/>
     </w:rPr>
   </w:style>
   <w:style w:type="character" w:styleId="cChar2">
@@ -7427,7 +7182,7 @@
       <w:color w:val="000000"/>
       <w:sz w:val="22"/>
       <w:szCs w:val="22"/>
-      <w:lang w:bidi="ar-SA"/>
+      <w:lang w:val="en-US" w:bidi="ar-SA"/>
     </w:rPr>
   </w:style>
   <w:style w:type="character" w:styleId="3sochuongCharCharChar">
@@ -7439,7 +7194,7 @@
       <w:color w:val="000000"/>
       <w:sz w:val="22"/>
       <w:szCs w:val="22"/>
-      <w:lang w:bidi="ar-SA"/>
+      <w:lang w:val="en-US" w:bidi="ar-SA"/>
     </w:rPr>
   </w:style>
   <w:style w:type="character" w:styleId="noCharCharCharChar">
@@ -7450,7 +7205,7 @@
       <w:color w:val="000000"/>
       <w:sz w:val="22"/>
       <w:szCs w:val="22"/>
-      <w:lang w:bidi="ar-SA"/>
+      <w:lang w:val="en-US" w:bidi="ar-SA"/>
     </w:rPr>
   </w:style>
   <w:style w:type="character" w:styleId="1chinhtrangCharCharChar1CharChar">
@@ -7461,7 +7216,7 @@
       <w:color w:val="000000"/>
       <w:sz w:val="22"/>
       <w:szCs w:val="22"/>
-      <w:lang w:bidi="ar-SA"/>
+      <w:lang w:val="en-US" w:bidi="ar-SA"/>
     </w:rPr>
   </w:style>
   <w:style w:type="character" w:styleId="z-TopofFormChar1">
@@ -7495,7 +7250,7 @@
       <w:color w:val="0000FF"/>
       <w:spacing w:val="24"/>
       <w:sz w:val="28"/>
-      <w:lang w:bidi="ar-SA"/>
+      <w:lang w:val="en-US" w:bidi="ar-SA"/>
     </w:rPr>
   </w:style>
   <w:style w:type="character" w:styleId="71CharChar">
@@ -7507,7 +7262,7 @@
       <w:color w:val="000000"/>
       <w:sz w:val="22"/>
       <w:szCs w:val="22"/>
-      <w:lang w:bidi="ar-SA"/>
+      <w:lang w:val="en-US" w:bidi="ar-SA"/>
     </w:rPr>
   </w:style>
   <w:style w:type="character" w:styleId="DocumentMapChar2">
@@ -7515,7 +7270,7 @@
     <w:qFormat/>
     <w:rPr>
       <w:rFonts w:ascii="Tahoma" w:hAnsi="Tahoma" w:cs="Tahoma"/>
-      <w:lang w:bidi="ar-SA"/>
+      <w:lang w:val="en-US" w:bidi="ar-SA"/>
     </w:rPr>
   </w:style>
   <w:style w:type="character" w:styleId="71CharChar1">
@@ -7567,7 +7322,7 @@
     <w:name w:val="Endnote Text Char1"/>
     <w:qFormat/>
     <w:rPr>
-      <w:lang w:bidi="ar-SA"/>
+      <w:lang w:val="en-US" w:bidi="ar-SA"/>
     </w:rPr>
   </w:style>
   <w:style w:type="character" w:styleId="SubtitleChar2">
@@ -7577,7 +7332,7 @@
       <w:rFonts w:ascii=".VnTimeH" w:hAnsi=".VnTimeH" w:cs=".VnTimeH"/>
       <w:b/>
       <w:sz w:val="28"/>
-      <w:lang w:bidi="ar-SA"/>
+      <w:lang w:val="en-US" w:bidi="ar-SA"/>
     </w:rPr>
   </w:style>
   <w:style w:type="character" w:styleId="15CharCharCharChar">
@@ -7590,7 +7345,7 @@
       <w:spacing w:val="20"/>
       <w:sz w:val="26"/>
       <w:szCs w:val="26"/>
-      <w:lang w:bidi="ar-SA"/>
+      <w:lang w:val="en-US" w:bidi="ar-SA"/>
     </w:rPr>
   </w:style>
   <w:style w:type="character" w:styleId="4CharCharCharChar">
@@ -7604,7 +7359,7 @@
       <w:spacing w:val="28"/>
       <w:sz w:val="23"/>
       <w:szCs w:val="23"/>
-      <w:lang w:bidi="ar-SA"/>
+      <w:lang w:val="en-US" w:bidi="ar-SA"/>
     </w:rPr>
   </w:style>
   <w:style w:type="character" w:styleId="5CharCharCharChar">
@@ -7619,7 +7374,7 @@
       <w:color w:val="000000"/>
       <w:sz w:val="23"/>
       <w:szCs w:val="23"/>
-      <w:lang w:bidi="ar-SA"/>
+      <w:lang w:val="en-US" w:bidi="ar-SA"/>
     </w:rPr>
   </w:style>
   <w:style w:type="character" w:styleId="DNnd2chuongChar">
@@ -7631,7 +7386,7 @@
       <w:bCs/>
       <w:color w:val="000000"/>
       <w:sz w:val="22"/>
-      <w:lang w:bidi="ar-SA"/>
+      <w:lang w:val="en-US" w:bidi="ar-SA"/>
     </w:rPr>
   </w:style>
   <w:style w:type="character" w:styleId="DNnd1quyetdinhChar">
@@ -7643,7 +7398,7 @@
       <w:color w:val="000000"/>
       <w:sz w:val="32"/>
       <w:szCs w:val="32"/>
-      <w:lang w:bidi="ar-SA"/>
+      <w:lang w:val="en-US" w:bidi="ar-SA"/>
     </w:rPr>
   </w:style>
   <w:style w:type="character" w:styleId="DNtd6trichyeuVBChar">
@@ -7654,7 +7409,7 @@
       <w:color w:val="000000"/>
       <w:sz w:val="26"/>
       <w:szCs w:val="26"/>
-      <w:lang w:bidi="ar-SA"/>
+      <w:lang w:val="en-US" w:bidi="ar-SA"/>
     </w:rPr>
   </w:style>
   <w:style w:type="character" w:styleId="1CharCharCharChar">
@@ -7665,7 +7420,7 @@
       <w:color w:val="000000"/>
       <w:sz w:val="22"/>
       <w:szCs w:val="22"/>
-      <w:lang w:bidi="ar-SA"/>
+      <w:lang w:val="en-US" w:bidi="ar-SA"/>
     </w:rPr>
   </w:style>
   <w:style w:type="character" w:styleId="7CharCharChar">
@@ -7678,7 +7433,7 @@
       <w:spacing w:val="28"/>
       <w:sz w:val="22"/>
       <w:szCs w:val="22"/>
-      <w:lang w:bidi="ar-SA"/>
+      <w:lang w:val="en-US" w:bidi="ar-SA"/>
     </w:rPr>
   </w:style>
   <w:style w:type="character" w:styleId="1chinhtrangChar1">
@@ -7689,7 +7444,7 @@
       <w:color w:val="000000"/>
       <w:sz w:val="22"/>
       <w:szCs w:val="22"/>
-      <w:lang w:bidi="ar-SA"/>
+      <w:lang w:val="en-US" w:bidi="ar-SA"/>
     </w:rPr>
   </w:style>
   <w:style w:type="character" w:styleId="1chinhtrangCharCharChar2CharCharCharCharChar">
@@ -7700,7 +7455,7 @@
       <w:color w:val="000000"/>
       <w:sz w:val="23"/>
       <w:szCs w:val="23"/>
-      <w:lang w:bidi="ar-SA"/>
+      <w:lang w:val="en-US" w:bidi="ar-SA"/>
     </w:rPr>
   </w:style>
   <w:style w:type="character" w:styleId="4tenchuongCharChar1">
@@ -7712,7 +7467,7 @@
       <w:color w:val="000000"/>
       <w:sz w:val="22"/>
       <w:szCs w:val="22"/>
-      <w:lang w:bidi="ar-SA"/>
+      <w:lang w:val="en-US" w:bidi="ar-SA"/>
     </w:rPr>
   </w:style>
   <w:style w:type="character" w:styleId="1chinhtrangCharChar4CharChar">
@@ -7723,7 +7478,7 @@
       <w:color w:val="000000"/>
       <w:sz w:val="23"/>
       <w:szCs w:val="23"/>
-      <w:lang w:bidi="ar-SA"/>
+      <w:lang w:val="en-US" w:bidi="ar-SA"/>
     </w:rPr>
   </w:style>
   <w:style w:type="character" w:styleId="nCharChar">
@@ -7742,7 +7497,7 @@
       <w:color w:val="000000"/>
       <w:sz w:val="22"/>
       <w:szCs w:val="22"/>
-      <w:lang w:bidi="ar-SA"/>
+      <w:lang w:val="en-US" w:bidi="ar-SA"/>
     </w:rPr>
   </w:style>
   <w:style w:type="character" w:styleId="4tenchuongChar1">
@@ -7754,7 +7509,7 @@
       <w:color w:val="000000"/>
       <w:sz w:val="22"/>
       <w:szCs w:val="22"/>
-      <w:lang w:bidi="ar-SA"/>
+      <w:lang w:val="en-US" w:bidi="ar-SA"/>
     </w:rPr>
   </w:style>
   <w:style w:type="character" w:styleId="2dongcachChar1">
@@ -7766,7 +7521,7 @@
       <w:color w:val="000000"/>
       <w:sz w:val="22"/>
       <w:szCs w:val="22"/>
-      <w:lang w:bidi="ar-SA"/>
+      <w:lang w:val="en-US" w:bidi="ar-SA"/>
     </w:rPr>
   </w:style>
   <w:style w:type="character" w:styleId="1chinhtrangCharCharChar2">
@@ -7777,7 +7532,7 @@
       <w:color w:val="000000"/>
       <w:sz w:val="23"/>
       <w:szCs w:val="23"/>
-      <w:lang w:bidi="ar-SA"/>
+      <w:lang w:val="en-US" w:bidi="ar-SA"/>
     </w:rPr>
   </w:style>
   <w:style w:type="character" w:styleId="1chinhtrangChar1CharCharCharChar">
@@ -7788,7 +7543,7 @@
       <w:color w:val="000000"/>
       <w:sz w:val="22"/>
       <w:szCs w:val="22"/>
-      <w:lang w:bidi="ar-SA"/>
+      <w:lang w:val="en-US" w:bidi="ar-SA"/>
     </w:rPr>
   </w:style>
   <w:style w:type="character" w:styleId="cChar1CharCharCharCharChar">
@@ -7799,7 +7554,7 @@
       <w:color w:val="000000"/>
       <w:sz w:val="22"/>
       <w:szCs w:val="22"/>
-      <w:lang w:bidi="ar-SA"/>
+      <w:lang w:val="en-US" w:bidi="ar-SA"/>
     </w:rPr>
   </w:style>
   <w:style w:type="character" w:styleId="PlainTextChar1">
@@ -7807,7 +7562,7 @@
     <w:qFormat/>
     <w:rPr>
       <w:rFonts w:ascii="Courier New" w:hAnsi="Courier New" w:cs="Courier New"/>
-      <w:lang w:bidi="ar-SA"/>
+      <w:lang w:val="en-US" w:bidi="ar-SA"/>
     </w:rPr>
   </w:style>
   <w:style w:type="character" w:styleId="17CharCharChar">
@@ -7820,7 +7575,7 @@
       <w:color w:val="000000"/>
       <w:sz w:val="26"/>
       <w:szCs w:val="26"/>
-      <w:lang w:bidi="ar-SA"/>
+      <w:lang w:val="en-US" w:bidi="ar-SA"/>
     </w:rPr>
   </w:style>
   <w:style w:type="character" w:styleId="2dongcachCharCharCharChar">
@@ -7832,7 +7587,7 @@
       <w:color w:val="000000"/>
       <w:sz w:val="22"/>
       <w:szCs w:val="22"/>
-      <w:lang w:bidi="ar-SA"/>
+      <w:lang w:val="en-US" w:bidi="ar-SA"/>
     </w:rPr>
   </w:style>
   <w:style w:type="character" w:styleId="11chucdanhnguoiky-co11CharCharChar">
@@ -7844,7 +7599,7 @@
       <w:color w:val="000000"/>
       <w:sz w:val="22"/>
       <w:szCs w:val="22"/>
-      <w:lang w:bidi="ar-SA"/>
+      <w:lang w:val="en-US" w:bidi="ar-SA"/>
     </w:rPr>
   </w:style>
   <w:style w:type="character" w:styleId="coCharCharCharChar">
@@ -7855,7 +7610,7 @@
       <w:color w:val="000000"/>
       <w:sz w:val="22"/>
       <w:szCs w:val="22"/>
-      <w:lang w:bidi="ar-SA"/>
+      <w:lang w:val="en-US" w:bidi="ar-SA"/>
     </w:rPr>
   </w:style>
   <w:style w:type="character" w:styleId="noCharCharCharCharChar">
@@ -7866,7 +7621,7 @@
       <w:color w:val="000000"/>
       <w:sz w:val="22"/>
       <w:szCs w:val="22"/>
-      <w:lang w:bidi="ar-SA"/>
+      <w:lang w:val="en-US" w:bidi="ar-SA"/>
     </w:rPr>
   </w:style>
   <w:style w:type="character" w:styleId="cCharCharCharChar">
@@ -7878,7 +7633,7 @@
       <w:color w:val="000000"/>
       <w:sz w:val="22"/>
       <w:szCs w:val="22"/>
-      <w:lang w:bidi="ar-SA"/>
+      <w:lang w:val="en-US" w:bidi="ar-SA"/>
     </w:rPr>
   </w:style>
   <w:style w:type="character" w:styleId="TitleChar1">
@@ -7890,7 +7645,7 @@
       <w:bCs/>
       <w:sz w:val="24"/>
       <w:szCs w:val="24"/>
-      <w:lang w:bidi="ar-SA"/>
+      <w:lang w:val="en-US" w:bidi="ar-SA"/>
     </w:rPr>
   </w:style>
   <w:style w:type="character" w:styleId="3sochuongCharCharCharChar">
@@ -7902,7 +7657,7 @@
       <w:color w:val="000000"/>
       <w:sz w:val="22"/>
       <w:szCs w:val="22"/>
-      <w:lang w:bidi="ar-SA"/>
+      <w:lang w:val="en-US" w:bidi="ar-SA"/>
     </w:rPr>
   </w:style>
   <w:style w:type="character" w:styleId="6tenmucphanCharCharCharCharChar">
@@ -7914,7 +7669,7 @@
       <w:color w:val="000000"/>
       <w:sz w:val="22"/>
       <w:szCs w:val="22"/>
-      <w:lang w:bidi="ar-SA"/>
+      <w:lang w:val="en-US" w:bidi="ar-SA"/>
     </w:rPr>
   </w:style>
   <w:style w:type="character" w:styleId="11chucdanhnguoiky-co11CharCharCharChar">
@@ -7926,7 +7681,7 @@
       <w:color w:val="000000"/>
       <w:sz w:val="22"/>
       <w:szCs w:val="22"/>
-      <w:lang w:bidi="ar-SA"/>
+      <w:lang w:val="en-US" w:bidi="ar-SA"/>
     </w:rPr>
   </w:style>
   <w:style w:type="character" w:styleId="1chinhtrangCharChar1CharCharCharCharChar">
@@ -7937,7 +7692,7 @@
       <w:color w:val="000000"/>
       <w:sz w:val="22"/>
       <w:szCs w:val="22"/>
-      <w:lang w:bidi="ar-SA"/>
+      <w:lang w:val="en-US" w:bidi="ar-SA"/>
     </w:rPr>
   </w:style>
   <w:style w:type="character" w:styleId="eCharCharCharChar">
@@ -7950,7 +7705,7 @@
       <w:color w:val="000000"/>
       <w:sz w:val="22"/>
       <w:szCs w:val="22"/>
-      <w:lang w:bidi="ar-SA"/>
+      <w:lang w:val="en-US" w:bidi="ar-SA"/>
     </w:rPr>
   </w:style>
   <w:style w:type="character" w:styleId="1chinhtrangCharCharCharCharChar">
@@ -7961,7 +7716,7 @@
       <w:color w:val="000000"/>
       <w:sz w:val="22"/>
       <w:szCs w:val="22"/>
-      <w:lang w:bidi="ar-SA"/>
+      <w:lang w:val="en-US" w:bidi="ar-SA"/>
     </w:rPr>
   </w:style>
   <w:style w:type="character" w:styleId="71CharCharCharChar">
@@ -7992,7 +7747,7 @@
       <w:rFonts w:ascii=".VnTime" w:hAnsi=".VnTime" w:cs="Times New Roman"/>
       <w:sz w:val="28"/>
       <w:szCs w:val="28"/>
-      <w:lang w:bidi="ar-SA"/>
+      <w:lang w:val="en-US" w:bidi="ar-SA"/>
     </w:rPr>
   </w:style>
   <w:style w:type="character" w:styleId="Heading6Char1">
@@ -8005,7 +7760,7 @@
       <w:color w:val="000000"/>
       <w:sz w:val="26"/>
       <w:szCs w:val="26"/>
-      <w:lang w:bidi="ar-SA"/>
+      <w:lang w:val="en-US" w:bidi="ar-SA"/>
     </w:rPr>
   </w:style>
   <w:style w:type="character" w:styleId="1chinhtrangChar1CharCharCharCharChar">
@@ -8038,7 +7793,7 @@
       <w:color w:val="000000"/>
       <w:sz w:val="22"/>
       <w:szCs w:val="22"/>
-      <w:lang w:bidi="ar-SA"/>
+      <w:lang w:val="en-US" w:bidi="ar-SA"/>
     </w:rPr>
   </w:style>
   <w:style w:type="character" w:styleId="HTMLCite">
@@ -8072,6 +7827,7 @@
       <w:rFonts w:ascii=".VnCentury Schoolbook" w:hAnsi=".VnCentury Schoolbook" w:cs="Times New Roman"/>
       <w:b/>
       <w:color w:val="000000"/>
+      <w:lang w:val="en-US"/>
     </w:rPr>
   </w:style>
   <w:style w:type="character" w:styleId="5somucCharChar2">
@@ -8081,6 +7837,7 @@
       <w:rFonts w:ascii=".VnCentury Schoolbook" w:hAnsi=".VnCentury Schoolbook" w:cs="Times New Roman"/>
       <w:b/>
       <w:color w:val="000000"/>
+      <w:lang w:val="en-US"/>
     </w:rPr>
   </w:style>
   <w:style w:type="character" w:styleId="nCharChar1">
@@ -8091,7 +7848,7 @@
       <w:color w:val="000000"/>
       <w:sz w:val="22"/>
       <w:szCs w:val="22"/>
-      <w:lang w:bidi="ar-SA"/>
+      <w:lang w:val="en-US" w:bidi="ar-SA"/>
     </w:rPr>
   </w:style>
   <w:style w:type="character" w:styleId="5somuc1">
@@ -8101,6 +7858,7 @@
       <w:rFonts w:ascii=".VnCentury Schoolbook" w:hAnsi=".VnCentury Schoolbook" w:cs="Times New Roman"/>
       <w:b/>
       <w:color w:val="000000"/>
+      <w:lang w:val="en-US"/>
     </w:rPr>
   </w:style>
   <w:style w:type="character" w:styleId="noCharChar1">
@@ -8111,7 +7869,7 @@
       <w:color w:val="000000"/>
       <w:sz w:val="22"/>
       <w:szCs w:val="22"/>
-      <w:lang w:bidi="ar-SA"/>
+      <w:lang w:val="en-US" w:bidi="ar-SA"/>
     </w:rPr>
   </w:style>
   <w:style w:type="character" w:styleId="1chinhtrangChar2Char">
@@ -8122,7 +7880,7 @@
       <w:color w:val="000000"/>
       <w:sz w:val="22"/>
       <w:szCs w:val="22"/>
-      <w:lang w:bidi="ar-SA"/>
+      <w:lang w:val="en-US" w:bidi="ar-SA"/>
     </w:rPr>
   </w:style>
   <w:style w:type="character" w:styleId="4tenchuongCharCharChar1">
@@ -8134,7 +7892,7 @@
       <w:color w:val="000000"/>
       <w:sz w:val="22"/>
       <w:szCs w:val="22"/>
-      <w:lang w:bidi="ar-SA"/>
+      <w:lang w:val="en-US" w:bidi="ar-SA"/>
     </w:rPr>
   </w:style>
   <w:style w:type="character" w:styleId="2dongcachCharCharChar1">
@@ -8146,7 +7904,7 @@
       <w:color w:val="000000"/>
       <w:sz w:val="22"/>
       <w:szCs w:val="22"/>
-      <w:lang w:bidi="ar-SA"/>
+      <w:lang w:val="en-US" w:bidi="ar-SA"/>
     </w:rPr>
   </w:style>
   <w:style w:type="character" w:styleId="1chinhtrangCharChar2">
@@ -8157,7 +7915,7 @@
       <w:color w:val="000000"/>
       <w:sz w:val="22"/>
       <w:szCs w:val="22"/>
-      <w:lang w:bidi="ar-SA"/>
+      <w:lang w:val="en-US" w:bidi="ar-SA"/>
     </w:rPr>
   </w:style>
   <w:style w:type="character" w:styleId="E-mailSignatureChar1">
@@ -8166,7 +7924,7 @@
     <w:rPr>
       <w:sz w:val="24"/>
       <w:szCs w:val="24"/>
-      <w:lang w:bidi="ar-SA"/>
+      <w:lang w:val="en-US" w:bidi="ar-SA"/>
     </w:rPr>
   </w:style>
   <w:style w:type="character" w:styleId="postbody">
@@ -8183,6 +7941,7 @@
       <w:rFonts w:ascii=".VnCentury Schoolbook" w:hAnsi=".VnCentury Schoolbook" w:cs=".VnCentury Schoolbook"/>
       <w:color w:val="000000"/>
       <w:sz w:val="22"/>
+      <w:lang w:val="en-US"/>
     </w:rPr>
   </w:style>
   <w:style w:type="character" w:styleId="1chinhtrangChar1CharCharCharCharCharChar">
@@ -8192,6 +7951,7 @@
       <w:rFonts w:ascii=".VnCentury Schoolbook" w:hAnsi=".VnCentury Schoolbook" w:cs=".VnCentury Schoolbook"/>
       <w:color w:val="000000"/>
       <w:sz w:val="22"/>
+      <w:lang w:val="en-US"/>
     </w:rPr>
   </w:style>
   <w:style w:type="character" w:styleId="cChar1CharCharCharCharCharCharCharChar">
@@ -8201,6 +7961,7 @@
       <w:rFonts w:ascii=".VnCentury Schoolbook" w:hAnsi=".VnCentury Schoolbook" w:cs=".VnCentury Schoolbook"/>
       <w:color w:val="000000"/>
       <w:sz w:val="22"/>
+      <w:lang w:val="en-US"/>
     </w:rPr>
   </w:style>
   <w:style w:type="character" w:styleId="cChar1CharCharCharCharCharCharChar">
@@ -8210,6 +7971,7 @@
       <w:rFonts w:ascii=".VnCentury Schoolbook" w:hAnsi=".VnCentury Schoolbook" w:cs=".VnCentury Schoolbook"/>
       <w:color w:val="000000"/>
       <w:sz w:val="22"/>
+      <w:lang w:val="en-US"/>
     </w:rPr>
   </w:style>
   <w:style w:type="character" w:styleId="nCharCharCharCharCharCharChar">
@@ -8219,6 +7981,7 @@
       <w:rFonts w:ascii=".VnCentury Schoolbook" w:hAnsi=".VnCentury Schoolbook" w:cs=".VnCentury Schoolbook"/>
       <w:color w:val="000000"/>
       <w:sz w:val="22"/>
+      <w:lang w:val="en-US"/>
     </w:rPr>
   </w:style>
   <w:style w:type="character" w:styleId="nCharCharCharCharCharChar">
@@ -8228,6 +7991,7 @@
       <w:rFonts w:ascii=".VnCentury Schoolbook" w:hAnsi=".VnCentury Schoolbook" w:cs=".VnCentury Schoolbook"/>
       <w:color w:val="000000"/>
       <w:sz w:val="22"/>
+      <w:lang w:val="en-US"/>
     </w:rPr>
   </w:style>
   <w:style w:type="character" w:styleId="BodyTextFirstIndentChar1">
@@ -8236,7 +8000,7 @@
     <w:rPr>
       <w:sz w:val="24"/>
       <w:szCs w:val="24"/>
-      <w:lang w:bidi="ar-SA"/>
+      <w:lang w:val="en-US" w:bidi="ar-SA"/>
     </w:rPr>
   </w:style>
   <w:style w:type="character" w:styleId="BodyTextFirstIndent2Char1">
@@ -8246,7 +8010,7 @@
       <w:rFonts w:ascii=".VnTime" w:hAnsi=".VnTime" w:cs="Times New Roman"/>
       <w:sz w:val="24"/>
       <w:szCs w:val="24"/>
-      <w:lang w:bidi="ar-SA"/>
+      <w:lang w:val="en-US" w:bidi="ar-SA"/>
     </w:rPr>
   </w:style>
   <w:style w:type="character" w:styleId="ClosingChar1">
@@ -8255,7 +8019,7 @@
     <w:rPr>
       <w:sz w:val="24"/>
       <w:szCs w:val="24"/>
-      <w:lang w:bidi="ar-SA"/>
+      <w:lang w:val="en-US" w:bidi="ar-SA"/>
     </w:rPr>
   </w:style>
   <w:style w:type="character" w:styleId="HTMLAddressChar1">
@@ -8266,7 +8030,7 @@
       <w:iCs/>
       <w:sz w:val="24"/>
       <w:szCs w:val="24"/>
-      <w:lang w:bidi="ar-SA"/>
+      <w:lang w:val="en-US" w:bidi="ar-SA"/>
     </w:rPr>
   </w:style>
   <w:style w:type="character" w:styleId="HTMLPreformattedChar1">
@@ -8274,7 +8038,7 @@
     <w:qFormat/>
     <w:rPr>
       <w:rFonts w:ascii="Arial Unicode MS" w:hAnsi="Arial Unicode MS" w:eastAsia="Arial Unicode MS" w:cs="Arial Unicode MS"/>
-      <w:lang w:bidi="ar-SA"/>
+      <w:lang w:val="en-US" w:bidi="ar-SA"/>
     </w:rPr>
   </w:style>
   <w:style w:type="character" w:styleId="MessageHeaderChar1">
@@ -8284,7 +8048,7 @@
       <w:rFonts w:ascii="Arial" w:hAnsi="Arial" w:cs="Arial"/>
       <w:sz w:val="24"/>
       <w:szCs w:val="24"/>
-      <w:lang w:bidi="ar-SA"/>
+      <w:lang w:val="en-US" w:bidi="ar-SA"/>
     </w:rPr>
   </w:style>
   <w:style w:type="character" w:styleId="NoteHeadingChar1">
@@ -8293,7 +8057,7 @@
     <w:rPr>
       <w:sz w:val="24"/>
       <w:szCs w:val="24"/>
-      <w:lang w:bidi="ar-SA"/>
+      <w:lang w:val="en-US" w:bidi="ar-SA"/>
     </w:rPr>
   </w:style>
   <w:style w:type="character" w:styleId="SalutationChar1">
@@ -8302,7 +8066,7 @@
     <w:rPr>
       <w:sz w:val="28"/>
       <w:szCs w:val="28"/>
-      <w:lang w:bidi="ar-SA"/>
+      <w:lang w:val="en-US" w:bidi="ar-SA"/>
     </w:rPr>
   </w:style>
   <w:style w:type="character" w:styleId="SignatureChar1">
@@ -8311,7 +8075,7 @@
     <w:rPr>
       <w:sz w:val="24"/>
       <w:szCs w:val="24"/>
-      <w:lang w:bidi="ar-SA"/>
+      <w:lang w:val="en-US" w:bidi="ar-SA"/>
     </w:rPr>
   </w:style>
   <w:style w:type="character" w:styleId="Style1chinhtrangChar1BoldCharCharCharChar">
@@ -8322,6 +8086,7 @@
       <w:b/>
       <w:color w:val="000000"/>
       <w:sz w:val="22"/>
+      <w:lang w:val="en-US"/>
     </w:rPr>
   </w:style>
   <w:style w:type="character" w:styleId="noCharCharCharCharCharChar">
@@ -8332,7 +8097,7 @@
       <w:color w:val="000000"/>
       <w:sz w:val="22"/>
       <w:szCs w:val="22"/>
-      <w:lang w:bidi="ar-SA"/>
+      <w:lang w:val="en-US" w:bidi="ar-SA"/>
     </w:rPr>
   </w:style>
   <w:style w:type="character" w:styleId="71CharCharCharCharCharCharCharCharCharChar">
@@ -8344,7 +8109,7 @@
       <w:color w:val="000000"/>
       <w:sz w:val="22"/>
       <w:szCs w:val="22"/>
-      <w:lang w:bidi="ar-SA"/>
+      <w:lang w:val="en-US" w:bidi="ar-SA"/>
     </w:rPr>
   </w:style>
   <w:style w:type="character" w:styleId="8DakyCharCharCharCharChar">
@@ -8356,7 +8121,7 @@
       <w:color w:val="000000"/>
       <w:sz w:val="22"/>
       <w:szCs w:val="22"/>
-      <w:lang w:bidi="ar-SA"/>
+      <w:lang w:val="en-US" w:bidi="ar-SA"/>
     </w:rPr>
   </w:style>
   <w:style w:type="character" w:styleId="5somucCharCharCharCharCharCharCharCharCharCharChar">
@@ -8368,7 +8133,7 @@
       <w:color w:val="000000"/>
       <w:sz w:val="22"/>
       <w:szCs w:val="22"/>
-      <w:lang w:bidi="ar-SA"/>
+      <w:lang w:val="en-US" w:bidi="ar-SA"/>
     </w:rPr>
   </w:style>
   <w:style w:type="character" w:styleId="1chinhtrangCharCharCharCharCharCharCharChar">
@@ -8379,7 +8144,7 @@
       <w:color w:val="000000"/>
       <w:sz w:val="22"/>
       <w:szCs w:val="22"/>
-      <w:lang w:bidi="ar-SA"/>
+      <w:lang w:val="en-US" w:bidi="ar-SA"/>
     </w:rPr>
   </w:style>
   <w:style w:type="character" w:styleId="4tenchuongCharCharCharCharCharCharChar">
@@ -8391,7 +8156,7 @@
       <w:color w:val="000000"/>
       <w:sz w:val="22"/>
       <w:szCs w:val="22"/>
-      <w:lang w:bidi="ar-SA"/>
+      <w:lang w:val="en-US" w:bidi="ar-SA"/>
     </w:rPr>
   </w:style>
   <w:style w:type="character" w:styleId="2dongcachCharCharCharCharCharCharChar">
@@ -8403,7 +8168,7 @@
       <w:color w:val="000000"/>
       <w:sz w:val="22"/>
       <w:szCs w:val="22"/>
-      <w:lang w:bidi="ar-SA"/>
+      <w:lang w:val="en-US" w:bidi="ar-SA"/>
     </w:rPr>
   </w:style>
   <w:style w:type="character" w:styleId="cCharCharCharCharCharCharChar">
@@ -8413,6 +8178,7 @@
       <w:rFonts w:ascii=".VnCentury Schoolbook" w:hAnsi=".VnCentury Schoolbook" w:cs=".VnCentury Schoolbook"/>
       <w:color w:val="000000"/>
       <w:sz w:val="26"/>
+      <w:lang w:val="en-US"/>
     </w:rPr>
   </w:style>
   <w:style w:type="character" w:styleId="coCharCharCharCharCharCharChar">
@@ -8423,7 +8189,7 @@
       <w:color w:val="000000"/>
       <w:sz w:val="22"/>
       <w:szCs w:val="22"/>
-      <w:lang w:bidi="ar-SA"/>
+      <w:lang w:val="en-US" w:bidi="ar-SA"/>
     </w:rPr>
   </w:style>
   <w:style w:type="character" w:styleId="aCharCharCharChar">
@@ -8435,7 +8201,7 @@
       <w:color w:val="000000"/>
       <w:sz w:val="26"/>
       <w:szCs w:val="26"/>
-      <w:lang w:bidi="ar-SA"/>
+      <w:lang w:val="en-US" w:bidi="ar-SA"/>
     </w:rPr>
   </w:style>
   <w:style w:type="character" w:styleId="phanCharCharCharCharCharCharCharChar">
@@ -8447,7 +8213,7 @@
       <w:color w:val="000000"/>
       <w:sz w:val="22"/>
       <w:szCs w:val="22"/>
-      <w:lang w:bidi="ar-SA"/>
+      <w:lang w:val="en-US" w:bidi="ar-SA"/>
     </w:rPr>
   </w:style>
   <w:style w:type="character" w:styleId="71CharCharCharCharCharCharChar">
@@ -8459,7 +8225,7 @@
       <w:color w:val="000000"/>
       <w:sz w:val="22"/>
       <w:szCs w:val="22"/>
-      <w:lang w:bidi="ar-SA"/>
+      <w:lang w:val="en-US" w:bidi="ar-SA"/>
     </w:rPr>
   </w:style>
   <w:style w:type="character" w:styleId="5somucCharCharCharCharCharCharCharChar">
@@ -8471,7 +8237,7 @@
       <w:color w:val="000000"/>
       <w:sz w:val="22"/>
       <w:szCs w:val="22"/>
-      <w:lang w:bidi="ar-SA"/>
+      <w:lang w:val="en-US" w:bidi="ar-SA"/>
     </w:rPr>
   </w:style>
   <w:style w:type="character" w:styleId="phanCharCharCharCharChar">
@@ -8483,7 +8249,7 @@
       <w:color w:val="000000"/>
       <w:sz w:val="22"/>
       <w:szCs w:val="22"/>
-      <w:lang w:bidi="ar-SA"/>
+      <w:lang w:val="en-US" w:bidi="ar-SA"/>
     </w:rPr>
   </w:style>
   <w:style w:type="character" w:styleId="Heading1Char2CharChar1">
@@ -8496,7 +8262,7 @@
       <w:kern w:val="2"/>
       <w:sz w:val="32"/>
       <w:szCs w:val="32"/>
-      <w:lang w:bidi="ar-SA"/>
+      <w:lang w:val="en-US" w:bidi="ar-SA"/>
     </w:rPr>
   </w:style>
   <w:style w:type="character" w:styleId="prodetaiidesc1">
@@ -8525,7 +8291,7 @@
       <w:kern w:val="2"/>
       <w:sz w:val="32"/>
       <w:szCs w:val="32"/>
-      <w:lang w:bidi="ar-SA"/>
+      <w:lang w:val="en-US" w:bidi="ar-SA"/>
     </w:rPr>
   </w:style>
   <w:style w:type="character" w:styleId="grame">
@@ -8607,7 +8373,7 @@
       <w:rFonts w:ascii="Calibri" w:hAnsi="Calibri" w:cs="Cordia New"/>
       <w:sz w:val="22"/>
       <w:szCs w:val="22"/>
-      <w:lang w:bidi="en-US"/>
+      <w:lang w:val="en-US" w:bidi="en-US"/>
     </w:rPr>
   </w:style>
   <w:style w:type="character" w:styleId="PlaceholderText">
@@ -8631,7 +8397,7 @@
     <w:rPr>
       <w:sz w:val="28"/>
       <w:szCs w:val="28"/>
-      <w:lang w:bidi="ar-SA"/>
+      <w:lang w:val="en-US" w:bidi="ar-SA"/>
     </w:rPr>
   </w:style>
   <w:style w:type="character" w:styleId="CharChar51">
@@ -8642,6 +8408,7 @@
       <w:b/>
       <w:i/>
       <w:sz w:val="28"/>
+      <w:lang w:val="en-US"/>
     </w:rPr>
   </w:style>
   <w:style w:type="character" w:styleId="CharChar611">
@@ -8651,6 +8418,7 @@
       <w:b/>
       <w:kern w:val="2"/>
       <w:sz w:val="48"/>
+      <w:lang w:val="en-US"/>
     </w:rPr>
   </w:style>
   <w:style w:type="character" w:styleId="abChar">
@@ -8661,7 +8429,7 @@
       <w:bCs/>
       <w:sz w:val="40"/>
       <w:szCs w:val="40"/>
-      <w:lang w:val="vi-VN" w:bidi="ar-SA"/>
+      <w:lang w:bidi="ar-SA"/>
     </w:rPr>
   </w:style>
   <w:style w:type="character" w:styleId="bChar">
@@ -8672,7 +8440,7 @@
       <w:color w:val="000000"/>
       <w:sz w:val="26"/>
       <w:szCs w:val="26"/>
-      <w:lang w:bidi="ar-SA"/>
+      <w:lang w:val="en-US" w:bidi="ar-SA"/>
     </w:rPr>
   </w:style>
   <w:style w:type="character" w:styleId="price">
@@ -8692,7 +8460,6 @@
       <w:rFonts w:ascii="Times New Roman" w:hAnsi="Times New Roman" w:eastAsia="Times New Roman" w:cs="Times New Roman"/>
       <w:sz w:val="28"/>
       <w:szCs w:val="28"/>
-      <w:lang w:val="vi-VN"/>
     </w:rPr>
   </w:style>
   <w:style w:type="character" w:styleId="FooterChar1">
@@ -8702,7 +8469,6 @@
       <w:rFonts w:ascii="Times New Roman" w:hAnsi="Times New Roman" w:eastAsia="Times New Roman" w:cs="Times New Roman"/>
       <w:sz w:val="28"/>
       <w:szCs w:val="28"/>
-      <w:lang w:val="vi-VN"/>
     </w:rPr>
   </w:style>
   <w:style w:type="character" w:styleId="cattitolo1">
@@ -8732,7 +8498,7 @@
       <w:rFonts w:ascii="Tahoma" w:hAnsi="Tahoma" w:cs="Tahoma"/>
       <w:sz w:val="16"/>
       <w:szCs w:val="16"/>
-      <w:lang w:bidi="ar-SA"/>
+      <w:lang w:val="en-US" w:bidi="ar-SA"/>
     </w:rPr>
   </w:style>
   <w:style w:type="character" w:styleId="HeaderCharChar">
@@ -8741,7 +8507,7 @@
     <w:rPr>
       <w:sz w:val="24"/>
       <w:szCs w:val="24"/>
-      <w:lang w:bidi="ar-SA"/>
+      <w:lang w:val="en-US" w:bidi="ar-SA"/>
     </w:rPr>
   </w:style>
   <w:style w:type="character" w:styleId="10CachdongChar">
@@ -8751,7 +8517,7 @@
       <w:rFonts w:eastAsia="Batang"/>
       <w:sz w:val="28"/>
       <w:szCs w:val="26"/>
-      <w:lang w:val="en-US" w:bidi="ar-SA"/>
+      <w:lang w:val="vi-VN" w:bidi="ar-SA"/>
     </w:rPr>
   </w:style>
   <w:style w:type="character" w:styleId="heading4-h">
@@ -8765,7 +8531,7 @@
     <w:qFormat/>
     <w:rPr>
       <w:rFonts w:ascii="Courier New" w:hAnsi="Courier New" w:cs="Courier New"/>
-      <w:lang w:bidi="ar-SA"/>
+      <w:lang w:val="en-US" w:bidi="ar-SA"/>
     </w:rPr>
   </w:style>
   <w:style w:type="character" w:styleId="HeaderChar">
@@ -8808,7 +8574,7 @@
       <w:b/>
       <w:sz w:val="24"/>
       <w:szCs w:val="24"/>
-      <w:lang w:val="en-US" w:eastAsia="en-US" w:bidi="ar-SA"/>
+      <w:lang w:val="vi-VN" w:eastAsia="vi-VN" w:bidi="ar-SA"/>
     </w:rPr>
   </w:style>
   <w:style w:type="character" w:styleId="muc11Char">
@@ -8821,7 +8587,7 @@
       <w:color w:val="000000"/>
       <w:sz w:val="22"/>
       <w:szCs w:val="22"/>
-      <w:lang w:val="en-US" w:eastAsia="en-US" w:bidi="ar-SA"/>
+      <w:lang w:val="vi-VN" w:eastAsia="vi-VN" w:bidi="ar-SA"/>
     </w:rPr>
   </w:style>
   <w:style w:type="character" w:styleId="ReportTitleCharChar1">
@@ -8834,7 +8600,7 @@
       <w:kern w:val="2"/>
       <w:sz w:val="36"/>
       <w:szCs w:val="32"/>
-      <w:lang w:val="en-US" w:eastAsia="en-US"/>
+      <w:lang w:val="vi-VN" w:eastAsia="vi-VN"/>
     </w:rPr>
   </w:style>
   <w:style w:type="character" w:styleId="cO9Char">
@@ -8911,7 +8677,7 @@
       <w:b/>
       <w:sz w:val="24"/>
       <w:szCs w:val="26"/>
-      <w:lang w:val="en-US" w:eastAsia="en-US" w:bidi="ar-SA"/>
+      <w:lang w:val="vi-VN" w:eastAsia="vi-VN" w:bidi="ar-SA"/>
     </w:rPr>
   </w:style>
   <w:style w:type="character" w:styleId="ReportTitleCharChar">
@@ -8932,7 +8698,7 @@
       <w:b/>
       <w:sz w:val="26"/>
       <w:szCs w:val="26"/>
-      <w:lang w:val="en-US" w:eastAsia="en-US" w:bidi="ar-SA"/>
+      <w:lang w:val="vi-VN" w:eastAsia="vi-VN" w:bidi="ar-SA"/>
     </w:rPr>
   </w:style>
   <w:style w:type="character" w:styleId="mw-editsection">
@@ -8962,7 +8728,7 @@
       <w:bCs/>
       <w:sz w:val="28"/>
       <w:szCs w:val="24"/>
-      <w:lang w:bidi="ar-SA"/>
+      <w:lang w:val="en-US" w:bidi="ar-SA"/>
     </w:rPr>
   </w:style>
   <w:style w:type="character" w:styleId="TITLECharChar">
@@ -8975,7 +8741,7 @@
       <w:iCs/>
       <w:sz w:val="26"/>
       <w:szCs w:val="26"/>
-      <w:lang w:bidi="ar-SA"/>
+      <w:lang w:val="en-US" w:bidi="ar-SA"/>
     </w:rPr>
   </w:style>
   <w:style w:type="character" w:styleId="FAATableTextChar">
@@ -8983,7 +8749,7 @@
     <w:qFormat/>
     <w:rPr>
       <w:rFonts w:ascii="Arial Narrow" w:hAnsi="Arial Narrow" w:eastAsia="Calibri" w:cs="Arial Narrow"/>
-      <w:lang w:val="en-US" w:bidi="ar-SA"/>
+      <w:lang w:val="vi-VN" w:bidi="ar-SA"/>
     </w:rPr>
   </w:style>
   <w:style w:type="character" w:styleId="StyleStyleHeading29pt12ptNotItalicChar">
@@ -8996,7 +8762,7 @@
       <w:color w:val="FF0000"/>
       <w:sz w:val="22"/>
       <w:szCs w:val="22"/>
-      <w:lang w:val="en-US" w:bidi="ar-SA"/>
+      <w:lang w:val="vi-VN" w:bidi="ar-SA"/>
     </w:rPr>
   </w:style>
   <w:style w:type="character" w:styleId="Style15">
@@ -9087,7 +8853,7 @@
     <w:qFormat/>
     <w:rPr>
       <w:rFonts w:ascii="Consolas" w:hAnsi="Consolas" w:eastAsia="Calibri" w:cs="Consolas"/>
-      <w:lang w:bidi="ar-SA"/>
+      <w:lang w:val="en-US" w:bidi="ar-SA"/>
     </w:rPr>
   </w:style>
   <w:style w:type="character" w:styleId="Style5Char">
@@ -9096,7 +8862,7 @@
     <w:rPr>
       <w:sz w:val="28"/>
       <w:szCs w:val="28"/>
-      <w:lang w:bidi="ar-SA"/>
+      <w:lang w:val="en-US" w:bidi="ar-SA"/>
     </w:rPr>
   </w:style>
   <w:style w:type="character" w:styleId="Heading2CharCharCharChar">
@@ -10043,7 +9809,7 @@
       <w:rFonts w:ascii="Calibri" w:hAnsi="Calibri" w:eastAsia="Calibri" w:cs="Calibri"/>
       <w:sz w:val="22"/>
       <w:szCs w:val="22"/>
-      <w:lang w:bidi="ar-SA"/>
+      <w:lang w:val="en-US" w:bidi="ar-SA"/>
     </w:rPr>
   </w:style>
   <w:style w:type="character" w:styleId="msoins">
@@ -10069,7 +9835,7 @@
     <w:rPr>
       <w:sz w:val="24"/>
       <w:szCs w:val="24"/>
-      <w:lang w:bidi="ar-SA"/>
+      <w:lang w:val="en-US" w:bidi="ar-SA"/>
     </w:rPr>
   </w:style>
   <w:style w:type="character" w:styleId="charchar10">
@@ -10085,7 +9851,7 @@
       <w:rFonts w:eastAsia="Arial"/>
       <w:sz w:val="16"/>
       <w:szCs w:val="16"/>
-      <w:lang w:val="vi-VN" w:bidi="ar-SA"/>
+      <w:lang w:bidi="ar-SA"/>
     </w:rPr>
   </w:style>
   <w:style w:type="character" w:styleId="SubtitleChar">
@@ -10098,7 +9864,7 @@
       <w:sz w:val="28"/>
       <w:szCs w:val="28"/>
       <w:u w:val="single"/>
-      <w:lang w:bidi="ar-SA"/>
+      <w:lang w:val="en-US" w:bidi="ar-SA"/>
     </w:rPr>
   </w:style>
   <w:style w:type="character" w:styleId="BalloonTextChar1">
@@ -10108,7 +9874,7 @@
       <w:rFonts w:ascii="Tahoma" w:hAnsi="Tahoma" w:cs="Tahoma"/>
       <w:sz w:val="16"/>
       <w:szCs w:val="16"/>
-      <w:lang w:val="en-US"/>
+      <w:lang w:val="vi-VN"/>
     </w:rPr>
   </w:style>
   <w:style w:type="character" w:styleId="CharChar13">
@@ -10120,6 +9886,7 @@
       <w:bCs/>
       <w:sz w:val="28"/>
       <w:szCs w:val="28"/>
+      <w:lang w:val="en-US"/>
     </w:rPr>
   </w:style>
   <w:style w:type="character" w:styleId="Footnote2">
@@ -10237,7 +10004,7 @@
     <w:qFormat/>
     <w:rPr>
       <w:shd w:fill="FFFFFF" w:val="clear"/>
-      <w:lang w:val="en-US" w:eastAsia="en-US"/>
+      <w:lang w:val="vi-VN" w:eastAsia="vi-VN"/>
     </w:rPr>
   </w:style>
   <w:style w:type="character" w:styleId="Bodytext4">
@@ -10277,7 +10044,7 @@
       <w:sz w:val="8"/>
       <w:szCs w:val="8"/>
       <w:shd w:fill="FFFFFF" w:val="clear"/>
-      <w:lang w:val="en-US" w:eastAsia="en-US"/>
+      <w:lang w:val="vi-VN" w:eastAsia="vi-VN"/>
     </w:rPr>
   </w:style>
   <w:style w:type="character" w:styleId="Tablecaption">
@@ -10293,7 +10060,7 @@
     <w:qFormat/>
     <w:rPr>
       <w:shd w:fill="FFFFFF" w:val="clear"/>
-      <w:lang w:val="en-US" w:eastAsia="en-US"/>
+      <w:lang w:val="vi-VN" w:eastAsia="vi-VN"/>
     </w:rPr>
   </w:style>
   <w:style w:type="character" w:styleId="Bodytext25">
@@ -10336,7 +10103,7 @@
     <w:rPr>
       <w:rFonts w:ascii="Microsoft Sans Serif" w:hAnsi="Microsoft Sans Serif" w:cs="Microsoft Sans Serif"/>
       <w:shd w:fill="FFFFFF" w:val="clear"/>
-      <w:lang w:val="en-US" w:eastAsia="en-US" w:bidi="ar-SA"/>
+      <w:lang w:val="vi-VN" w:eastAsia="vi-VN" w:bidi="ar-SA"/>
     </w:rPr>
   </w:style>
   <w:style w:type="character" w:styleId="Tablecaption21">
@@ -10346,7 +10113,7 @@
       <w:rFonts w:ascii="Microsoft Sans Serif" w:hAnsi="Microsoft Sans Serif" w:cs="Microsoft Sans Serif"/>
       <w:u w:val="single"/>
       <w:shd w:fill="FFFFFF" w:val="clear"/>
-      <w:lang w:val="en-US" w:eastAsia="en-US"/>
+      <w:lang w:val="vi-VN" w:eastAsia="vi-VN"/>
     </w:rPr>
   </w:style>
   <w:style w:type="character" w:styleId="Tablecaption2Italic">
@@ -10357,7 +10124,7 @@
       <w:i/>
       <w:iCs/>
       <w:shd w:fill="FFFFFF" w:val="clear"/>
-      <w:lang w:val="en-US" w:eastAsia="en-US"/>
+      <w:lang w:val="vi-VN" w:eastAsia="vi-VN"/>
     </w:rPr>
   </w:style>
   <w:style w:type="character" w:styleId="BodytextArialBlack">
@@ -10380,7 +10147,7 @@
       <w:sz w:val="8"/>
       <w:szCs w:val="8"/>
       <w:shd w:fill="FFFFFF" w:val="clear"/>
-      <w:lang w:val="en-US" w:eastAsia="en-US"/>
+      <w:lang w:val="vi-VN" w:eastAsia="vi-VN"/>
     </w:rPr>
   </w:style>
   <w:style w:type="character" w:styleId="Bodytext23">
@@ -10465,6 +10232,7 @@
       <w:sz w:val="8"/>
       <w:szCs w:val="8"/>
       <w:shd w:fill="FFFFFF" w:val="clear"/>
+      <w:lang w:val="en-US"/>
     </w:rPr>
   </w:style>
   <w:style w:type="character" w:styleId="Bodytext11pt6">
@@ -10520,7 +10288,7 @@
       <w:sz w:val="8"/>
       <w:szCs w:val="8"/>
       <w:shd w:fill="FFFFFF" w:val="clear"/>
-      <w:lang w:val="en-US" w:eastAsia="en-US"/>
+      <w:lang w:val="vi-VN" w:eastAsia="vi-VN"/>
     </w:rPr>
   </w:style>
   <w:style w:type="character" w:styleId="BodytextTrebuchetMS4">
@@ -10572,7 +10340,7 @@
     <w:qFormat/>
     <w:rPr>
       <w:shd w:fill="FFFFFF" w:val="clear"/>
-      <w:lang w:val="en-US" w:eastAsia="en-US"/>
+      <w:lang w:val="vi-VN" w:eastAsia="vi-VN"/>
     </w:rPr>
   </w:style>
   <w:style w:type="character" w:styleId="Tablecaption3">
@@ -10617,7 +10385,7 @@
       <w:sz w:val="10"/>
       <w:szCs w:val="10"/>
       <w:shd w:fill="FFFFFF" w:val="clear"/>
-      <w:lang w:val="en-US" w:eastAsia="en-US"/>
+      <w:lang w:val="vi-VN" w:eastAsia="vi-VN"/>
     </w:rPr>
   </w:style>
   <w:style w:type="character" w:styleId="Bodytext45pt11">
@@ -10651,7 +10419,7 @@
       <w:sz w:val="8"/>
       <w:szCs w:val="8"/>
       <w:shd w:fill="FFFFFF" w:val="clear"/>
-      <w:lang w:val="en-US" w:eastAsia="en-US"/>
+      <w:lang w:val="vi-VN" w:eastAsia="vi-VN"/>
     </w:rPr>
   </w:style>
   <w:style w:type="character" w:styleId="BodytextArial1">
@@ -10716,7 +10484,7 @@
       <w:sz w:val="25"/>
       <w:szCs w:val="25"/>
       <w:shd w:fill="FFFFFF" w:val="clear"/>
-      <w:lang w:val="en-US" w:eastAsia="en-US"/>
+      <w:lang w:val="vi-VN" w:eastAsia="vi-VN"/>
     </w:rPr>
   </w:style>
   <w:style w:type="character" w:styleId="Bodytext115pt14">
@@ -10738,7 +10506,7 @@
       <w:sz w:val="10"/>
       <w:szCs w:val="10"/>
       <w:shd w:fill="FFFFFF" w:val="clear"/>
-      <w:lang w:val="en-US" w:eastAsia="en-US" w:bidi="ar-SA"/>
+      <w:lang w:val="vi-VN" w:eastAsia="vi-VN" w:bidi="ar-SA"/>
     </w:rPr>
   </w:style>
   <w:style w:type="character" w:styleId="Bodytext175pt">
@@ -10758,7 +10526,7 @@
       <w:sz w:val="8"/>
       <w:szCs w:val="8"/>
       <w:shd w:fill="FFFFFF" w:val="clear"/>
-      <w:lang w:val="en-US" w:eastAsia="en-US"/>
+      <w:lang w:val="vi-VN" w:eastAsia="vi-VN"/>
     </w:rPr>
   </w:style>
   <w:style w:type="character" w:styleId="Tablecaption31">
@@ -10983,7 +10751,7 @@
       <w:sz w:val="12"/>
       <w:szCs w:val="12"/>
       <w:shd w:fill="FFFFFF" w:val="clear"/>
-      <w:lang w:val="en-US" w:eastAsia="en-US" w:bidi="ar-SA"/>
+      <w:lang w:val="vi-VN" w:eastAsia="vi-VN" w:bidi="ar-SA"/>
     </w:rPr>
   </w:style>
   <w:style w:type="character" w:styleId="Bodytext26TrebuchetMS">
@@ -10994,7 +10762,7 @@
       <w:sz w:val="14"/>
       <w:szCs w:val="14"/>
       <w:shd w:fill="FFFFFF" w:val="clear"/>
-      <w:lang w:val="en-US" w:eastAsia="en-US"/>
+      <w:lang w:val="vi-VN" w:eastAsia="vi-VN"/>
     </w:rPr>
   </w:style>
   <w:style w:type="character" w:styleId="Bodytext27">
@@ -11068,7 +10836,7 @@
       <w:sz w:val="20"/>
       <w:szCs w:val="20"/>
       <w:shd w:fill="FFFFFF" w:val="clear"/>
-      <w:lang w:val="en-US" w:eastAsia="en-US"/>
+      <w:lang w:val="vi-VN" w:eastAsia="vi-VN"/>
     </w:rPr>
   </w:style>
   <w:style w:type="character" w:styleId="BodytextItalic6">
@@ -11109,7 +10877,7 @@
       <w:sz w:val="8"/>
       <w:szCs w:val="8"/>
       <w:shd w:fill="FFFFFF" w:val="clear"/>
-      <w:lang w:val="en-US" w:eastAsia="en-US"/>
+      <w:lang w:val="vi-VN" w:eastAsia="vi-VN"/>
     </w:rPr>
   </w:style>
   <w:style w:type="character" w:styleId="Bodytext45pt10">
@@ -11191,6 +10959,7 @@
       <w:sz w:val="26"/>
       <w:szCs w:val="26"/>
       <w:shd w:fill="FFFFFF" w:val="clear"/>
+      <w:lang w:val="en-US"/>
     </w:rPr>
   </w:style>
   <w:style w:type="character" w:styleId="Bodytext171">
@@ -11217,7 +10986,7 @@
       <w:sz w:val="9"/>
       <w:szCs w:val="9"/>
       <w:shd w:fill="FFFFFF" w:val="clear"/>
-      <w:lang w:val="en-US" w:eastAsia="en-US"/>
+      <w:lang w:val="vi-VN" w:eastAsia="vi-VN"/>
     </w:rPr>
   </w:style>
   <w:style w:type="character" w:styleId="Bodytext161">
@@ -11249,6 +11018,7 @@
       <w:sz w:val="10"/>
       <w:szCs w:val="10"/>
       <w:shd w:fill="FFFFFF" w:val="clear"/>
+      <w:lang w:val="en-US"/>
     </w:rPr>
   </w:style>
   <w:style w:type="character" w:styleId="Bodytext115pt12">
@@ -11277,6 +11047,7 @@
       <w:sz w:val="23"/>
       <w:szCs w:val="23"/>
       <w:shd w:fill="FFFFFF" w:val="clear"/>
+      <w:lang w:val="en-US"/>
     </w:rPr>
   </w:style>
   <w:style w:type="character" w:styleId="Bodytext4pt7">
@@ -11310,6 +11081,7 @@
       <w:sz w:val="23"/>
       <w:szCs w:val="23"/>
       <w:shd w:fill="FFFFFF" w:val="clear"/>
+      <w:lang w:val="en-US"/>
     </w:rPr>
   </w:style>
   <w:style w:type="character" w:styleId="Bodytext5pt4">
@@ -11321,7 +11093,7 @@
       <w:sz w:val="10"/>
       <w:szCs w:val="10"/>
       <w:shd w:fill="FFFFFF" w:val="clear"/>
-      <w:lang w:val="en-US" w:eastAsia="en-US"/>
+      <w:lang w:val="vi-VN" w:eastAsia="vi-VN"/>
     </w:rPr>
   </w:style>
   <w:style w:type="character" w:styleId="Bodytext10pt">
@@ -11382,6 +11154,7 @@
       <w:sz w:val="18"/>
       <w:szCs w:val="18"/>
       <w:shd w:fill="FFFFFF" w:val="clear"/>
+      <w:lang w:val="en-US"/>
     </w:rPr>
   </w:style>
   <w:style w:type="character" w:styleId="Bodytext175pt3">
@@ -11438,6 +11211,7 @@
       <w:sz w:val="10"/>
       <w:szCs w:val="10"/>
       <w:shd w:fill="FFFFFF" w:val="clear"/>
+      <w:lang w:val="en-US"/>
     </w:rPr>
   </w:style>
   <w:style w:type="character" w:styleId="BodytextArialBlack2">
@@ -11448,6 +11222,7 @@
       <w:sz w:val="8"/>
       <w:szCs w:val="8"/>
       <w:shd w:fill="FFFFFF" w:val="clear"/>
+      <w:lang w:val="en-US"/>
     </w:rPr>
   </w:style>
   <w:style w:type="character" w:styleId="Bodytext85pt">
@@ -11477,7 +11252,7 @@
       <w:sz w:val="10"/>
       <w:szCs w:val="10"/>
       <w:shd w:fill="FFFFFF" w:val="clear"/>
-      <w:lang w:val="en-US" w:eastAsia="en-US"/>
+      <w:lang w:val="vi-VN" w:eastAsia="vi-VN"/>
     </w:rPr>
   </w:style>
   <w:style w:type="character" w:styleId="Bodytext115pt10">
@@ -11499,7 +11274,7 @@
       <w:sz w:val="9"/>
       <w:szCs w:val="9"/>
       <w:shd w:fill="FFFFFF" w:val="clear"/>
-      <w:lang w:val="en-US" w:eastAsia="en-US"/>
+      <w:lang w:val="vi-VN" w:eastAsia="vi-VN"/>
     </w:rPr>
   </w:style>
   <w:style w:type="character" w:styleId="Bodytext4pt6">
@@ -11510,6 +11285,7 @@
       <w:sz w:val="8"/>
       <w:szCs w:val="8"/>
       <w:shd w:fill="FFFFFF" w:val="clear"/>
+      <w:lang w:val="en-US"/>
     </w:rPr>
   </w:style>
   <w:style w:type="character" w:styleId="Bodytext4pt5">
@@ -11519,7 +11295,7 @@
       <w:sz w:val="8"/>
       <w:szCs w:val="8"/>
       <w:shd w:fill="FFFFFF" w:val="clear"/>
-      <w:lang w:val="en-US" w:eastAsia="en-US"/>
+      <w:lang w:val="vi-VN" w:eastAsia="vi-VN"/>
     </w:rPr>
   </w:style>
   <w:style w:type="character" w:styleId="Bodytext10pt4">
@@ -11541,7 +11317,7 @@
       <w:sz w:val="8"/>
       <w:szCs w:val="8"/>
       <w:shd w:fill="FFFFFF" w:val="clear"/>
-      <w:lang w:val="en-US" w:eastAsia="en-US" w:bidi="ar-SA"/>
+      <w:lang w:val="vi-VN" w:eastAsia="vi-VN" w:bidi="ar-SA"/>
     </w:rPr>
   </w:style>
   <w:style w:type="character" w:styleId="Tablecaption33">
@@ -11568,6 +11344,7 @@
       <w:sz w:val="8"/>
       <w:szCs w:val="8"/>
       <w:shd w:fill="FFFFFF" w:val="clear"/>
+      <w:lang w:val="en-US"/>
     </w:rPr>
   </w:style>
   <w:style w:type="character" w:styleId="Bodytext175pt1">
@@ -11610,6 +11387,7 @@
       <w:sz w:val="23"/>
       <w:szCs w:val="23"/>
       <w:shd w:fill="FFFFFF" w:val="clear"/>
+      <w:lang w:val="en-US"/>
     </w:rPr>
   </w:style>
   <w:style w:type="character" w:styleId="Bodytext13pt1">
@@ -11662,7 +11440,7 @@
       <w:sz w:val="11"/>
       <w:szCs w:val="11"/>
       <w:shd w:fill="FFFFFF" w:val="clear"/>
-      <w:lang w:val="en-US" w:eastAsia="en-US"/>
+      <w:lang w:val="vi-VN" w:eastAsia="vi-VN"/>
     </w:rPr>
   </w:style>
   <w:style w:type="character" w:styleId="Bodytext4pt4">
@@ -11672,7 +11450,7 @@
       <w:sz w:val="8"/>
       <w:szCs w:val="8"/>
       <w:shd w:fill="FFFFFF" w:val="clear"/>
-      <w:lang w:val="en-US" w:eastAsia="en-US"/>
+      <w:lang w:val="vi-VN" w:eastAsia="vi-VN"/>
     </w:rPr>
   </w:style>
   <w:style w:type="character" w:styleId="Bodytext115pt7">
@@ -11682,6 +11460,7 @@
       <w:sz w:val="23"/>
       <w:szCs w:val="23"/>
       <w:shd w:fill="FFFFFF" w:val="clear"/>
+      <w:lang w:val="en-US"/>
     </w:rPr>
   </w:style>
   <w:style w:type="character" w:styleId="BodytextSpacing-2pt">
@@ -11690,6 +11469,7 @@
     <w:rPr>
       <w:spacing w:val="-40"/>
       <w:shd w:fill="FFFFFF" w:val="clear"/>
+      <w:lang w:val="en-US"/>
     </w:rPr>
   </w:style>
   <w:style w:type="character" w:styleId="Bodytext135pt1">
@@ -11699,6 +11479,7 @@
       <w:sz w:val="27"/>
       <w:szCs w:val="27"/>
       <w:shd w:fill="FFFFFF" w:val="clear"/>
+      <w:lang w:val="en-US"/>
     </w:rPr>
   </w:style>
   <w:style w:type="character" w:styleId="Tablecaption6">
@@ -11708,7 +11489,7 @@
       <w:sz w:val="22"/>
       <w:szCs w:val="22"/>
       <w:shd w:fill="FFFFFF" w:val="clear"/>
-      <w:lang w:val="en-US" w:eastAsia="en-US" w:bidi="ar-SA"/>
+      <w:lang w:val="vi-VN" w:eastAsia="vi-VN" w:bidi="ar-SA"/>
     </w:rPr>
   </w:style>
   <w:style w:type="character" w:styleId="Tablecaption65pt">
@@ -11720,7 +11501,7 @@
       <w:sz w:val="10"/>
       <w:szCs w:val="10"/>
       <w:shd w:fill="FFFFFF" w:val="clear"/>
-      <w:lang w:val="en-US" w:eastAsia="en-US"/>
+      <w:lang w:val="vi-VN" w:eastAsia="vi-VN"/>
     </w:rPr>
   </w:style>
   <w:style w:type="character" w:styleId="TablecaptionItalic">
@@ -11730,6 +11511,7 @@
       <w:i/>
       <w:iCs/>
       <w:shd w:fill="FFFFFF" w:val="clear"/>
+      <w:lang w:val="en-US"/>
     </w:rPr>
   </w:style>
   <w:style w:type="character" w:styleId="BodytextGaramond">
@@ -11776,7 +11558,7 @@
       <w:sz w:val="8"/>
       <w:szCs w:val="8"/>
       <w:shd w:fill="FFFFFF" w:val="clear"/>
-      <w:lang w:val="en-US" w:eastAsia="en-US"/>
+      <w:lang w:val="vi-VN" w:eastAsia="vi-VN"/>
     </w:rPr>
   </w:style>
   <w:style w:type="character" w:styleId="Bodytext11pt3">
@@ -11807,6 +11589,7 @@
       <w:sz w:val="20"/>
       <w:szCs w:val="20"/>
       <w:shd w:fill="FFFFFF" w:val="clear"/>
+      <w:lang w:val="en-US"/>
     </w:rPr>
   </w:style>
   <w:style w:type="character" w:styleId="Bodytext91">
@@ -11868,6 +11651,7 @@
     <w:qFormat/>
     <w:rPr>
       <w:shd w:fill="FFFFFF" w:val="clear"/>
+      <w:lang w:val="en-US"/>
     </w:rPr>
   </w:style>
   <w:style w:type="character" w:styleId="BodytextItalic1">
@@ -11907,7 +11691,7 @@
       <w:sz w:val="15"/>
       <w:szCs w:val="15"/>
       <w:shd w:fill="FFFFFF" w:val="clear"/>
-      <w:lang w:val="en-US" w:eastAsia="en-US"/>
+      <w:lang w:val="vi-VN" w:eastAsia="vi-VN"/>
     </w:rPr>
   </w:style>
   <w:style w:type="character" w:styleId="Bodytext45pt5">
@@ -11919,7 +11703,7 @@
       <w:sz w:val="9"/>
       <w:szCs w:val="9"/>
       <w:shd w:fill="FFFFFF" w:val="clear"/>
-      <w:lang w:val="en-US" w:eastAsia="en-US"/>
+      <w:lang w:val="vi-VN" w:eastAsia="vi-VN"/>
     </w:rPr>
   </w:style>
   <w:style w:type="character" w:styleId="BodytextCourierNew">
@@ -11932,7 +11716,7 @@
       <w:sz w:val="8"/>
       <w:szCs w:val="8"/>
       <w:shd w:fill="FFFFFF" w:val="clear"/>
-      <w:lang w:val="en-US" w:eastAsia="en-US"/>
+      <w:lang w:val="vi-VN" w:eastAsia="vi-VN"/>
     </w:rPr>
   </w:style>
   <w:style w:type="character" w:styleId="Bodytext4pt3">
@@ -11996,7 +11780,7 @@
       <w:sz w:val="9"/>
       <w:szCs w:val="9"/>
       <w:shd w:fill="FFFFFF" w:val="clear"/>
-      <w:lang w:val="en-US" w:eastAsia="en-US"/>
+      <w:lang w:val="vi-VN" w:eastAsia="vi-VN"/>
     </w:rPr>
   </w:style>
   <w:style w:type="character" w:styleId="Tablecaption22">
@@ -12062,6 +11846,7 @@
       <w:sz w:val="12"/>
       <w:szCs w:val="12"/>
       <w:shd w:fill="FFFFFF" w:val="clear"/>
+      <w:lang w:val="en-US"/>
     </w:rPr>
   </w:style>
   <w:style w:type="character" w:styleId="Bodytext41">
@@ -12069,6 +11854,7 @@
     <w:qFormat/>
     <w:rPr>
       <w:shd w:fill="FFFFFF" w:val="clear"/>
+      <w:lang w:val="en-US"/>
     </w:rPr>
   </w:style>
   <w:style w:type="character" w:styleId="Bodytext115pt4">
@@ -12089,6 +11875,7 @@
       <w:sz w:val="13"/>
       <w:szCs w:val="13"/>
       <w:shd w:fill="FFFFFF" w:val="clear"/>
+      <w:lang w:val="en-US"/>
     </w:rPr>
   </w:style>
   <w:style w:type="character" w:styleId="Bodytext125pt">
@@ -12108,6 +11895,7 @@
       <w:sz w:val="23"/>
       <w:szCs w:val="23"/>
       <w:shd w:fill="FFFFFF" w:val="clear"/>
+      <w:lang w:val="en-US"/>
     </w:rPr>
   </w:style>
   <w:style w:type="character" w:styleId="Bodytext9pt1">
@@ -12119,7 +11907,7 @@
       <w:sz w:val="18"/>
       <w:szCs w:val="18"/>
       <w:shd w:fill="FFFFFF" w:val="clear"/>
-      <w:lang w:val="en-US" w:eastAsia="en-US"/>
+      <w:lang w:val="vi-VN" w:eastAsia="vi-VN"/>
     </w:rPr>
   </w:style>
   <w:style w:type="character" w:styleId="Heading122">
@@ -12142,7 +11930,7 @@
       <w:sz w:val="8"/>
       <w:szCs w:val="8"/>
       <w:shd w:fill="FFFFFF" w:val="clear"/>
-      <w:lang w:val="en-US" w:eastAsia="en-US"/>
+      <w:lang w:val="vi-VN" w:eastAsia="vi-VN"/>
     </w:rPr>
   </w:style>
   <w:style w:type="character" w:styleId="Bodytext5pt1">
@@ -12152,7 +11940,7 @@
       <w:sz w:val="10"/>
       <w:szCs w:val="10"/>
       <w:shd w:fill="FFFFFF" w:val="clear"/>
-      <w:lang w:val="en-US" w:eastAsia="en-US"/>
+      <w:lang w:val="vi-VN" w:eastAsia="vi-VN"/>
     </w:rPr>
   </w:style>
   <w:style w:type="character" w:styleId="Bodytext11pt1">
@@ -12174,7 +11962,7 @@
       <w:sz w:val="8"/>
       <w:szCs w:val="8"/>
       <w:shd w:fill="FFFFFF" w:val="clear"/>
-      <w:lang w:val="en-US" w:eastAsia="en-US"/>
+      <w:lang w:val="vi-VN" w:eastAsia="vi-VN"/>
     </w:rPr>
   </w:style>
   <w:style w:type="character" w:styleId="Bodytext222">
@@ -12213,7 +12001,7 @@
     <w:qFormat/>
     <w:rPr>
       <w:shd w:fill="FFFFFF" w:val="clear"/>
-      <w:lang w:val="en-US" w:eastAsia="en-US" w:bidi="ar-SA"/>
+      <w:lang w:val="vi-VN" w:eastAsia="vi-VN" w:bidi="ar-SA"/>
     </w:rPr>
   </w:style>
   <w:style w:type="character" w:styleId="Tablecaption7Italic">
@@ -12223,7 +12011,7 @@
       <w:i/>
       <w:iCs/>
       <w:shd w:fill="FFFFFF" w:val="clear"/>
-      <w:lang w:val="en-US" w:eastAsia="en-US"/>
+      <w:lang w:val="vi-VN" w:eastAsia="vi-VN"/>
     </w:rPr>
   </w:style>
   <w:style w:type="character" w:styleId="Bodytext4pt2">
@@ -12251,7 +12039,7 @@
       <w:sz w:val="8"/>
       <w:szCs w:val="8"/>
       <w:shd w:fill="FFFFFF" w:val="clear"/>
-      <w:lang w:val="en-US" w:eastAsia="en-US"/>
+      <w:lang w:val="vi-VN" w:eastAsia="vi-VN"/>
     </w:rPr>
   </w:style>
   <w:style w:type="character" w:styleId="BodytextTahoma1">
@@ -12269,7 +12057,7 @@
     <w:qFormat/>
     <w:rPr>
       <w:shd w:fill="FFFFFF" w:val="clear"/>
-      <w:lang w:val="en-US" w:eastAsia="en-US"/>
+      <w:lang w:val="vi-VN" w:eastAsia="vi-VN"/>
     </w:rPr>
   </w:style>
   <w:style w:type="character" w:styleId="BodytextGeorgia">
@@ -12305,7 +12093,7 @@
       <w:sz w:val="23"/>
       <w:szCs w:val="23"/>
       <w:shd w:fill="FFFFFF" w:val="clear"/>
-      <w:lang w:val="en-US" w:eastAsia="en-US"/>
+      <w:lang w:val="vi-VN" w:eastAsia="vi-VN"/>
     </w:rPr>
   </w:style>
   <w:style w:type="character" w:styleId="fontstyle01">
@@ -12335,6 +12123,7 @@
     <w:rPr>
       <w:b/>
       <w:sz w:val="28"/>
+      <w:lang w:val="en-US"/>
     </w:rPr>
   </w:style>
   <w:style w:type="character" w:styleId="HeadingCharChar">
@@ -12347,7 +12136,7 @@
       <w:color w:val="000000"/>
       <w:sz w:val="30"/>
       <w:szCs w:val="24"/>
-      <w:lang w:val="en-US"/>
+      <w:lang w:val="vi-VN"/>
     </w:rPr>
   </w:style>
   <w:style w:type="character" w:styleId="2headlineChar">
@@ -12374,7 +12163,7 @@
       <w:color w:val="000000"/>
       <w:sz w:val="28"/>
       <w:szCs w:val="28"/>
-      <w:lang w:bidi="ar-SA"/>
+      <w:lang w:val="en-US" w:bidi="ar-SA"/>
     </w:rPr>
   </w:style>
   <w:style w:type="character" w:styleId="m2Char">
@@ -12386,7 +12175,7 @@
       <w:i/>
       <w:sz w:val="28"/>
       <w:szCs w:val="22"/>
-      <w:lang w:bidi="ar-SA"/>
+      <w:lang w:val="en-US" w:bidi="ar-SA"/>
     </w:rPr>
   </w:style>
   <w:style w:type="character" w:styleId="CharChar14">
@@ -12399,7 +12188,7 @@
       <w:color w:val="000000"/>
       <w:sz w:val="30"/>
       <w:szCs w:val="24"/>
-      <w:lang w:val="en-US"/>
+      <w:lang w:val="vi-VN"/>
     </w:rPr>
   </w:style>
   <w:style w:type="character" w:styleId="2headlineChar1">
@@ -12441,6 +12230,7 @@
     <w:rPr>
       <w:sz w:val="24"/>
       <w:szCs w:val="24"/>
+      <w:lang w:val="en-US"/>
     </w:rPr>
   </w:style>
   <w:style w:type="character" w:styleId="H1CharChar">
@@ -12486,7 +12276,7 @@
     <w:rPr>
       <w:sz w:val="28"/>
       <w:szCs w:val="28"/>
-      <w:lang w:bidi="ar-SA"/>
+      <w:lang w:val="en-US" w:bidi="ar-SA"/>
     </w:rPr>
   </w:style>
   <w:style w:type="character" w:styleId="footCharChar">
@@ -12521,7 +12311,7 @@
       <w:color w:val="000000"/>
       <w:sz w:val="16"/>
       <w:szCs w:val="16"/>
-      <w:lang w:bidi="ar-SA"/>
+      <w:lang w:val="en-US" w:bidi="ar-SA"/>
     </w:rPr>
   </w:style>
   <w:style w:type="character" w:styleId="EndnoteTextChar">
@@ -12538,14 +12328,14 @@
     <w:qFormat/>
     <w:rPr>
       <w:rFonts w:ascii="Courier New" w:hAnsi="Courier New" w:cs="Courier New"/>
-      <w:lang w:bidi="ar-SA"/>
+      <w:lang w:val="en-US" w:bidi="ar-SA"/>
     </w:rPr>
   </w:style>
   <w:style w:type="character" w:styleId="E-mailSignatureChar">
     <w:name w:val="E-mail Signature Char"/>
     <w:qFormat/>
     <w:rPr>
-      <w:lang w:bidi="ar-SA"/>
+      <w:lang w:val="en-US" w:bidi="ar-SA"/>
     </w:rPr>
   </w:style>
   <w:style w:type="character" w:styleId="BodyTextFirstIndentChar">
@@ -12557,7 +12347,7 @@
       <w:bCs/>
       <w:sz w:val="28"/>
       <w:szCs w:val="28"/>
-      <w:lang w:bidi="ar-SA"/>
+      <w:lang w:val="en-US" w:bidi="ar-SA"/>
     </w:rPr>
   </w:style>
   <w:style w:type="character" w:styleId="BodyTextFirstIndent2Char">
@@ -12567,21 +12357,21 @@
       <w:rFonts w:ascii=".VnTime" w:hAnsi=".VnTime" w:cs="Times New Roman"/>
       <w:sz w:val="20"/>
       <w:szCs w:val="20"/>
-      <w:lang w:bidi="ar-SA"/>
+      <w:lang w:val="en-US" w:bidi="ar-SA"/>
     </w:rPr>
   </w:style>
   <w:style w:type="character" w:styleId="ClosingChar">
     <w:name w:val="Closing Char"/>
     <w:qFormat/>
     <w:rPr>
-      <w:lang w:bidi="ar-SA"/>
+      <w:lang w:val="en-US" w:bidi="ar-SA"/>
     </w:rPr>
   </w:style>
   <w:style w:type="character" w:styleId="DateChar">
     <w:name w:val="Date Char"/>
     <w:qFormat/>
     <w:rPr>
-      <w:lang w:bidi="ar-SA"/>
+      <w:lang w:val="en-US" w:bidi="ar-SA"/>
     </w:rPr>
   </w:style>
   <w:style w:type="character" w:styleId="HTMLAddressChar">
@@ -12590,7 +12380,7 @@
     <w:rPr>
       <w:i/>
       <w:iCs/>
-      <w:lang w:bidi="ar-SA"/>
+      <w:lang w:val="en-US" w:bidi="ar-SA"/>
     </w:rPr>
   </w:style>
   <w:style w:type="character" w:styleId="MessageHeaderChar">
@@ -12600,28 +12390,28 @@
       <w:rFonts w:ascii="Arial" w:hAnsi="Arial" w:cs="Arial"/>
       <w:sz w:val="24"/>
       <w:szCs w:val="24"/>
-      <w:lang w:bidi="ar-SA"/>
+      <w:lang w:val="en-US" w:bidi="ar-SA"/>
     </w:rPr>
   </w:style>
   <w:style w:type="character" w:styleId="NoteHeadingChar">
     <w:name w:val="Note Heading Char"/>
     <w:qFormat/>
     <w:rPr>
-      <w:lang w:bidi="ar-SA"/>
+      <w:lang w:val="en-US" w:bidi="ar-SA"/>
     </w:rPr>
   </w:style>
   <w:style w:type="character" w:styleId="SalutationChar">
     <w:name w:val="Salutation Char"/>
     <w:qFormat/>
     <w:rPr>
-      <w:lang w:bidi="ar-SA"/>
+      <w:lang w:val="en-US" w:bidi="ar-SA"/>
     </w:rPr>
   </w:style>
   <w:style w:type="character" w:styleId="SignatureChar">
     <w:name w:val="Signature Char"/>
     <w:qFormat/>
     <w:rPr>
-      <w:lang w:bidi="ar-SA"/>
+      <w:lang w:val="en-US" w:bidi="ar-SA"/>
     </w:rPr>
   </w:style>
   <w:style w:type="character" w:styleId="Bodytext4NotItalic">
@@ -12653,7 +12443,7 @@
       <w:color w:val="000000"/>
       <w:sz w:val="22"/>
       <w:szCs w:val="24"/>
-      <w:lang w:bidi="ar-SA"/>
+      <w:lang w:val="en-US" w:bidi="ar-SA"/>
     </w:rPr>
   </w:style>
   <w:style w:type="character" w:styleId="88Char">
@@ -12663,7 +12453,7 @@
       <w:rFonts w:ascii="Arial" w:hAnsi="Arial" w:cs="Arial"/>
       <w:sz w:val="24"/>
       <w:szCs w:val="24"/>
-      <w:lang w:val="en-US" w:bidi="ar-SA"/>
+      <w:lang w:val="vi-VN" w:bidi="ar-SA"/>
     </w:rPr>
   </w:style>
   <w:style w:type="character" w:styleId="1ngoacChar">
@@ -12673,7 +12463,7 @@
       <w:rFonts w:ascii="Arial" w:hAnsi="Arial" w:cs="Arial"/>
       <w:sz w:val="24"/>
       <w:szCs w:val="24"/>
-      <w:lang w:bidi="ar-SA"/>
+      <w:lang w:val="en-US" w:bidi="ar-SA"/>
     </w:rPr>
   </w:style>
   <w:style w:type="character" w:styleId="168Char">
@@ -12684,7 +12474,7 @@
       <w:bCs/>
       <w:sz w:val="24"/>
       <w:szCs w:val="24"/>
-      <w:lang w:val="en-US" w:bidi="ar-SA"/>
+      <w:lang w:val="vi-VN" w:bidi="ar-SA"/>
     </w:rPr>
   </w:style>
   <w:style w:type="character" w:styleId="1congoacChar">
@@ -12694,7 +12484,7 @@
       <w:rFonts w:ascii="Arial" w:hAnsi="Arial" w:cs="Arial"/>
       <w:sz w:val="24"/>
       <w:szCs w:val="24"/>
-      <w:lang w:bidi="ar-SA"/>
+      <w:lang w:val="en-US" w:bidi="ar-SA"/>
     </w:rPr>
   </w:style>
   <w:style w:type="character" w:styleId="ANgoacChar">
@@ -12704,7 +12494,7 @@
       <w:rFonts w:ascii="Arial" w:hAnsi="Arial" w:cs="Arial"/>
       <w:sz w:val="24"/>
       <w:szCs w:val="24"/>
-      <w:lang w:val="en-US" w:bidi="ar-SA"/>
+      <w:lang w:val="vi-VN" w:bidi="ar-SA"/>
     </w:rPr>
   </w:style>
   <w:style w:type="character" w:styleId="248Char">
@@ -12715,7 +12505,7 @@
       <w:bCs/>
       <w:sz w:val="24"/>
       <w:szCs w:val="24"/>
-      <w:lang w:val="en-US" w:bidi="ar-SA"/>
+      <w:lang w:val="vi-VN" w:bidi="ar-SA"/>
     </w:rPr>
   </w:style>
   <w:style w:type="character" w:styleId="368Char">
@@ -12726,7 +12516,7 @@
       <w:bCs/>
       <w:sz w:val="24"/>
       <w:szCs w:val="24"/>
-      <w:lang w:bidi="ar-SA"/>
+      <w:lang w:val="en-US" w:bidi="ar-SA"/>
     </w:rPr>
   </w:style>
   <w:style w:type="character" w:styleId="08Char">
@@ -12735,7 +12525,7 @@
     <w:rPr>
       <w:rFonts w:ascii="Arial" w:hAnsi="Arial" w:cs="Arial"/>
       <w:sz w:val="24"/>
-      <w:lang w:val="en-US" w:bidi="ar-SA"/>
+      <w:lang w:val="vi-VN" w:bidi="ar-SA"/>
     </w:rPr>
   </w:style>
   <w:style w:type="character" w:styleId="0BangChar">
@@ -12745,7 +12535,7 @@
       <w:rFonts w:ascii="Arial" w:hAnsi="Arial" w:cs="Arial"/>
       <w:b/>
       <w:sz w:val="24"/>
-      <w:lang w:val="en-US" w:bidi="ar-SA"/>
+      <w:lang w:val="vi-VN" w:bidi="ar-SA"/>
     </w:rPr>
   </w:style>
   <w:style w:type="character" w:styleId="CommentTextChar1">
@@ -12775,7 +12565,7 @@
       <w:b/>
       <w:sz w:val="24"/>
       <w:szCs w:val="22"/>
-      <w:lang w:val="en-US" w:bidi="ar-SA"/>
+      <w:lang w:val="vi-VN" w:bidi="ar-SA"/>
     </w:rPr>
   </w:style>
   <w:style w:type="character" w:styleId="BPhanMuclucChar">
@@ -12786,7 +12576,7 @@
       <w:b/>
       <w:sz w:val="24"/>
       <w:szCs w:val="22"/>
-      <w:lang w:val="en-US" w:bidi="ar-SA"/>
+      <w:lang w:val="vi-VN" w:bidi="ar-SA"/>
     </w:rPr>
   </w:style>
   <w:style w:type="character" w:styleId="Style4Char">
@@ -12798,7 +12588,7 @@
       <w:kern w:val="2"/>
       <w:sz w:val="28"/>
       <w:szCs w:val="28"/>
-      <w:lang w:bidi="ar-SA"/>
+      <w:lang w:val="en-US" w:bidi="ar-SA"/>
     </w:rPr>
   </w:style>
   <w:style w:type="character" w:styleId="1phanChar">
@@ -12809,7 +12599,7 @@
       <w:b/>
       <w:sz w:val="24"/>
       <w:szCs w:val="24"/>
-      <w:lang w:bidi="ar-SA"/>
+      <w:lang w:val="en-US" w:bidi="ar-SA"/>
     </w:rPr>
   </w:style>
   <w:style w:type="character" w:styleId="016Char">
@@ -12819,7 +12609,7 @@
       <w:rFonts w:ascii="Arial" w:hAnsi="Arial" w:cs="Arial"/>
       <w:b/>
       <w:sz w:val="24"/>
-      <w:lang w:bidi="ar-SA"/>
+      <w:lang w:val="en-US" w:bidi="ar-SA"/>
     </w:rPr>
   </w:style>
   <w:style w:type="character" w:styleId="3chamChar">
@@ -12829,7 +12619,7 @@
       <w:rFonts w:ascii="Arial" w:hAnsi="Arial" w:cs="Arial"/>
       <w:b/>
       <w:sz w:val="24"/>
-      <w:lang w:bidi="ar-SA"/>
+      <w:lang w:val="en-US" w:bidi="ar-SA"/>
     </w:rPr>
   </w:style>
   <w:style w:type="character" w:styleId="StyleArial12ptBoldJustifiedLeft0cmHanging195cmChar">
@@ -12840,7 +12630,7 @@
       <w:b/>
       <w:bCs/>
       <w:sz w:val="24"/>
-      <w:lang w:bidi="ar-SA"/>
+      <w:lang w:val="en-US" w:bidi="ar-SA"/>
     </w:rPr>
   </w:style>
   <w:style w:type="character" w:styleId="3cham1Char">
@@ -12850,7 +12640,7 @@
       <w:rFonts w:ascii="Arial" w:hAnsi="Arial" w:eastAsia="Malgun Gothic" w:cs="Arial"/>
       <w:sz w:val="24"/>
       <w:szCs w:val="24"/>
-      <w:lang w:bidi="ar-SA"/>
+      <w:lang w:val="en-US" w:bidi="ar-SA"/>
     </w:rPr>
   </w:style>
   <w:style w:type="character" w:styleId="NORMAL1Char">
@@ -12871,7 +12661,7 @@
       <w:rFonts w:ascii="Arial" w:hAnsi="Arial" w:eastAsia="MS Mincho" w:cs="Arial"/>
       <w:sz w:val="24"/>
       <w:szCs w:val="24"/>
-      <w:lang w:val="en-US" w:bidi="ar-SA"/>
+      <w:lang w:val="vi-VN" w:bidi="ar-SA"/>
     </w:rPr>
   </w:style>
   <w:style w:type="character" w:styleId="NORMAL111Char">
@@ -12881,7 +12671,7 @@
       <w:rFonts w:ascii="Arial" w:hAnsi="Arial" w:cs="Arial"/>
       <w:sz w:val="24"/>
       <w:szCs w:val="24"/>
-      <w:lang w:bidi="ar-SA"/>
+      <w:lang w:val="en-US" w:bidi="ar-SA"/>
     </w:rPr>
   </w:style>
   <w:style w:type="character" w:styleId="NORMAL1Char1">
@@ -12891,7 +12681,7 @@
       <w:rFonts w:ascii="Arial" w:hAnsi="Arial" w:cs="Arial"/>
       <w:sz w:val="24"/>
       <w:szCs w:val="24"/>
-      <w:lang w:bidi="ar-SA"/>
+      <w:lang w:val="en-US" w:bidi="ar-SA"/>
     </w:rPr>
   </w:style>
   <w:style w:type="character" w:styleId="normal1indentChar">
@@ -12906,7 +12696,7 @@
     <w:rPr>
       <w:rFonts w:ascii="VNTime" w:hAnsi="VNTime" w:cs="VNTime"/>
       <w:sz w:val="22"/>
-      <w:lang w:bidi="ar-SA"/>
+      <w:lang w:val="en-US" w:bidi="ar-SA"/>
     </w:rPr>
   </w:style>
   <w:style w:type="character" w:styleId="texChar">
@@ -12914,7 +12704,7 @@
     <w:qFormat/>
     <w:rPr>
       <w:rFonts w:ascii="VNTime" w:hAnsi="VNTime" w:cs="VNTime"/>
-      <w:lang w:bidi="ar-SA"/>
+      <w:lang w:val="en-US" w:bidi="ar-SA"/>
     </w:rPr>
   </w:style>
   <w:style w:type="character" w:styleId="ChapterCharChar">
@@ -12947,7 +12737,7 @@
       <w:rFonts w:ascii=".VnTime" w:hAnsi=".VnTime" w:cs=".VnTime"/>
       <w:sz w:val="28"/>
       <w:szCs w:val="28"/>
-      <w:lang w:bidi="ar-SA"/>
+      <w:lang w:val="en-US" w:bidi="ar-SA"/>
     </w:rPr>
   </w:style>
   <w:style w:type="character" w:styleId="Vnbnnidung">
@@ -13017,7 +12807,7 @@
       <w:rFonts w:eastAsia="Calibri"/>
       <w:sz w:val="28"/>
       <w:szCs w:val="22"/>
-      <w:lang w:bidi="ar-SA"/>
+      <w:lang w:val="en-US" w:bidi="ar-SA"/>
     </w:rPr>
   </w:style>
   <w:style w:type="character" w:styleId="Vnbnnidung2">
@@ -13027,7 +12817,7 @@
       <w:rFonts w:eastAsia="Calibri"/>
       <w:sz w:val="28"/>
       <w:szCs w:val="22"/>
-      <w:lang w:bidi="ar-SA"/>
+      <w:lang w:val="en-US" w:bidi="ar-SA"/>
     </w:rPr>
   </w:style>
   <w:style w:type="character" w:styleId="Vnbnnidung5">
@@ -13198,7 +12988,7 @@
       <w:b/>
       <w:sz w:val="32"/>
       <w:szCs w:val="26"/>
-      <w:lang w:val="en-US" w:eastAsia="en-US"/>
+      <w:lang w:val="vi-VN" w:eastAsia="vi-VN"/>
     </w:rPr>
   </w:style>
   <w:style w:type="paragraph" w:styleId="BodyText212">
@@ -13245,8 +13035,8 @@
       <w:suppressLineNumbers/>
       <w:tabs>
         <w:tab w:val="clear" w:pos="709"/>
-        <w:tab w:val="center" w:pos="4986" w:leader="none"/>
-        <w:tab w:val="right" w:pos="9972" w:leader="none"/>
+        <w:tab w:val="center" w:pos="4819" w:leader="none"/>
+        <w:tab w:val="right" w:pos="9638" w:leader="none"/>
       </w:tabs>
     </w:pPr>
     <w:rPr/>
@@ -14370,7 +14160,7 @@
     <w:rPr>
       <w:sz w:val="20"/>
       <w:szCs w:val="20"/>
-      <w:lang w:val="en-AU" w:eastAsia="en-US"/>
+      <w:lang w:val="en-AU" w:eastAsia="vi-VN"/>
     </w:rPr>
   </w:style>
   <w:style w:type="paragraph" w:styleId="Style11">
@@ -14444,7 +14234,7 @@
     </w:pPr>
     <w:rPr>
       <w:spacing w:val="-10"/>
-      <w:lang w:val="en-US" w:eastAsia="en-US"/>
+      <w:lang w:val="vi-VN" w:eastAsia="vi-VN"/>
     </w:rPr>
   </w:style>
   <w:style w:type="paragraph" w:styleId="TOC2">
@@ -14461,7 +14251,7 @@
       <w:rFonts w:ascii="Arial" w:hAnsi="Arial" w:cs="Arial"/>
       <w:sz w:val="25"/>
       <w:szCs w:val="25"/>
-      <w:lang w:val="en-US" w:eastAsia="en-US"/>
+      <w:lang w:val="vi-VN" w:eastAsia="vi-VN"/>
     </w:rPr>
   </w:style>
   <w:style w:type="paragraph" w:styleId="TOC3">
@@ -15002,7 +14792,7 @@
       <w:color w:val="000000"/>
       <w:sz w:val="24"/>
       <w:szCs w:val="24"/>
-      <w:lang w:bidi="ar-SA" w:val="en-US" w:eastAsia="zh-CN"/>
+      <w:lang w:val="en-US" w:bidi="ar-SA" w:eastAsia="zh-CN"/>
     </w:rPr>
   </w:style>
   <w:style w:type="paragraph" w:styleId="Char1CharCharChar1CharCharChar">
@@ -15477,7 +15267,7 @@
       <w:color w:val="auto"/>
       <w:sz w:val="32"/>
       <w:szCs w:val="32"/>
-      <w:lang w:bidi="ar-SA" w:val="en-US" w:eastAsia="zh-CN"/>
+      <w:lang w:val="en-US" w:bidi="ar-SA" w:eastAsia="zh-CN"/>
     </w:rPr>
   </w:style>
   <w:style w:type="paragraph" w:styleId="than">
@@ -15495,7 +15285,7 @@
       <w:color w:val="auto"/>
       <w:sz w:val="28"/>
       <w:szCs w:val="28"/>
-      <w:lang w:bidi="ar-SA" w:val="en-US" w:eastAsia="zh-CN"/>
+      <w:lang w:val="en-US" w:bidi="ar-SA" w:eastAsia="zh-CN"/>
     </w:rPr>
   </w:style>
   <w:style w:type="paragraph" w:styleId="tenmon">
@@ -15513,7 +15303,7 @@
       <w:color w:val="auto"/>
       <w:sz w:val="28"/>
       <w:szCs w:val="28"/>
-      <w:lang w:bidi="ar-SA" w:val="en-US" w:eastAsia="zh-CN"/>
+      <w:lang w:val="en-US" w:bidi="ar-SA" w:eastAsia="zh-CN"/>
     </w:rPr>
   </w:style>
   <w:style w:type="paragraph" w:styleId="bang1">
@@ -15529,7 +15319,7 @@
       <w:color w:val="auto"/>
       <w:sz w:val="28"/>
       <w:szCs w:val="28"/>
-      <w:lang w:bidi="ar-SA" w:val="en-US" w:eastAsia="zh-CN"/>
+      <w:lang w:val="en-US" w:bidi="ar-SA" w:eastAsia="zh-CN"/>
     </w:rPr>
   </w:style>
   <w:style w:type="paragraph" w:styleId="bang2">
@@ -15544,7 +15334,7 @@
       <w:color w:val="auto"/>
       <w:sz w:val="28"/>
       <w:szCs w:val="28"/>
-      <w:lang w:bidi="ar-SA" w:val="en-US" w:eastAsia="zh-CN"/>
+      <w:lang w:val="en-US" w:bidi="ar-SA" w:eastAsia="zh-CN"/>
     </w:rPr>
   </w:style>
   <w:style w:type="paragraph" w:styleId="bang21">
@@ -15571,7 +15361,7 @@
       <w:color w:val="auto"/>
       <w:sz w:val="36"/>
       <w:szCs w:val="36"/>
-      <w:lang w:bidi="ar-SA" w:val="en-US" w:eastAsia="zh-CN"/>
+      <w:lang w:val="en-US" w:bidi="ar-SA" w:eastAsia="zh-CN"/>
     </w:rPr>
   </w:style>
   <w:style w:type="paragraph" w:styleId="bang3">
@@ -15587,7 +15377,7 @@
       <w:color w:val="auto"/>
       <w:sz w:val="28"/>
       <w:szCs w:val="28"/>
-      <w:lang w:bidi="ar-SA" w:val="en-US" w:eastAsia="zh-CN"/>
+      <w:lang w:val="en-US" w:bidi="ar-SA" w:eastAsia="zh-CN"/>
     </w:rPr>
   </w:style>
   <w:style w:type="paragraph" w:styleId="BodyTextFirstIndent2">
@@ -15744,7 +15534,7 @@
       <w:color w:val="auto"/>
       <w:sz w:val="24"/>
       <w:szCs w:val="24"/>
-      <w:lang w:bidi="ar-SA" w:val="en-US" w:eastAsia="zh-CN"/>
+      <w:lang w:val="en-US" w:bidi="ar-SA" w:eastAsia="zh-CN"/>
     </w:rPr>
   </w:style>
   <w:style w:type="paragraph" w:styleId="i2">
@@ -15831,7 +15621,7 @@
       <w:color w:val="auto"/>
       <w:sz w:val="26"/>
       <w:szCs w:val="26"/>
-      <w:lang w:bidi="ar-SA" w:val="en-US" w:eastAsia="zh-CN"/>
+      <w:lang w:val="en-US" w:bidi="ar-SA" w:eastAsia="zh-CN"/>
     </w:rPr>
   </w:style>
   <w:style w:type="paragraph" w:styleId="Form">
@@ -15973,7 +15763,7 @@
       <w:color w:val="auto"/>
       <w:sz w:val="28"/>
       <w:szCs w:val="28"/>
-      <w:lang w:bidi="ar-SA" w:val="en-US" w:eastAsia="zh-CN"/>
+      <w:lang w:val="en-US" w:bidi="ar-SA" w:eastAsia="zh-CN"/>
     </w:rPr>
   </w:style>
   <w:style w:type="paragraph" w:styleId="TieuDeMuc">
@@ -15991,7 +15781,7 @@
       <w:color w:val="auto"/>
       <w:sz w:val="26"/>
       <w:szCs w:val="28"/>
-      <w:lang w:bidi="ar-SA" w:val="en-US" w:eastAsia="zh-CN"/>
+      <w:lang w:val="en-US" w:bidi="ar-SA" w:eastAsia="zh-CN"/>
     </w:rPr>
   </w:style>
   <w:style w:type="paragraph" w:styleId="Than1">
@@ -16019,7 +15809,7 @@
       <w:color w:val="auto"/>
       <w:sz w:val="24"/>
       <w:szCs w:val="24"/>
-      <w:lang w:bidi="ar-SA" w:val="en-US" w:eastAsia="zh-CN"/>
+      <w:lang w:val="en-US" w:bidi="ar-SA" w:eastAsia="zh-CN"/>
     </w:rPr>
   </w:style>
   <w:style w:type="paragraph" w:styleId="font5">
@@ -17565,7 +17355,7 @@
     <w:rPr>
       <w:sz w:val="20"/>
       <w:szCs w:val="20"/>
-      <w:lang w:val="en-AU" w:eastAsia="en-US"/>
+      <w:lang w:val="en-AU" w:eastAsia="vi-VN"/>
     </w:rPr>
   </w:style>
   <w:style w:type="paragraph" w:styleId="Char1CharChar11">
@@ -18185,7 +17975,7 @@
       <w:color w:val="auto"/>
       <w:sz w:val="20"/>
       <w:szCs w:val="20"/>
-      <w:lang w:bidi="ar-SA" w:val="en-US" w:eastAsia="zh-CN"/>
+      <w:lang w:val="en-US" w:bidi="ar-SA" w:eastAsia="zh-CN"/>
     </w:rPr>
   </w:style>
   <w:style w:type="paragraph" w:styleId="MessageHeader">
@@ -18620,7 +18410,7 @@
       <w:color w:val="auto"/>
       <w:sz w:val="22"/>
       <w:szCs w:val="22"/>
-      <w:lang w:bidi="en-US" w:val="en-US" w:eastAsia="zh-CN"/>
+      <w:lang w:val="en-US" w:bidi="en-US" w:eastAsia="zh-CN"/>
     </w:rPr>
   </w:style>
   <w:style w:type="paragraph" w:styleId="Quote">
@@ -18693,7 +18483,7 @@
       <w:vanish/>
       <w:sz w:val="16"/>
       <w:szCs w:val="16"/>
-      <w:lang w:val="en-US" w:eastAsia="en-US"/>
+      <w:lang w:val="vi-VN" w:eastAsia="vi-VN"/>
     </w:rPr>
   </w:style>
   <w:style w:type="paragraph" w:styleId="CharCharCharCharCharChar1CharCharChar">
@@ -23696,7 +23486,7 @@
       <w:kern w:val="2"/>
       <w:sz w:val="28"/>
       <w:szCs w:val="28"/>
-      <w:lang w:bidi="ar-SA" w:val="en-US" w:eastAsia="zh-CN"/>
+      <w:lang w:val="en-US" w:bidi="ar-SA" w:eastAsia="zh-CN"/>
     </w:rPr>
   </w:style>
   <w:style w:type="paragraph" w:styleId="Headline">
@@ -23715,7 +23505,7 @@
       <w:kern w:val="2"/>
       <w:sz w:val="46"/>
       <w:szCs w:val="46"/>
-      <w:lang w:bidi="ar-SA" w:val="en-US" w:eastAsia="zh-CN"/>
+      <w:lang w:val="en-US" w:bidi="ar-SA" w:eastAsia="zh-CN"/>
     </w:rPr>
   </w:style>
   <w:style w:type="paragraph" w:styleId="PublicationName">
@@ -23736,7 +23526,7 @@
       <w:kern w:val="2"/>
       <w:sz w:val="32"/>
       <w:szCs w:val="32"/>
-      <w:lang w:bidi="ar-SA" w:val="en-US" w:eastAsia="zh-CN"/>
+      <w:lang w:val="en-US" w:bidi="ar-SA" w:eastAsia="zh-CN"/>
     </w:rPr>
   </w:style>
   <w:style w:type="paragraph" w:styleId="PublicationDate">
@@ -23756,7 +23546,7 @@
       <w:kern w:val="2"/>
       <w:sz w:val="28"/>
       <w:szCs w:val="28"/>
-      <w:lang w:bidi="ar-SA" w:val="en-US" w:eastAsia="zh-CN"/>
+      <w:lang w:val="en-US" w:bidi="ar-SA" w:eastAsia="zh-CN"/>
     </w:rPr>
   </w:style>
   <w:style w:type="paragraph" w:styleId="Name">
@@ -24289,7 +24079,7 @@
       <w:color w:val="auto"/>
       <w:sz w:val="28"/>
       <w:szCs w:val="28"/>
-      <w:lang w:bidi="ar-SA" w:val="en-US" w:eastAsia="zh-CN"/>
+      <w:lang w:val="en-US" w:bidi="ar-SA" w:eastAsia="zh-CN"/>
     </w:rPr>
   </w:style>
   <w:style w:type="paragraph" w:styleId="NumberedParagraphCharChar">
@@ -24881,7 +24671,7 @@
       <w:color w:val="FF0000"/>
       <w:sz w:val="28"/>
       <w:szCs w:val="28"/>
-      <w:lang w:val="vi-VN" w:eastAsia="en-US"/>
+      <w:lang w:val="vi-VN" w:eastAsia="vi-VN"/>
     </w:rPr>
   </w:style>
   <w:style w:type="paragraph" w:styleId="MERSskillsknowledge">
@@ -24909,7 +24699,7 @@
     </w:pPr>
     <w:rPr>
       <w:color w:val="000000"/>
-      <w:lang w:val="en-AU" w:eastAsia="en-US"/>
+      <w:lang w:val="en-AU" w:eastAsia="vi-VN"/>
     </w:rPr>
   </w:style>
   <w:style w:type="paragraph" w:styleId="t1">
@@ -25847,7 +25637,7 @@
       <w:color w:val="auto"/>
       <w:sz w:val="26"/>
       <w:szCs w:val="20"/>
-      <w:lang w:val="en-US" w:eastAsia="en-US" w:bidi="ar-SA"/>
+      <w:lang w:val="en-US" w:eastAsia="vi-VN" w:bidi="ar-SA"/>
     </w:rPr>
   </w:style>
   <w:style w:type="paragraph" w:styleId="Style9CharChar1">
@@ -25864,7 +25654,7 @@
       <w:rFonts w:ascii=".VnTime" w:hAnsi=".VnTime" w:cs=".VnTime"/>
       <w:sz w:val="26"/>
       <w:szCs w:val="24"/>
-      <w:lang w:val="it-IT" w:eastAsia="en-US"/>
+      <w:lang w:val="it-IT" w:eastAsia="vi-VN"/>
     </w:rPr>
   </w:style>
   <w:style w:type="paragraph" w:styleId="StyleTimesNewRomanFirstline127cmBefore3pt">
@@ -26038,7 +25828,7 @@
       <w:rFonts w:ascii=".VnTime" w:hAnsi=".VnTime" w:cs=".VnTime"/>
       <w:sz w:val="26"/>
       <w:szCs w:val="24"/>
-      <w:lang w:val="it-IT" w:eastAsia="en-US"/>
+      <w:lang w:val="it-IT" w:eastAsia="vi-VN"/>
     </w:rPr>
   </w:style>
   <w:style w:type="paragraph" w:styleId="Style9CharCharCharChar">
@@ -26387,7 +26177,7 @@
       <w:rFonts w:ascii="Arial" w:hAnsi="Arial" w:cs="Arial"/>
       <w:sz w:val="24"/>
       <w:szCs w:val="20"/>
-      <w:lang w:val="en-US"/>
+      <w:lang w:val="vi-VN"/>
     </w:rPr>
   </w:style>
   <w:style w:type="paragraph" w:styleId="1phan">
@@ -26875,7 +26665,7 @@
     <w:rPr>
       <w:rFonts w:ascii=".VnTime" w:hAnsi=".VnTime" w:cs=".VnTime"/>
       <w:szCs w:val="20"/>
-      <w:lang w:val="vi-VN" w:eastAsia="en-US"/>
+      <w:lang w:val="vi-VN" w:eastAsia="vi-VN"/>
     </w:rPr>
   </w:style>
   <w:style w:type="paragraph" w:styleId="GiuaCharChar">
@@ -26915,7 +26705,7 @@
     <w:rPr>
       <w:sz w:val="20"/>
       <w:szCs w:val="20"/>
-      <w:lang w:val="en-AU" w:eastAsia="en-US"/>
+      <w:lang w:val="en-AU" w:eastAsia="vi-VN"/>
     </w:rPr>
   </w:style>
   <w:style w:type="paragraph" w:styleId="CharCharCharCharCharCharCharCharCharCharCharCharCharCharCharCharCharCharCharCharChar">
@@ -26928,7 +26718,7 @@
     <w:rPr>
       <w:sz w:val="20"/>
       <w:szCs w:val="20"/>
-      <w:lang w:val="en-AU" w:eastAsia="en-US"/>
+      <w:lang w:val="en-AU" w:eastAsia="vi-VN"/>
     </w:rPr>
   </w:style>
   <w:style w:type="paragraph" w:styleId="MB">
@@ -26992,7 +26782,7 @@
       <w:color w:val="auto"/>
       <w:sz w:val="26"/>
       <w:szCs w:val="22"/>
-      <w:lang w:bidi="ar-SA" w:val="en-US" w:eastAsia="zh-CN"/>
+      <w:lang w:val="en-US" w:bidi="ar-SA" w:eastAsia="zh-CN"/>
     </w:rPr>
   </w:style>
   <w:style w:type="paragraph" w:styleId="ThongTu">
@@ -27007,7 +26797,7 @@
       <w:rFonts w:eastAsia="Batang"/>
       <w:bCs/>
       <w:color w:val="1F497D"/>
-      <w:lang w:val="en-US" w:eastAsia="en-US"/>
+      <w:lang w:val="vi-VN" w:eastAsia="vi-VN"/>
     </w:rPr>
   </w:style>
   <w:style w:type="paragraph" w:styleId="su">
@@ -27252,7 +27042,7 @@
       <w:color w:val="000000"/>
       <w:sz w:val="22"/>
       <w:szCs w:val="22"/>
-      <w:lang w:val="en-US" w:eastAsia="en-US"/>
+      <w:lang w:val="vi-VN" w:eastAsia="vi-VN"/>
     </w:rPr>
   </w:style>
   <w:style w:type="paragraph" w:styleId="8DakyCharCharChar">
@@ -27303,7 +27093,7 @@
       <w:color w:val="000000"/>
       <w:sz w:val="36"/>
       <w:szCs w:val="36"/>
-      <w:lang w:bidi="ar-SA" w:val="en-US" w:eastAsia="zh-CN"/>
+      <w:lang w:val="en-US" w:bidi="ar-SA" w:eastAsia="zh-CN"/>
     </w:rPr>
   </w:style>
   <w:style w:type="paragraph" w:styleId="10chutrongbang">
@@ -27342,7 +27132,7 @@
       <w:color w:val="000000"/>
       <w:sz w:val="26"/>
       <w:szCs w:val="20"/>
-      <w:lang w:bidi="ar-SA" w:val="en-US" w:eastAsia="zh-CN"/>
+      <w:lang w:val="en-US" w:bidi="ar-SA" w:eastAsia="zh-CN"/>
     </w:rPr>
   </w:style>
   <w:style w:type="paragraph" w:styleId="cChar1CharCharChar">
@@ -27435,7 +27225,7 @@
       <w:color w:val="000000"/>
       <w:sz w:val="22"/>
       <w:szCs w:val="20"/>
-      <w:lang w:bidi="ar-SA" w:val="en-US" w:eastAsia="zh-CN"/>
+      <w:lang w:val="en-US" w:bidi="ar-SA" w:eastAsia="zh-CN"/>
     </w:rPr>
   </w:style>
   <w:style w:type="paragraph" w:styleId="5somucCharChar">
@@ -27651,7 +27441,7 @@
       <w:color w:val="000000"/>
       <w:sz w:val="22"/>
       <w:szCs w:val="22"/>
-      <w:lang w:bidi="ar-SA" w:val="en-US" w:eastAsia="zh-CN"/>
+      <w:lang w:val="en-US" w:bidi="ar-SA" w:eastAsia="zh-CN"/>
     </w:rPr>
   </w:style>
   <w:style w:type="paragraph" w:styleId="DNtd1tencq">
@@ -27670,7 +27460,7 @@
       <w:color w:val="000000"/>
       <w:sz w:val="20"/>
       <w:szCs w:val="20"/>
-      <w:lang w:bidi="ar-SA" w:val="en-US" w:eastAsia="zh-CN"/>
+      <w:lang w:val="en-US" w:bidi="ar-SA" w:eastAsia="zh-CN"/>
     </w:rPr>
   </w:style>
   <w:style w:type="paragraph" w:styleId="tk">
@@ -27719,7 +27509,7 @@
       <w:color w:val="000000"/>
       <w:sz w:val="32"/>
       <w:szCs w:val="32"/>
-      <w:lang w:bidi="ar-SA" w:val="en-US" w:eastAsia="zh-CN"/>
+      <w:lang w:val="en-US" w:bidi="ar-SA" w:eastAsia="zh-CN"/>
     </w:rPr>
   </w:style>
   <w:style w:type="paragraph" w:styleId="cChar1">
@@ -27873,7 +27663,7 @@
       <w:color w:val="000000"/>
       <w:sz w:val="20"/>
       <w:szCs w:val="22"/>
-      <w:lang w:bidi="ar-SA" w:val="en-US" w:eastAsia="zh-CN"/>
+      <w:lang w:val="en-US" w:bidi="ar-SA" w:eastAsia="zh-CN"/>
     </w:rPr>
   </w:style>
   <w:style w:type="paragraph" w:styleId="DNkyCQky">
@@ -27896,7 +27686,7 @@
       <w:color w:val="auto"/>
       <w:sz w:val="20"/>
       <w:szCs w:val="20"/>
-      <w:lang w:bidi="ar-SA" w:val="en-US" w:eastAsia="zh-CN"/>
+      <w:lang w:val="en-US" w:bidi="ar-SA" w:eastAsia="zh-CN"/>
     </w:rPr>
   </w:style>
   <w:style w:type="paragraph" w:styleId="c1d">
@@ -28209,7 +27999,7 @@
       <w:color w:val="000000"/>
       <w:sz w:val="21"/>
       <w:szCs w:val="22"/>
-      <w:lang w:bidi="ar-SA" w:val="en-US" w:eastAsia="zh-CN"/>
+      <w:lang w:val="en-US" w:bidi="ar-SA" w:eastAsia="zh-CN"/>
     </w:rPr>
   </w:style>
   <w:style w:type="paragraph" w:styleId="DNbangtieude">
@@ -28228,7 +28018,7 @@
       <w:color w:val="000000"/>
       <w:sz w:val="21"/>
       <w:szCs w:val="22"/>
-      <w:lang w:bidi="ar-SA" w:val="en-US" w:eastAsia="zh-CN"/>
+      <w:lang w:val="en-US" w:bidi="ar-SA" w:eastAsia="zh-CN"/>
     </w:rPr>
   </w:style>
   <w:style w:type="paragraph" w:styleId="DNbieusauky">
@@ -28247,7 +28037,7 @@
       <w:color w:val="000000"/>
       <w:sz w:val="22"/>
       <w:szCs w:val="22"/>
-      <w:lang w:bidi="ar-SA" w:val="en-US" w:eastAsia="zh-CN"/>
+      <w:lang w:val="en-US" w:bidi="ar-SA" w:eastAsia="zh-CN"/>
     </w:rPr>
   </w:style>
   <w:style w:type="paragraph" w:styleId="DNkynguoiky">
@@ -28270,7 +28060,7 @@
       <w:color w:val="000000"/>
       <w:sz w:val="22"/>
       <w:szCs w:val="22"/>
-      <w:lang w:bidi="ar-SA" w:val="en-US" w:eastAsia="zh-CN"/>
+      <w:lang w:val="en-US" w:bidi="ar-SA" w:eastAsia="zh-CN"/>
     </w:rPr>
   </w:style>
   <w:style w:type="paragraph" w:styleId="DNnd3mucA">
@@ -28288,7 +28078,7 @@
       <w:color w:val="000000"/>
       <w:sz w:val="22"/>
       <w:szCs w:val="22"/>
-      <w:lang w:bidi="ar-SA" w:val="en-US" w:eastAsia="zh-CN"/>
+      <w:lang w:val="en-US" w:bidi="ar-SA" w:eastAsia="zh-CN"/>
     </w:rPr>
   </w:style>
   <w:style w:type="paragraph" w:styleId="DNnd4dieu">
@@ -28309,7 +28099,7 @@
       <w:color w:val="000000"/>
       <w:sz w:val="22"/>
       <w:szCs w:val="22"/>
-      <w:lang w:bidi="ar-SA" w:val="en-US" w:eastAsia="zh-CN"/>
+      <w:lang w:val="en-US" w:bidi="ar-SA" w:eastAsia="zh-CN"/>
     </w:rPr>
   </w:style>
   <w:style w:type="paragraph" w:styleId="DNnd5mucnho12ab">
@@ -28331,7 +28121,7 @@
       <w:color w:val="000000"/>
       <w:sz w:val="22"/>
       <w:szCs w:val="22"/>
-      <w:lang w:bidi="ar-SA" w:val="en-US" w:eastAsia="zh-CN"/>
+      <w:lang w:val="en-US" w:bidi="ar-SA" w:eastAsia="zh-CN"/>
     </w:rPr>
   </w:style>
   <w:style w:type="paragraph" w:styleId="DNnd6vanban">
@@ -28351,7 +28141,7 @@
       <w:color w:val="000000"/>
       <w:sz w:val="22"/>
       <w:szCs w:val="22"/>
-      <w:lang w:bidi="ar-SA" w:val="en-US" w:eastAsia="zh-CN"/>
+      <w:lang w:val="en-US" w:bidi="ar-SA" w:eastAsia="zh-CN"/>
     </w:rPr>
   </w:style>
   <w:style w:type="paragraph" w:styleId="DNnd7VBnghieng">
@@ -28372,7 +28162,7 @@
       <w:color w:val="000000"/>
       <w:sz w:val="22"/>
       <w:szCs w:val="22"/>
-      <w:lang w:bidi="ar-SA" w:val="en-US" w:eastAsia="zh-CN"/>
+      <w:lang w:val="en-US" w:bidi="ar-SA" w:eastAsia="zh-CN"/>
     </w:rPr>
   </w:style>
   <w:style w:type="paragraph" w:styleId="DNplphuluc">
@@ -28388,7 +28178,7 @@
       <w:color w:val="000000"/>
       <w:sz w:val="22"/>
       <w:szCs w:val="32"/>
-      <w:lang w:bidi="ar-SA" w:val="en-US" w:eastAsia="zh-CN"/>
+      <w:lang w:val="en-US" w:bidi="ar-SA" w:eastAsia="zh-CN"/>
     </w:rPr>
   </w:style>
   <w:style w:type="paragraph" w:styleId="DNtd2tennuoc">
@@ -28407,7 +28197,7 @@
       <w:color w:val="000000"/>
       <w:sz w:val="20"/>
       <w:szCs w:val="20"/>
-      <w:lang w:bidi="ar-SA" w:val="en-US" w:eastAsia="zh-CN"/>
+      <w:lang w:val="en-US" w:bidi="ar-SA" w:eastAsia="zh-CN"/>
     </w:rPr>
   </w:style>
   <w:style w:type="paragraph" w:styleId="DNtd3DLTDHP">
@@ -28426,7 +28216,7 @@
       <w:color w:val="000000"/>
       <w:sz w:val="22"/>
       <w:szCs w:val="22"/>
-      <w:lang w:bidi="ar-SA" w:val="en-US" w:eastAsia="zh-CN"/>
+      <w:lang w:val="en-US" w:bidi="ar-SA" w:eastAsia="zh-CN"/>
     </w:rPr>
   </w:style>
   <w:style w:type="paragraph" w:styleId="DNtd4so">
@@ -28449,7 +28239,7 @@
       <w:color w:val="000000"/>
       <w:sz w:val="22"/>
       <w:szCs w:val="22"/>
-      <w:lang w:bidi="ar-SA" w:val="en-US" w:eastAsia="zh-CN"/>
+      <w:lang w:val="en-US" w:bidi="ar-SA" w:eastAsia="zh-CN"/>
     </w:rPr>
   </w:style>
   <w:style w:type="paragraph" w:styleId="StylecLeft">
@@ -29000,7 +28790,7 @@
       <w:color w:val="0000FF"/>
       <w:sz w:val="24"/>
       <w:szCs w:val="24"/>
-      <w:lang w:val="en-US" w:eastAsia="en-US" w:bidi="ar-SA"/>
+      <w:lang w:val="en-US" w:eastAsia="vi-VN" w:bidi="ar-SA"/>
     </w:rPr>
   </w:style>
   <w:style w:type="paragraph" w:styleId="chucdanh">
@@ -29017,7 +28807,7 @@
       <w:color w:val="0000FF"/>
       <w:sz w:val="20"/>
       <w:szCs w:val="20"/>
-      <w:lang w:val="en-US" w:eastAsia="en-US" w:bidi="ar-SA"/>
+      <w:lang w:val="en-US" w:eastAsia="vi-VN" w:bidi="ar-SA"/>
     </w:rPr>
   </w:style>
   <w:style w:type="paragraph" w:styleId="loai-vb">
@@ -29039,7 +28829,7 @@
       <w:spacing w:val="100"/>
       <w:sz w:val="32"/>
       <w:szCs w:val="32"/>
-      <w:lang w:val="en-US" w:eastAsia="en-US" w:bidi="ar-SA"/>
+      <w:lang w:val="en-US" w:eastAsia="vi-VN" w:bidi="ar-SA"/>
     </w:rPr>
   </w:style>
   <w:style w:type="paragraph" w:styleId="ten-vb">
@@ -29059,7 +28849,7 @@
       <w:spacing w:val="24"/>
       <w:sz w:val="20"/>
       <w:szCs w:val="20"/>
-      <w:lang w:val="en-US" w:eastAsia="en-US" w:bidi="ar-SA"/>
+      <w:lang w:val="en-US" w:eastAsia="vi-VN" w:bidi="ar-SA"/>
     </w:rPr>
   </w:style>
   <w:style w:type="paragraph" w:styleId="congbo">
@@ -29079,7 +28869,7 @@
       <w:color w:val="0000FF"/>
       <w:sz w:val="20"/>
       <w:szCs w:val="20"/>
-      <w:lang w:val="en-US" w:eastAsia="en-US" w:bidi="ar-SA"/>
+      <w:lang w:val="en-US" w:eastAsia="vi-VN" w:bidi="ar-SA"/>
     </w:rPr>
   </w:style>
   <w:style w:type="paragraph" w:styleId="n-chuong1">
@@ -29113,7 +28903,7 @@
       <w:color w:val="0000FF"/>
       <w:sz w:val="22"/>
       <w:szCs w:val="22"/>
-      <w:lang w:val="en-US" w:eastAsia="en-US" w:bidi="ar-SA"/>
+      <w:lang w:val="en-US" w:eastAsia="vi-VN" w:bidi="ar-SA"/>
     </w:rPr>
   </w:style>
   <w:style w:type="paragraph" w:styleId="giua-nghieng">
@@ -29132,7 +28922,7 @@
       <w:color w:val="0000FF"/>
       <w:sz w:val="20"/>
       <w:szCs w:val="24"/>
-      <w:lang w:val="en-US" w:eastAsia="en-US" w:bidi="ar-SA"/>
+      <w:lang w:val="en-US" w:eastAsia="vi-VN" w:bidi="ar-SA"/>
     </w:rPr>
   </w:style>
   <w:style w:type="paragraph" w:styleId="141">
@@ -29709,7 +29499,7 @@
       <w:color w:val="000000"/>
       <w:sz w:val="22"/>
       <w:szCs w:val="22"/>
-      <w:lang w:val="en-US" w:eastAsia="en-US"/>
+      <w:lang w:val="vi-VN" w:eastAsia="vi-VN"/>
     </w:rPr>
   </w:style>
   <w:style w:type="paragraph" w:styleId="3sochuongChar">
@@ -30665,7 +30455,7 @@
       <w:color w:val="000000"/>
       <w:sz w:val="22"/>
       <w:szCs w:val="22"/>
-      <w:lang w:bidi="ar-SA" w:val="en-US" w:eastAsia="zh-CN"/>
+      <w:lang w:val="en-US" w:bidi="ar-SA" w:eastAsia="zh-CN"/>
     </w:rPr>
   </w:style>
   <w:style w:type="paragraph" w:styleId="headingsample">
@@ -31143,7 +30933,7 @@
     <w:qFormat/>
     <w:pPr/>
     <w:rPr>
-      <w:lang w:val="en-US" w:eastAsia="en-US"/>
+      <w:lang w:val="vi-VN" w:eastAsia="vi-VN"/>
     </w:rPr>
   </w:style>
   <w:style w:type="paragraph" w:styleId="CharCharCharChar11">
@@ -31608,7 +31398,7 @@
       <w:color w:val="FF00FF"/>
       <w:sz w:val="26"/>
       <w:szCs w:val="20"/>
-      <w:lang w:val="en-US"/>
+      <w:lang w:val="vi-VN"/>
     </w:rPr>
   </w:style>
   <w:style w:type="paragraph" w:styleId="d2">
@@ -31662,7 +31452,7 @@
     <w:rPr>
       <w:rFonts w:eastAsia="Batang"/>
       <w:szCs w:val="26"/>
-      <w:lang w:val="en-US"/>
+      <w:lang w:val="vi-VN"/>
     </w:rPr>
   </w:style>
   <w:style w:type="paragraph" w:styleId="Reference">
@@ -31794,7 +31584,7 @@
       <w:b/>
       <w:sz w:val="24"/>
       <w:szCs w:val="24"/>
-      <w:lang w:val="en-US" w:eastAsia="en-US"/>
+      <w:lang w:val="vi-VN" w:eastAsia="vi-VN"/>
     </w:rPr>
   </w:style>
   <w:style w:type="paragraph" w:styleId="dieu11">
@@ -31842,7 +31632,7 @@
       <w:color w:val="000000"/>
       <w:sz w:val="22"/>
       <w:szCs w:val="22"/>
-      <w:lang w:val="en-US" w:eastAsia="en-US"/>
+      <w:lang w:val="vi-VN" w:eastAsia="vi-VN"/>
     </w:rPr>
   </w:style>
   <w:style w:type="paragraph" w:styleId="Co9th">
@@ -31883,7 +31673,7 @@
     <w:rPr>
       <w:sz w:val="20"/>
       <w:szCs w:val="20"/>
-      <w:lang w:val="en-US" w:eastAsia="en-US"/>
+      <w:lang w:val="vi-VN" w:eastAsia="vi-VN"/>
     </w:rPr>
   </w:style>
   <w:style w:type="paragraph" w:styleId="StyleBodyTextVnArial11pt3">
@@ -31898,7 +31688,7 @@
       <w:rFonts w:ascii="Times New Roman" w:hAnsi="Times New Roman" w:eastAsia="SimSun" w:cs="Times New Roman"/>
       <w:b w:val="false"/>
       <w:szCs w:val="24"/>
-      <w:lang w:val="en-US"/>
+      <w:lang w:val="vi-VN"/>
     </w:rPr>
   </w:style>
   <w:style w:type="paragraph" w:styleId="InsertionNote">
@@ -31929,7 +31719,7 @@
       <w:color w:val="FF0000"/>
       <w:sz w:val="26"/>
       <w:szCs w:val="26"/>
-      <w:lang w:val="en-US" w:eastAsia="en-US"/>
+      <w:lang w:val="vi-VN" w:eastAsia="vi-VN"/>
     </w:rPr>
   </w:style>
   <w:style w:type="paragraph" w:styleId="MainItem">
@@ -31952,7 +31742,7 @@
       <w:rFonts w:ascii="Arial" w:hAnsi="Arial" w:cs="Arial"/>
       <w:sz w:val="40"/>
       <w:szCs w:val="26"/>
-      <w:lang w:val="en-US" w:eastAsia="en-US"/>
+      <w:lang w:val="vi-VN" w:eastAsia="vi-VN"/>
     </w:rPr>
   </w:style>
   <w:style w:type="paragraph" w:styleId="Normal-Bullet">
@@ -31971,7 +31761,7 @@
       <w:rFonts w:ascii="Arial" w:hAnsi="Arial" w:cs="Arial"/>
       <w:sz w:val="20"/>
       <w:szCs w:val="20"/>
-      <w:lang w:val="en-US" w:eastAsia="en-US"/>
+      <w:lang w:val="vi-VN" w:eastAsia="vi-VN"/>
     </w:rPr>
   </w:style>
   <w:style w:type="paragraph" w:styleId="SpeakerNotes">
@@ -32011,7 +31801,7 @@
       <w:color w:val="000000"/>
       <w:sz w:val="20"/>
       <w:szCs w:val="23"/>
-      <w:lang w:val="en-US" w:eastAsia="en-US"/>
+      <w:lang w:val="vi-VN" w:eastAsia="vi-VN"/>
     </w:rPr>
   </w:style>
   <w:style w:type="paragraph" w:styleId="Normal21">
@@ -32035,7 +31825,7 @@
       <w:rFonts w:ascii="Arial" w:hAnsi="Arial" w:cs="Arial"/>
       <w:sz w:val="20"/>
       <w:szCs w:val="20"/>
-      <w:lang w:val="en-US" w:eastAsia="en-US"/>
+      <w:lang w:val="vi-VN" w:eastAsia="vi-VN"/>
     </w:rPr>
   </w:style>
   <w:style w:type="paragraph" w:styleId="Normal2-Bullet">
@@ -32070,7 +31860,7 @@
       <w:rFonts w:ascii="Arial" w:hAnsi="Arial" w:cs="Arial"/>
       <w:sz w:val="18"/>
       <w:szCs w:val="18"/>
-      <w:lang w:val="en-US" w:eastAsia="en-US"/>
+      <w:lang w:val="vi-VN" w:eastAsia="vi-VN"/>
     </w:rPr>
   </w:style>
   <w:style w:type="paragraph" w:styleId="Tabletext1">
@@ -32087,7 +31877,7 @@
       <w:bCs/>
       <w:sz w:val="20"/>
       <w:szCs w:val="20"/>
-      <w:lang w:val="en-US" w:eastAsia="en-US"/>
+      <w:lang w:val="vi-VN" w:eastAsia="vi-VN"/>
     </w:rPr>
   </w:style>
   <w:style w:type="paragraph" w:styleId="Appendixheading1">
@@ -32108,7 +31898,7 @@
       <w:b/>
       <w:sz w:val="20"/>
       <w:szCs w:val="20"/>
-      <w:lang w:val="en-US" w:eastAsia="en-US"/>
+      <w:lang w:val="vi-VN" w:eastAsia="vi-VN"/>
     </w:rPr>
   </w:style>
   <w:style w:type="paragraph" w:styleId="Appendixheading2">
@@ -32147,7 +31937,7 @@
     </w:pPr>
     <w:rPr>
       <w:rFonts w:ascii="Arial" w:hAnsi="Arial" w:cs="Arial"/>
-      <w:lang w:val="en-US" w:eastAsia="en-US"/>
+      <w:lang w:val="vi-VN" w:eastAsia="vi-VN"/>
     </w:rPr>
   </w:style>
   <w:style w:type="paragraph" w:styleId="Normal-Bullet2">
@@ -32201,7 +31991,7 @@
       <w:caps/>
       <w:sz w:val="22"/>
       <w:szCs w:val="26"/>
-      <w:lang w:val="en-US" w:eastAsia="en-US"/>
+      <w:lang w:val="vi-VN" w:eastAsia="vi-VN"/>
     </w:rPr>
   </w:style>
   <w:style w:type="paragraph" w:styleId="HeadingC3L2">
@@ -32228,7 +32018,7 @@
       <w:w w:val="90"/>
       <w:sz w:val="22"/>
       <w:szCs w:val="36"/>
-      <w:lang w:val="en-US" w:eastAsia="en-US"/>
+      <w:lang w:val="vi-VN" w:eastAsia="vi-VN"/>
     </w:rPr>
   </w:style>
   <w:style w:type="paragraph" w:styleId="Heading3SS4">
@@ -32252,7 +32042,7 @@
       <w:color w:val="000000"/>
       <w:sz w:val="20"/>
       <w:szCs w:val="20"/>
-      <w:lang w:val="en-US"/>
+      <w:lang w:val="vi-VN"/>
     </w:rPr>
   </w:style>
   <w:style w:type="paragraph" w:styleId="Heading4SS4">
@@ -32445,7 +32235,7 @@
     </w:pPr>
     <w:rPr>
       <w:rFonts w:ascii="Arial" w:hAnsi="Arial" w:cs="Arial"/>
-      <w:lang w:val="en-US" w:eastAsia="en-US"/>
+      <w:lang w:val="vi-VN" w:eastAsia="vi-VN"/>
     </w:rPr>
   </w:style>
   <w:style w:type="paragraph" w:styleId="Stylemuc1ComplexArialComplex13pt1">
@@ -32586,7 +32376,7 @@
       <w:b/>
       <w:sz w:val="26"/>
       <w:szCs w:val="20"/>
-      <w:lang w:val="en-GB" w:eastAsia="en-US"/>
+      <w:lang w:val="en-GB" w:eastAsia="vi-VN"/>
     </w:rPr>
   </w:style>
   <w:style w:type="paragraph" w:styleId="FAATableText">
@@ -32601,7 +32391,7 @@
       <w:rFonts w:ascii="Arial Narrow" w:hAnsi="Arial Narrow" w:eastAsia="Calibri" w:cs="Arial Narrow"/>
       <w:sz w:val="20"/>
       <w:szCs w:val="20"/>
-      <w:lang w:val="en-US"/>
+      <w:lang w:val="vi-VN"/>
     </w:rPr>
   </w:style>
   <w:style w:type="paragraph" w:styleId="StyleHeading213ptJustifiedBefore0ptAfter0pt">
@@ -32733,7 +32523,7 @@
       <w:color w:val="FF0000"/>
       <w:sz w:val="22"/>
       <w:szCs w:val="22"/>
-      <w:lang w:val="en-US"/>
+      <w:lang w:val="vi-VN"/>
     </w:rPr>
   </w:style>
   <w:style w:type="paragraph" w:styleId="StyleStyleHeading213ptJustifiedBefore0ptAfter0pt">
@@ -33105,7 +32895,7 @@
       <w:bCs/>
       <w:sz w:val="26"/>
       <w:szCs w:val="26"/>
-      <w:lang w:val="en-US"/>
+      <w:lang w:val="vi-VN"/>
     </w:rPr>
   </w:style>
   <w:style w:type="paragraph" w:styleId="CharCharCharCharCharCharCharCharChar">
@@ -33128,7 +32918,7 @@
       <w:jc w:val="both"/>
     </w:pPr>
     <w:rPr>
-      <w:lang w:val="vi-VN" w:eastAsia="en-US"/>
+      <w:lang w:val="vi-VN" w:eastAsia="vi-VN"/>
     </w:rPr>
   </w:style>
   <w:style w:type="paragraph" w:styleId="Nidung">
@@ -33223,7 +33013,7 @@
       <w:color w:val="auto"/>
       <w:sz w:val="24"/>
       <w:szCs w:val="24"/>
-      <w:lang w:bidi="ar-SA" w:val="en-US" w:eastAsia="zh-CN"/>
+      <w:lang w:val="en-US" w:bidi="ar-SA" w:eastAsia="zh-CN"/>
     </w:rPr>
   </w:style>
   <w:style w:type="paragraph" w:styleId="Quydinhchung">
@@ -33241,7 +33031,7 @@
       <w:color w:val="auto"/>
       <w:sz w:val="24"/>
       <w:szCs w:val="24"/>
-      <w:lang w:bidi="ar-SA" w:val="en-US" w:eastAsia="zh-CN"/>
+      <w:lang w:val="en-US" w:bidi="ar-SA" w:eastAsia="zh-CN"/>
     </w:rPr>
   </w:style>
   <w:style w:type="paragraph" w:styleId="coditab">
@@ -33272,7 +33062,7 @@
       <w:color w:val="auto"/>
       <w:sz w:val="28"/>
       <w:szCs w:val="28"/>
-      <w:lang w:bidi="ar-SA" w:val="en-US" w:eastAsia="zh-CN"/>
+      <w:lang w:val="en-US" w:bidi="ar-SA" w:eastAsia="zh-CN"/>
     </w:rPr>
   </w:style>
   <w:style w:type="paragraph" w:styleId="Char2">
@@ -33303,7 +33093,7 @@
       <w:sz w:val="20"/>
       <w:szCs w:val="20"/>
       <w:shd w:fill="FFFFFF" w:val="clear"/>
-      <w:lang w:val="en-US"/>
+      <w:lang w:val="vi-VN"/>
     </w:rPr>
   </w:style>
   <w:style w:type="paragraph" w:styleId="Heading111">
@@ -33322,7 +33112,7 @@
       <w:sz w:val="20"/>
       <w:szCs w:val="20"/>
       <w:shd w:fill="FFFFFF" w:val="clear"/>
-      <w:lang w:val="en-US"/>
+      <w:lang w:val="vi-VN"/>
     </w:rPr>
   </w:style>
   <w:style w:type="paragraph" w:styleId="Bodytext1101">
@@ -33339,7 +33129,7 @@
       <w:sz w:val="20"/>
       <w:szCs w:val="20"/>
       <w:shd w:fill="FFFFFF" w:val="clear"/>
-      <w:lang w:val="en-US"/>
+      <w:lang w:val="vi-VN"/>
     </w:rPr>
   </w:style>
   <w:style w:type="paragraph" w:styleId="Bodytext215">
@@ -33358,7 +33148,7 @@
       <w:bCs/>
       <w:sz w:val="20"/>
       <w:szCs w:val="20"/>
-      <w:lang w:val="en-US"/>
+      <w:lang w:val="vi-VN"/>
     </w:rPr>
   </w:style>
   <w:style w:type="paragraph" w:styleId="Bodytext35">
@@ -33376,7 +33166,7 @@
       <w:sz w:val="26"/>
       <w:szCs w:val="26"/>
       <w:shd w:fill="FFFFFF" w:val="clear"/>
-      <w:lang w:val="en-US"/>
+      <w:lang w:val="vi-VN"/>
     </w:rPr>
   </w:style>
   <w:style w:type="paragraph" w:styleId="Headerorfooter11">
@@ -33392,7 +33182,7 @@
       <w:sz w:val="20"/>
       <w:szCs w:val="20"/>
       <w:shd w:fill="FFFFFF" w:val="clear"/>
-      <w:lang w:val="en-US"/>
+      <w:lang w:val="vi-VN"/>
     </w:rPr>
   </w:style>
   <w:style w:type="paragraph" w:styleId="Bodytext43">
@@ -33413,7 +33203,7 @@
       <w:sz w:val="22"/>
       <w:szCs w:val="22"/>
       <w:shd w:fill="FFFFFF" w:val="clear"/>
-      <w:lang w:val="en-US"/>
+      <w:lang w:val="vi-VN"/>
     </w:rPr>
   </w:style>
   <w:style w:type="paragraph" w:styleId="Bodytext52">
@@ -33432,7 +33222,7 @@
       <w:sz w:val="18"/>
       <w:szCs w:val="18"/>
       <w:shd w:fill="FFFFFF" w:val="clear"/>
-      <w:lang w:val="en-US"/>
+      <w:lang w:val="vi-VN"/>
     </w:rPr>
   </w:style>
   <w:style w:type="paragraph" w:styleId="Tablecaption11">
@@ -33449,7 +33239,7 @@
       <w:sz w:val="20"/>
       <w:szCs w:val="20"/>
       <w:shd w:fill="FFFFFF" w:val="clear"/>
-      <w:lang w:val="en-US"/>
+      <w:lang w:val="vi-VN"/>
     </w:rPr>
   </w:style>
   <w:style w:type="paragraph" w:styleId="Tablecaption211">
@@ -33467,7 +33257,7 @@
       <w:sz w:val="20"/>
       <w:szCs w:val="20"/>
       <w:shd w:fill="FFFFFF" w:val="clear"/>
-      <w:lang w:val="en-US" w:eastAsia="en-US"/>
+      <w:lang w:val="vi-VN" w:eastAsia="vi-VN"/>
     </w:rPr>
   </w:style>
   <w:style w:type="paragraph" w:styleId="Bodytext62">
@@ -33483,7 +33273,7 @@
       <w:sz w:val="20"/>
       <w:szCs w:val="20"/>
       <w:shd w:fill="FFFFFF" w:val="clear"/>
-      <w:lang w:val="en-US"/>
+      <w:lang w:val="vi-VN"/>
     </w:rPr>
   </w:style>
   <w:style w:type="paragraph" w:styleId="Bodytext72">
@@ -33499,7 +33289,7 @@
       <w:sz w:val="22"/>
       <w:szCs w:val="22"/>
       <w:shd w:fill="FFFFFF" w:val="clear"/>
-      <w:lang w:val="en-US"/>
+      <w:lang w:val="vi-VN"/>
     </w:rPr>
   </w:style>
   <w:style w:type="paragraph" w:styleId="Bodytext82">
@@ -33515,7 +33305,7 @@
       <w:sz w:val="20"/>
       <w:szCs w:val="20"/>
       <w:shd w:fill="FFFFFF" w:val="clear"/>
-      <w:lang w:val="en-US"/>
+      <w:lang w:val="vi-VN"/>
     </w:rPr>
   </w:style>
   <w:style w:type="paragraph" w:styleId="Tablecaption311">
@@ -33533,7 +33323,7 @@
       <w:sz w:val="20"/>
       <w:szCs w:val="20"/>
       <w:shd w:fill="FFFFFF" w:val="clear"/>
-      <w:lang w:val="en-US"/>
+      <w:lang w:val="vi-VN"/>
     </w:rPr>
   </w:style>
   <w:style w:type="paragraph" w:styleId="Tablecaption41">
@@ -33552,7 +33342,7 @@
       <w:sz w:val="10"/>
       <w:szCs w:val="10"/>
       <w:shd w:fill="FFFFFF" w:val="clear"/>
-      <w:lang w:val="en-US" w:eastAsia="en-US"/>
+      <w:lang w:val="vi-VN" w:eastAsia="vi-VN"/>
     </w:rPr>
   </w:style>
   <w:style w:type="paragraph" w:styleId="Bodytext92">
@@ -33568,7 +33358,7 @@
       <w:sz w:val="23"/>
       <w:szCs w:val="23"/>
       <w:shd w:fill="FFFFFF" w:val="clear"/>
-      <w:lang w:val="en-US"/>
+      <w:lang w:val="vi-VN"/>
     </w:rPr>
   </w:style>
   <w:style w:type="paragraph" w:styleId="Bodytext102">
@@ -33584,7 +33374,7 @@
       <w:sz w:val="23"/>
       <w:szCs w:val="23"/>
       <w:shd w:fill="FFFFFF" w:val="clear"/>
-      <w:lang w:val="en-US"/>
+      <w:lang w:val="vi-VN"/>
     </w:rPr>
   </w:style>
   <w:style w:type="paragraph" w:styleId="Bodytext112">
@@ -33600,7 +33390,7 @@
       <w:sz w:val="25"/>
       <w:szCs w:val="25"/>
       <w:shd w:fill="FFFFFF" w:val="clear"/>
-      <w:lang w:val="en-US"/>
+      <w:lang w:val="vi-VN"/>
     </w:rPr>
   </w:style>
   <w:style w:type="paragraph" w:styleId="Bodytext122">
@@ -33616,7 +33406,7 @@
       <w:sz w:val="23"/>
       <w:szCs w:val="23"/>
       <w:shd w:fill="FFFFFF" w:val="clear"/>
-      <w:lang w:val="en-US"/>
+      <w:lang w:val="vi-VN"/>
     </w:rPr>
   </w:style>
   <w:style w:type="paragraph" w:styleId="Bodytext132">
@@ -33633,7 +33423,7 @@
       <w:sz w:val="23"/>
       <w:szCs w:val="23"/>
       <w:shd w:fill="FFFFFF" w:val="clear"/>
-      <w:lang w:val="en-US"/>
+      <w:lang w:val="vi-VN"/>
     </w:rPr>
   </w:style>
   <w:style w:type="paragraph" w:styleId="Bodytext142">
@@ -33649,7 +33439,7 @@
       <w:sz w:val="23"/>
       <w:szCs w:val="23"/>
       <w:shd w:fill="FFFFFF" w:val="clear"/>
-      <w:lang w:val="en-US"/>
+      <w:lang w:val="vi-VN"/>
     </w:rPr>
   </w:style>
   <w:style w:type="paragraph" w:styleId="Bodytext152">
@@ -33665,7 +33455,7 @@
       <w:sz w:val="23"/>
       <w:szCs w:val="23"/>
       <w:shd w:fill="FFFFFF" w:val="clear"/>
-      <w:lang w:val="en-US"/>
+      <w:lang w:val="vi-VN"/>
     </w:rPr>
   </w:style>
   <w:style w:type="paragraph" w:styleId="Bodytext162">
@@ -33681,7 +33471,7 @@
       <w:sz w:val="23"/>
       <w:szCs w:val="23"/>
       <w:shd w:fill="FFFFFF" w:val="clear"/>
-      <w:lang w:val="en-US"/>
+      <w:lang w:val="vi-VN"/>
     </w:rPr>
   </w:style>
   <w:style w:type="paragraph" w:styleId="Bodytext172">
@@ -33697,7 +33487,7 @@
       <w:sz w:val="23"/>
       <w:szCs w:val="23"/>
       <w:shd w:fill="FFFFFF" w:val="clear"/>
-      <w:lang w:val="en-US"/>
+      <w:lang w:val="vi-VN"/>
     </w:rPr>
   </w:style>
   <w:style w:type="paragraph" w:styleId="Bodytext182">
@@ -33713,7 +33503,7 @@
       <w:sz w:val="23"/>
       <w:szCs w:val="23"/>
       <w:shd w:fill="FFFFFF" w:val="clear"/>
-      <w:lang w:val="en-US"/>
+      <w:lang w:val="vi-VN"/>
     </w:rPr>
   </w:style>
   <w:style w:type="paragraph" w:styleId="Bodytext192">
@@ -33730,7 +33520,7 @@
       <w:sz w:val="23"/>
       <w:szCs w:val="23"/>
       <w:shd w:fill="FFFFFF" w:val="clear"/>
-      <w:lang w:val="en-US"/>
+      <w:lang w:val="vi-VN"/>
     </w:rPr>
   </w:style>
   <w:style w:type="paragraph" w:styleId="Bodytext202">
@@ -33747,7 +33537,7 @@
       <w:sz w:val="23"/>
       <w:szCs w:val="23"/>
       <w:shd w:fill="FFFFFF" w:val="clear"/>
-      <w:lang w:val="en-US"/>
+      <w:lang w:val="vi-VN"/>
     </w:rPr>
   </w:style>
   <w:style w:type="paragraph" w:styleId="Bodytext216">
@@ -33764,7 +33554,7 @@
       <w:sz w:val="23"/>
       <w:szCs w:val="23"/>
       <w:shd w:fill="FFFFFF" w:val="clear"/>
-      <w:lang w:val="en-US"/>
+      <w:lang w:val="vi-VN"/>
     </w:rPr>
   </w:style>
   <w:style w:type="paragraph" w:styleId="Bodytext224">
@@ -33781,7 +33571,7 @@
       <w:sz w:val="22"/>
       <w:szCs w:val="22"/>
       <w:shd w:fill="FFFFFF" w:val="clear"/>
-      <w:lang w:val="en-US"/>
+      <w:lang w:val="vi-VN"/>
     </w:rPr>
   </w:style>
   <w:style w:type="paragraph" w:styleId="Bodytext233">
@@ -33798,7 +33588,7 @@
       <w:sz w:val="22"/>
       <w:szCs w:val="22"/>
       <w:shd w:fill="FFFFFF" w:val="clear"/>
-      <w:lang w:val="en-US"/>
+      <w:lang w:val="vi-VN"/>
     </w:rPr>
   </w:style>
   <w:style w:type="paragraph" w:styleId="Bodytext242">
@@ -33814,7 +33604,7 @@
       <w:sz w:val="20"/>
       <w:szCs w:val="20"/>
       <w:shd w:fill="FFFFFF" w:val="clear"/>
-      <w:lang w:val="en-US"/>
+      <w:lang w:val="vi-VN"/>
     </w:rPr>
   </w:style>
   <w:style w:type="paragraph" w:styleId="Bodytext252">
@@ -33831,7 +33621,7 @@
       <w:sz w:val="22"/>
       <w:szCs w:val="22"/>
       <w:shd w:fill="FFFFFF" w:val="clear"/>
-      <w:lang w:val="en-US"/>
+      <w:lang w:val="vi-VN"/>
     </w:rPr>
   </w:style>
   <w:style w:type="paragraph" w:styleId="Bodytext261">
@@ -33848,7 +33638,7 @@
       <w:sz w:val="12"/>
       <w:szCs w:val="12"/>
       <w:shd w:fill="FFFFFF" w:val="clear"/>
-      <w:lang w:val="en-US" w:eastAsia="en-US"/>
+      <w:lang w:val="vi-VN" w:eastAsia="vi-VN"/>
     </w:rPr>
   </w:style>
   <w:style w:type="paragraph" w:styleId="Bodytext271">
@@ -33864,7 +33654,7 @@
       <w:sz w:val="23"/>
       <w:szCs w:val="23"/>
       <w:shd w:fill="FFFFFF" w:val="clear"/>
-      <w:lang w:val="en-US"/>
+      <w:lang w:val="vi-VN"/>
     </w:rPr>
   </w:style>
   <w:style w:type="paragraph" w:styleId="Bodytext281">
@@ -33881,7 +33671,7 @@
       <w:sz w:val="23"/>
       <w:szCs w:val="23"/>
       <w:shd w:fill="FFFFFF" w:val="clear"/>
-      <w:lang w:val="en-US"/>
+      <w:lang w:val="vi-VN"/>
     </w:rPr>
   </w:style>
   <w:style w:type="paragraph" w:styleId="Bodytext291">
@@ -33897,7 +33687,7 @@
       <w:sz w:val="23"/>
       <w:szCs w:val="23"/>
       <w:shd w:fill="FFFFFF" w:val="clear"/>
-      <w:lang w:val="en-US"/>
+      <w:lang w:val="vi-VN"/>
     </w:rPr>
   </w:style>
   <w:style w:type="paragraph" w:styleId="Bodytext301">
@@ -33914,7 +33704,7 @@
       <w:sz w:val="23"/>
       <w:szCs w:val="23"/>
       <w:shd w:fill="FFFFFF" w:val="clear"/>
-      <w:lang w:val="en-US"/>
+      <w:lang w:val="vi-VN"/>
     </w:rPr>
   </w:style>
   <w:style w:type="paragraph" w:styleId="Bodytext311">
@@ -33931,7 +33721,7 @@
       <w:sz w:val="22"/>
       <w:szCs w:val="22"/>
       <w:shd w:fill="FFFFFF" w:val="clear"/>
-      <w:lang w:val="en-US"/>
+      <w:lang w:val="vi-VN"/>
     </w:rPr>
   </w:style>
   <w:style w:type="paragraph" w:styleId="Bodytext321">
@@ -33947,7 +33737,7 @@
       <w:sz w:val="23"/>
       <w:szCs w:val="23"/>
       <w:shd w:fill="FFFFFF" w:val="clear"/>
-      <w:lang w:val="en-US"/>
+      <w:lang w:val="vi-VN"/>
     </w:rPr>
   </w:style>
   <w:style w:type="paragraph" w:styleId="Heading123">
@@ -33965,7 +33755,7 @@
       <w:sz w:val="20"/>
       <w:szCs w:val="20"/>
       <w:shd w:fill="FFFFFF" w:val="clear"/>
-      <w:lang w:val="en-US"/>
+      <w:lang w:val="vi-VN"/>
     </w:rPr>
   </w:style>
   <w:style w:type="paragraph" w:styleId="Heading212">
@@ -33985,7 +33775,7 @@
       <w:sz w:val="20"/>
       <w:szCs w:val="20"/>
       <w:shd w:fill="FFFFFF" w:val="clear"/>
-      <w:lang w:val="en-US"/>
+      <w:lang w:val="vi-VN"/>
     </w:rPr>
   </w:style>
   <w:style w:type="paragraph" w:styleId="Tablecaption51">
@@ -34005,7 +33795,7 @@
       <w:sz w:val="8"/>
       <w:szCs w:val="8"/>
       <w:shd w:fill="FFFFFF" w:val="clear"/>
-      <w:lang w:val="en-US" w:eastAsia="en-US"/>
+      <w:lang w:val="vi-VN" w:eastAsia="vi-VN"/>
     </w:rPr>
   </w:style>
   <w:style w:type="paragraph" w:styleId="Tablecaption61">
@@ -34022,7 +33812,7 @@
       <w:sz w:val="22"/>
       <w:szCs w:val="22"/>
       <w:shd w:fill="FFFFFF" w:val="clear"/>
-      <w:lang w:val="en-US" w:eastAsia="en-US"/>
+      <w:lang w:val="vi-VN" w:eastAsia="vi-VN"/>
     </w:rPr>
   </w:style>
   <w:style w:type="paragraph" w:styleId="Tablecaption71">
@@ -34039,7 +33829,7 @@
       <w:sz w:val="20"/>
       <w:szCs w:val="20"/>
       <w:shd w:fill="FFFFFF" w:val="clear"/>
-      <w:lang w:val="en-US" w:eastAsia="en-US"/>
+      <w:lang w:val="vi-VN" w:eastAsia="vi-VN"/>
     </w:rPr>
   </w:style>
   <w:style w:type="paragraph" w:styleId="msonormal">
@@ -38707,7 +38497,7 @@
       <w:color w:val="auto"/>
       <w:sz w:val="24"/>
       <w:szCs w:val="24"/>
-      <w:lang w:val="vi-VN" w:bidi="ar-SA" w:eastAsia="zh-CN"/>
+      <w:lang w:bidi="ar-SA" w:val="vi-VN" w:eastAsia="zh-CN"/>
     </w:rPr>
   </w:style>
   <w:style w:type="paragraph" w:styleId="Tenchitieu">
@@ -38890,7 +38680,7 @@
       <w:color w:val="auto"/>
       <w:sz w:val="20"/>
       <w:szCs w:val="20"/>
-      <w:lang w:bidi="ar-SA" w:val="en-US" w:eastAsia="zh-CN"/>
+      <w:lang w:val="en-US" w:bidi="ar-SA" w:eastAsia="zh-CN"/>
     </w:rPr>
   </w:style>
   <w:style w:type="paragraph" w:styleId="heading51">
@@ -38980,7 +38770,7 @@
     <w:rPr>
       <w:rFonts w:ascii="Times New Roman" w:hAnsi="Times New Roman" w:cs="Times New Roman"/>
       <w:sz w:val="28"/>
-      <w:lang w:val="en-US"/>
+      <w:lang w:val="vi-VN"/>
     </w:rPr>
   </w:style>
   <w:style w:type="paragraph" w:styleId="CM21">
@@ -39069,7 +38859,7 @@
       <w:iCs w:val="false"/>
       <w:sz w:val="24"/>
       <w:szCs w:val="24"/>
-      <w:lang w:val="en-US"/>
+      <w:lang w:val="vi-VN"/>
     </w:rPr>
   </w:style>
   <w:style w:type="paragraph" w:styleId="248">
@@ -39103,7 +38893,7 @@
       <w:rFonts w:ascii="Arial" w:hAnsi="Arial" w:cs="Arial"/>
       <w:sz w:val="24"/>
       <w:szCs w:val="24"/>
-      <w:lang w:val="en-US"/>
+      <w:lang w:val="vi-VN"/>
     </w:rPr>
   </w:style>
   <w:style w:type="paragraph" w:styleId="A11">
@@ -39238,7 +39028,7 @@
       <w:rFonts w:ascii="Arial" w:hAnsi="Arial" w:cs="Arial"/>
       <w:sz w:val="24"/>
       <w:szCs w:val="20"/>
-      <w:lang w:val="en-US"/>
+      <w:lang w:val="vi-VN"/>
     </w:rPr>
   </w:style>
   <w:style w:type="paragraph" w:styleId="Congthuc">
@@ -39353,7 +39143,7 @@
       <w:rFonts w:ascii="Arial" w:hAnsi="Arial" w:cs="Arial"/>
       <w:sz w:val="24"/>
       <w:szCs w:val="24"/>
-      <w:lang w:val="en-US"/>
+      <w:lang w:val="vi-VN"/>
     </w:rPr>
   </w:style>
   <w:style w:type="paragraph" w:styleId="0Bang">
@@ -39365,7 +39155,7 @@
       <w:jc w:val="center"/>
     </w:pPr>
     <w:rPr>
-      <w:lang w:val="en-US"/>
+      <w:lang w:val="vi-VN"/>
     </w:rPr>
   </w:style>
   <w:style w:type="paragraph" w:styleId="368">
@@ -39593,7 +39383,7 @@
       <w:b/>
       <w:i/>
       <w:szCs w:val="28"/>
-      <w:lang w:val="en-US"/>
+      <w:lang w:val="vi-VN"/>
     </w:rPr>
   </w:style>
   <w:style w:type="paragraph" w:styleId="Style168Left23cmHanging12cmBefore3pt">
@@ -39736,7 +39526,7 @@
       <w:b/>
       <w:sz w:val="24"/>
       <w:szCs w:val="22"/>
-      <w:lang w:val="en-US"/>
+      <w:lang w:val="vi-VN"/>
     </w:rPr>
   </w:style>
   <w:style w:type="paragraph" w:styleId="BPhanMucluc">
@@ -39759,7 +39549,7 @@
       <w:spacing w:val="0"/>
       <w:sz w:val="24"/>
       <w:szCs w:val="22"/>
-      <w:lang w:val="en-US"/>
+      <w:lang w:val="vi-VN"/>
     </w:rPr>
   </w:style>
   <w:style w:type="paragraph" w:styleId="Angoaccongthuc">
@@ -40132,7 +39922,7 @@
       <w:color w:val="auto"/>
       <w:sz w:val="28"/>
       <w:szCs w:val="28"/>
-      <w:lang w:bidi="ar-SA" w:val="en-US" w:eastAsia="zh-CN"/>
+      <w:lang w:val="en-US" w:bidi="ar-SA" w:eastAsia="zh-CN"/>
     </w:rPr>
   </w:style>
   <w:style w:type="paragraph" w:styleId="preamble">
@@ -40241,7 +40031,7 @@
       <w:color w:val="auto"/>
       <w:sz w:val="24"/>
       <w:szCs w:val="24"/>
-      <w:lang w:bidi="ar-SA" w:val="en-US" w:eastAsia="zh-CN"/>
+      <w:lang w:val="en-US" w:bidi="ar-SA" w:eastAsia="zh-CN"/>
     </w:rPr>
   </w:style>
   <w:style w:type="paragraph" w:styleId="cover1">
@@ -40258,7 +40048,7 @@
       <w:color w:val="auto"/>
       <w:sz w:val="28"/>
       <w:szCs w:val="28"/>
-      <w:lang w:bidi="ar-SA" w:val="en-US" w:eastAsia="zh-CN"/>
+      <w:lang w:val="en-US" w:bidi="ar-SA" w:eastAsia="zh-CN"/>
     </w:rPr>
   </w:style>
   <w:style w:type="paragraph" w:styleId="cover2">
@@ -40705,7 +40495,7 @@
       <w:rFonts w:ascii="Arial" w:hAnsi="Arial" w:eastAsia="MS Mincho" w:cs="Arial"/>
       <w:sz w:val="24"/>
       <w:szCs w:val="24"/>
-      <w:lang w:val="en-US"/>
+      <w:lang w:val="vi-VN"/>
     </w:rPr>
   </w:style>
   <w:style w:type="paragraph" w:styleId="NORMALa">
@@ -40817,7 +40607,7 @@
       <w:color w:val="auto"/>
       <w:sz w:val="22"/>
       <w:szCs w:val="22"/>
-      <w:lang w:bidi="ar-SA" w:val="en-US" w:eastAsia="zh-CN"/>
+      <w:lang w:val="en-US" w:bidi="ar-SA" w:eastAsia="zh-CN"/>
     </w:rPr>
   </w:style>
   <w:style w:type="paragraph" w:styleId="tableindent">
@@ -40850,7 +40640,7 @@
       <w:color w:val="auto"/>
       <w:sz w:val="24"/>
       <w:szCs w:val="24"/>
-      <w:lang w:bidi="ar-SA" w:val="en-US" w:eastAsia="zh-CN"/>
+      <w:lang w:val="en-US" w:bidi="ar-SA" w:eastAsia="zh-CN"/>
     </w:rPr>
   </w:style>
   <w:style w:type="paragraph" w:styleId="TENCHUONG2">
@@ -40869,7 +40659,7 @@
       <w:color w:val="auto"/>
       <w:sz w:val="24"/>
       <w:szCs w:val="24"/>
-      <w:lang w:bidi="ar-SA" w:val="en-US" w:eastAsia="zh-CN"/>
+      <w:lang w:val="en-US" w:bidi="ar-SA" w:eastAsia="zh-CN"/>
     </w:rPr>
   </w:style>
   <w:style w:type="paragraph" w:styleId="111reindent">
@@ -41017,7 +40807,7 @@
       <w:color w:val="auto"/>
       <w:sz w:val="32"/>
       <w:szCs w:val="32"/>
-      <w:lang w:bidi="ar-SA" w:val="en-US" w:eastAsia="zh-CN"/>
+      <w:lang w:val="en-US" w:bidi="ar-SA" w:eastAsia="zh-CN"/>
     </w:rPr>
   </w:style>
   <w:style w:type="paragraph" w:styleId="aindent">
@@ -41052,7 +40842,7 @@
       <w:color w:val="auto"/>
       <w:sz w:val="24"/>
       <w:szCs w:val="24"/>
-      <w:lang w:bidi="ar-SA" w:val="en-US" w:eastAsia="zh-CN"/>
+      <w:lang w:val="en-US" w:bidi="ar-SA" w:eastAsia="zh-CN"/>
     </w:rPr>
   </w:style>
   <w:style w:type="paragraph" w:styleId="iindent">
@@ -41112,7 +40902,7 @@
       <w:color w:val="auto"/>
       <w:sz w:val="24"/>
       <w:szCs w:val="24"/>
-      <w:lang w:bidi="ar-SA" w:val="en-US" w:eastAsia="zh-CN"/>
+      <w:lang w:val="en-US" w:bidi="ar-SA" w:eastAsia="zh-CN"/>
     </w:rPr>
   </w:style>
   <w:style w:type="paragraph" w:styleId="content11">
@@ -41146,7 +40936,7 @@
       <w:color w:val="auto"/>
       <w:sz w:val="24"/>
       <w:szCs w:val="24"/>
-      <w:lang w:bidi="ar-SA" w:val="en-US" w:eastAsia="zh-CN"/>
+      <w:lang w:val="en-US" w:bidi="ar-SA" w:eastAsia="zh-CN"/>
     </w:rPr>
   </w:style>
   <w:style w:type="paragraph" w:styleId="Footer2">
@@ -41162,7 +40952,7 @@
       <w:color w:val="auto"/>
       <w:sz w:val="24"/>
       <w:szCs w:val="24"/>
-      <w:lang w:bidi="ar-SA" w:val="en-US" w:eastAsia="zh-CN"/>
+      <w:lang w:val="en-US" w:bidi="ar-SA" w:eastAsia="zh-CN"/>
     </w:rPr>
   </w:style>
   <w:style w:type="paragraph" w:styleId="gridtable">
@@ -41193,7 +40983,7 @@
       <w:color w:val="auto"/>
       <w:sz w:val="24"/>
       <w:szCs w:val="24"/>
-      <w:lang w:bidi="ar-SA" w:val="en-US" w:eastAsia="zh-CN"/>
+      <w:lang w:val="en-US" w:bidi="ar-SA" w:eastAsia="zh-CN"/>
     </w:rPr>
   </w:style>
   <w:style w:type="paragraph" w:styleId="Header2">
@@ -41210,7 +41000,7 @@
       <w:color w:val="auto"/>
       <w:sz w:val="24"/>
       <w:szCs w:val="24"/>
-      <w:lang w:bidi="ar-SA" w:val="en-US" w:eastAsia="zh-CN"/>
+      <w:lang w:val="en-US" w:bidi="ar-SA" w:eastAsia="zh-CN"/>
     </w:rPr>
   </w:style>
   <w:style w:type="paragraph" w:styleId="normalleft01">
@@ -41265,7 +41055,7 @@
       <w:color w:val="auto"/>
       <w:sz w:val="24"/>
       <w:szCs w:val="24"/>
-      <w:lang w:bidi="ar-SA" w:val="en-US" w:eastAsia="zh-CN"/>
+      <w:lang w:val="en-US" w:bidi="ar-SA" w:eastAsia="zh-CN"/>
     </w:rPr>
   </w:style>
   <w:style w:type="paragraph" w:styleId="Char1CharCharCharCharCharChar">
@@ -41335,7 +41125,7 @@
       <w:color w:val="auto"/>
       <w:sz w:val="20"/>
       <w:szCs w:val="20"/>
-      <w:lang w:eastAsia="ko-KR" w:bidi="ar-SA" w:val="en-US"/>
+      <w:lang w:val="en-US" w:eastAsia="ko-KR" w:bidi="ar-SA"/>
     </w:rPr>
   </w:style>
   <w:style w:type="paragraph" w:styleId="heading2-p">
@@ -41422,7 +41212,7 @@
       <w:spacing w:val="-2"/>
       <w:sz w:val="26"/>
       <w:szCs w:val="20"/>
-      <w:lang w:val="en-US"/>
+      <w:lang w:val="vi-VN"/>
     </w:rPr>
   </w:style>
   <w:style w:type="paragraph" w:styleId="f">
@@ -41459,7 +41249,7 @@
     <w:rPr>
       <w:sz w:val="26"/>
       <w:szCs w:val="26"/>
-      <w:lang w:val="en-US" w:eastAsia="en-US"/>
+      <w:lang w:val="vi-VN" w:eastAsia="vi-VN"/>
     </w:rPr>
   </w:style>
   <w:style w:type="paragraph" w:styleId="Tiu31">
@@ -41477,7 +41267,7 @@
       <w:bCs/>
       <w:sz w:val="26"/>
       <w:szCs w:val="26"/>
-      <w:lang w:val="en-US" w:eastAsia="en-US"/>
+      <w:lang w:val="vi-VN" w:eastAsia="vi-VN"/>
     </w:rPr>
   </w:style>
   <w:style w:type="paragraph" w:styleId="Khc1">
@@ -41492,7 +41282,7 @@
     <w:rPr>
       <w:sz w:val="26"/>
       <w:szCs w:val="26"/>
-      <w:lang w:val="en-US" w:eastAsia="en-US"/>
+      <w:lang w:val="vi-VN" w:eastAsia="vi-VN"/>
     </w:rPr>
   </w:style>
   <w:style w:type="paragraph" w:styleId="Chthchnh1">
@@ -41507,7 +41297,7 @@
     <w:rPr>
       <w:sz w:val="26"/>
       <w:szCs w:val="26"/>
-      <w:lang w:val="en-US" w:eastAsia="en-US"/>
+      <w:lang w:val="vi-VN" w:eastAsia="vi-VN"/>
     </w:rPr>
   </w:style>
   <w:style w:type="paragraph" w:styleId="Other1">
@@ -41524,7 +41314,7 @@
       <w:sz w:val="26"/>
       <w:szCs w:val="26"/>
       <w:shd w:fill="FFFFFF" w:val="clear"/>
-      <w:lang w:val="en-US" w:eastAsia="en-US"/>
+      <w:lang w:val="vi-VN" w:eastAsia="vi-VN"/>
     </w:rPr>
   </w:style>
   <w:style w:type="paragraph" w:styleId="Picturecaption1">
@@ -41541,7 +41331,7 @@
       <w:sz w:val="26"/>
       <w:szCs w:val="26"/>
       <w:shd w:fill="FFFFFF" w:val="clear"/>
-      <w:lang w:val="en-US" w:eastAsia="en-US"/>
+      <w:lang w:val="vi-VN" w:eastAsia="vi-VN"/>
     </w:rPr>
   </w:style>
   <w:style w:type="paragraph" w:styleId="Ghichcuitrang1">
@@ -41584,7 +41374,7 @@
       <w:bCs/>
       <w:sz w:val="18"/>
       <w:szCs w:val="18"/>
-      <w:lang w:val="en-US" w:eastAsia="en-US"/>
+      <w:lang w:val="vi-VN" w:eastAsia="vi-VN"/>
     </w:rPr>
   </w:style>
   <w:style w:type="paragraph" w:styleId="Tiu21">
@@ -41601,7 +41391,7 @@
       <w:iCs/>
       <w:sz w:val="34"/>
       <w:szCs w:val="34"/>
-      <w:lang w:val="en-US" w:eastAsia="en-US"/>
+      <w:lang w:val="vi-VN" w:eastAsia="vi-VN"/>
     </w:rPr>
   </w:style>
   <w:style w:type="paragraph" w:styleId="Chthchbng1">
@@ -41615,7 +41405,7 @@
     <w:rPr>
       <w:sz w:val="26"/>
       <w:szCs w:val="26"/>
-      <w:lang w:val="en-US" w:eastAsia="en-US"/>
+      <w:lang w:val="vi-VN" w:eastAsia="vi-VN"/>
     </w:rPr>
   </w:style>
   <w:style w:type="paragraph" w:styleId="Tiu11">
@@ -41634,7 +41424,7 @@
       <w:sz w:val="36"/>
       <w:szCs w:val="36"/>
       <w:shd w:fill="FFFFFF" w:val="clear"/>
-      <w:lang w:val="en-US" w:eastAsia="en-US"/>
+      <w:lang w:val="vi-VN" w:eastAsia="vi-VN"/>
     </w:rPr>
   </w:style>
   <w:style w:type="numbering" w:styleId="WW8Num1">
@@ -41772,7 +41562,7 @@
 </w:styles>
 </file>
 
-<file path=./word/theme/theme1.xml><?xml version="1.0" encoding="utf-8"?>
+<file path=word/theme/theme1.xml><?xml version="1.0" encoding="utf-8"?>
 <a:theme xmlns:a="http://schemas.openxmlformats.org/drawingml/2006/main" xmlns:r="http://schemas.openxmlformats.org/officeDocument/2006/relationships" name="Office">
   <a:themeElements>
     <a:clrScheme name="LibreOffice">
